--- a/trikekoto_app/docs/TrikeKoTo-User-Manual.docx
+++ b/trikekoto_app/docs/TrikeKoTo-User-Manual.docx
@@ -59,7 +59,7 @@
           <w:sz w:val="24"/>
           <w:szCs w:val="24"/>
         </w:rPr>
-        <w:t xml:space="preserve">Version 1.0.4 (5)</w:t>
+        <w:t xml:space="preserve">Version 1.0.5 (6)</w:t>
       </w:r>
     </w:p>
     <w:p>
@@ -278,7 +278,7 @@
         <w:rPr>
           <w:rFonts w:ascii="Calibri" w:cs="Calibri" w:eastAsia="Calibri" w:hAnsi="Calibri"/>
         </w:rPr>
-        <w:t xml:space="preserve">This manual describes version 1.0.4 (5). The version is printed at the bottom of the landing screen, the driver screen, the commuter Profile screen and the ID verification screen.</w:t>
+        <w:t xml:space="preserve">This manual describes version 1.0.5 (6). The version is printed at the bottom of the landing screen, the driver screen, the commuter Profile screen and the ID verification screen.</w:t>
       </w:r>
     </w:p>
     <w:p>

--- a/trikekoto_app/docs/TrikeKoTo-User-Manual.docx
+++ b/trikekoto_app/docs/TrikeKoTo-User-Manual.docx
@@ -1423,19 +1423,49 @@
     </w:p>
     <w:p>
       <w:pPr>
-        <w:pBdr>
-          <w:top w:val="single" w:color="BFBFBF" w:sz="4"/>
-          <w:bottom w:val="single" w:color="BFBFBF" w:sz="4"/>
-        </w:pBdr>
+        <w:keepNext/>
         <w:spacing w:after="60" w:before="160"/>
         <w:jc w:val="center"/>
       </w:pPr>
       <w:r>
-        <w:rPr>
-          <w:rFonts w:ascii="Calibri" w:cs="Calibri" w:eastAsia="Calibri" w:hAnsi="Calibri"/>
-          <w:color w:val="8C8C8C"/>
-        </w:rPr>
-        <w:t xml:space="preserve">[ Insert screenshot here ]</w:t>
+        <w:drawing>
+          <wp:inline distT="0" distB="0" distL="0" distR="0">
+            <wp:extent cx="1628775" cy="4762500"/>
+            <wp:effectExtent t="0" r="0" b="0" l="0"/>
+            <wp:docPr id="1" name="fig-1-id-verification.png" descr="Figure 1. The ID verification screen" title="Figure 1. The ID verification screen"/>
+            <wp:cNvGraphicFramePr>
+              <a:graphicFrameLocks xmlns:a="http://schemas.openxmlformats.org/drawingml/2006/main" noChangeAspect="1"/>
+            </wp:cNvGraphicFramePr>
+            <a:graphic xmlns:a="http://schemas.openxmlformats.org/drawingml/2006/main">
+              <a:graphicData uri="http://schemas.openxmlformats.org/drawingml/2006/picture">
+                <pic:pic xmlns:pic="http://schemas.openxmlformats.org/drawingml/2006/picture">
+                  <pic:nvPicPr>
+                    <pic:cNvPr id="0" name="" descr=""/>
+                    <pic:cNvPicPr>
+                      <a:picLocks noChangeAspect="1" noChangeArrowheads="1"/>
+                    </pic:cNvPicPr>
+                  </pic:nvPicPr>
+                  <pic:blipFill>
+                    <a:blip r:embed="rId8" cstate="none"/>
+                    <a:srcRect/>
+                    <a:stretch>
+                      <a:fillRect/>
+                    </a:stretch>
+                  </pic:blipFill>
+                  <pic:spPr bwMode="auto">
+                    <a:xfrm>
+                      <a:off x="0" y="0"/>
+                      <a:ext cx="1628775" cy="4762500"/>
+                    </a:xfrm>
+                    <a:prstGeom prst="rect">
+                      <a:avLst/>
+                    </a:prstGeom>
+                  </pic:spPr>
+                </pic:pic>
+              </a:graphicData>
+            </a:graphic>
+          </wp:inline>
+        </w:drawing>
       </w:r>
     </w:p>
     <w:p>
@@ -2346,19 +2376,49 @@
     </w:p>
     <w:p>
       <w:pPr>
-        <w:pBdr>
-          <w:top w:val="single" w:color="BFBFBF" w:sz="4"/>
-          <w:bottom w:val="single" w:color="BFBFBF" w:sz="4"/>
-        </w:pBdr>
+        <w:keepNext/>
         <w:spacing w:after="60" w:before="160"/>
         <w:jc w:val="center"/>
       </w:pPr>
       <w:r>
-        <w:rPr>
-          <w:rFonts w:ascii="Calibri" w:cs="Calibri" w:eastAsia="Calibri" w:hAnsi="Calibri"/>
-          <w:color w:val="8C8C8C"/>
-        </w:rPr>
-        <w:t xml:space="preserve">[ Insert screenshot here ]</w:t>
+        <w:drawing>
+          <wp:inline distT="0" distB="0" distL="0" distR="0">
+            <wp:extent cx="2200275" cy="4762500"/>
+            <wp:effectExtent t="0" r="0" b="0" l="0"/>
+            <wp:docPr id="1" name="fig-2-sign-in.png" descr="Figure 2. Signing in with a mobile number" title="Figure 2. Signing in with a mobile number"/>
+            <wp:cNvGraphicFramePr>
+              <a:graphicFrameLocks xmlns:a="http://schemas.openxmlformats.org/drawingml/2006/main" noChangeAspect="1"/>
+            </wp:cNvGraphicFramePr>
+            <a:graphic xmlns:a="http://schemas.openxmlformats.org/drawingml/2006/main">
+              <a:graphicData uri="http://schemas.openxmlformats.org/drawingml/2006/picture">
+                <pic:pic xmlns:pic="http://schemas.openxmlformats.org/drawingml/2006/picture">
+                  <pic:nvPicPr>
+                    <pic:cNvPr id="0" name="" descr=""/>
+                    <pic:cNvPicPr>
+                      <a:picLocks noChangeAspect="1" noChangeArrowheads="1"/>
+                    </pic:cNvPicPr>
+                  </pic:nvPicPr>
+                  <pic:blipFill>
+                    <a:blip r:embed="rId9" cstate="none"/>
+                    <a:srcRect/>
+                    <a:stretch>
+                      <a:fillRect/>
+                    </a:stretch>
+                  </pic:blipFill>
+                  <pic:spPr bwMode="auto">
+                    <a:xfrm>
+                      <a:off x="0" y="0"/>
+                      <a:ext cx="2200275" cy="4762500"/>
+                    </a:xfrm>
+                    <a:prstGeom prst="rect">
+                      <a:avLst/>
+                    </a:prstGeom>
+                  </pic:spPr>
+                </pic:pic>
+              </a:graphicData>
+            </a:graphic>
+          </wp:inline>
+        </w:drawing>
       </w:r>
     </w:p>
     <w:p>
@@ -2414,19 +2474,49 @@
     </w:p>
     <w:p>
       <w:pPr>
-        <w:pBdr>
-          <w:top w:val="single" w:color="BFBFBF" w:sz="4"/>
-          <w:bottom w:val="single" w:color="BFBFBF" w:sz="4"/>
-        </w:pBdr>
+        <w:keepNext/>
         <w:spacing w:after="60" w:before="160"/>
         <w:jc w:val="center"/>
       </w:pPr>
       <w:r>
-        <w:rPr>
-          <w:rFonts w:ascii="Calibri" w:cs="Calibri" w:eastAsia="Calibri" w:hAnsi="Calibri"/>
-          <w:color w:val="8C8C8C"/>
-        </w:rPr>
-        <w:t xml:space="preserve">[ Insert screenshot here ]</w:t>
+        <w:drawing>
+          <wp:inline distT="0" distB="0" distL="0" distR="0">
+            <wp:extent cx="2200275" cy="4762500"/>
+            <wp:effectExtent t="0" r="0" b="0" l="0"/>
+            <wp:docPr id="1" name="fig-3-booking.png" descr="Figure 3. The booking screen" title="Figure 3. The booking screen"/>
+            <wp:cNvGraphicFramePr>
+              <a:graphicFrameLocks xmlns:a="http://schemas.openxmlformats.org/drawingml/2006/main" noChangeAspect="1"/>
+            </wp:cNvGraphicFramePr>
+            <a:graphic xmlns:a="http://schemas.openxmlformats.org/drawingml/2006/main">
+              <a:graphicData uri="http://schemas.openxmlformats.org/drawingml/2006/picture">
+                <pic:pic xmlns:pic="http://schemas.openxmlformats.org/drawingml/2006/picture">
+                  <pic:nvPicPr>
+                    <pic:cNvPr id="0" name="" descr=""/>
+                    <pic:cNvPicPr>
+                      <a:picLocks noChangeAspect="1" noChangeArrowheads="1"/>
+                    </pic:cNvPicPr>
+                  </pic:nvPicPr>
+                  <pic:blipFill>
+                    <a:blip r:embed="rId10" cstate="none"/>
+                    <a:srcRect/>
+                    <a:stretch>
+                      <a:fillRect/>
+                    </a:stretch>
+                  </pic:blipFill>
+                  <pic:spPr bwMode="auto">
+                    <a:xfrm>
+                      <a:off x="0" y="0"/>
+                      <a:ext cx="2200275" cy="4762500"/>
+                    </a:xfrm>
+                    <a:prstGeom prst="rect">
+                      <a:avLst/>
+                    </a:prstGeom>
+                  </pic:spPr>
+                </pic:pic>
+              </a:graphicData>
+            </a:graphic>
+          </wp:inline>
+        </w:drawing>
       </w:r>
     </w:p>
     <w:p>
@@ -2832,19 +2922,49 @@
     </w:p>
     <w:p>
       <w:pPr>
-        <w:pBdr>
-          <w:top w:val="single" w:color="BFBFBF" w:sz="4"/>
-          <w:bottom w:val="single" w:color="BFBFBF" w:sz="4"/>
-        </w:pBdr>
+        <w:keepNext/>
         <w:spacing w:after="60" w:before="160"/>
         <w:jc w:val="center"/>
       </w:pPr>
       <w:r>
-        <w:rPr>
-          <w:rFonts w:ascii="Calibri" w:cs="Calibri" w:eastAsia="Calibri" w:hAnsi="Calibri"/>
-          <w:color w:val="8C8C8C"/>
-        </w:rPr>
-        <w:t xml:space="preserve">[ Insert screenshot here ]</w:t>
+        <w:drawing>
+          <wp:inline distT="0" distB="0" distL="0" distR="0">
+            <wp:extent cx="2200275" cy="4762500"/>
+            <wp:effectExtent t="0" r="0" b="0" l="0"/>
+            <wp:docPr id="1" name="fig-4-tracking.png" descr="Figure 4. Tracking an accepted ride" title="Figure 4. Tracking an accepted ride"/>
+            <wp:cNvGraphicFramePr>
+              <a:graphicFrameLocks xmlns:a="http://schemas.openxmlformats.org/drawingml/2006/main" noChangeAspect="1"/>
+            </wp:cNvGraphicFramePr>
+            <a:graphic xmlns:a="http://schemas.openxmlformats.org/drawingml/2006/main">
+              <a:graphicData uri="http://schemas.openxmlformats.org/drawingml/2006/picture">
+                <pic:pic xmlns:pic="http://schemas.openxmlformats.org/drawingml/2006/picture">
+                  <pic:nvPicPr>
+                    <pic:cNvPr id="0" name="" descr=""/>
+                    <pic:cNvPicPr>
+                      <a:picLocks noChangeAspect="1" noChangeArrowheads="1"/>
+                    </pic:cNvPicPr>
+                  </pic:nvPicPr>
+                  <pic:blipFill>
+                    <a:blip r:embed="rId11" cstate="none"/>
+                    <a:srcRect/>
+                    <a:stretch>
+                      <a:fillRect/>
+                    </a:stretch>
+                  </pic:blipFill>
+                  <pic:spPr bwMode="auto">
+                    <a:xfrm>
+                      <a:off x="0" y="0"/>
+                      <a:ext cx="2200275" cy="4762500"/>
+                    </a:xfrm>
+                    <a:prstGeom prst="rect">
+                      <a:avLst/>
+                    </a:prstGeom>
+                  </pic:spPr>
+                </pic:pic>
+              </a:graphicData>
+            </a:graphic>
+          </wp:inline>
+        </w:drawing>
       </w:r>
     </w:p>
     <w:p>
@@ -4439,19 +4559,49 @@
     </w:p>
     <w:p>
       <w:pPr>
-        <w:pBdr>
-          <w:top w:val="single" w:color="BFBFBF" w:sz="4"/>
-          <w:bottom w:val="single" w:color="BFBFBF" w:sz="4"/>
-        </w:pBdr>
+        <w:keepNext/>
         <w:spacing w:after="60" w:before="160"/>
         <w:jc w:val="center"/>
       </w:pPr>
       <w:r>
-        <w:rPr>
-          <w:rFonts w:ascii="Calibri" w:cs="Calibri" w:eastAsia="Calibri" w:hAnsi="Calibri"/>
-          <w:color w:val="8C8C8C"/>
-        </w:rPr>
-        <w:t xml:space="preserve">[ Insert screenshot here ]</w:t>
+        <w:drawing>
+          <wp:inline distT="0" distB="0" distL="0" distR="0">
+            <wp:extent cx="2200275" cy="4762500"/>
+            <wp:effectExtent t="0" r="0" b="0" l="0"/>
+            <wp:docPr id="1" name="fig-5-driver-online.png" descr="Figure 5. The driver screen with the Online switch" title="Figure 5. The driver screen with the Online switch"/>
+            <wp:cNvGraphicFramePr>
+              <a:graphicFrameLocks xmlns:a="http://schemas.openxmlformats.org/drawingml/2006/main" noChangeAspect="1"/>
+            </wp:cNvGraphicFramePr>
+            <a:graphic xmlns:a="http://schemas.openxmlformats.org/drawingml/2006/main">
+              <a:graphicData uri="http://schemas.openxmlformats.org/drawingml/2006/picture">
+                <pic:pic xmlns:pic="http://schemas.openxmlformats.org/drawingml/2006/picture">
+                  <pic:nvPicPr>
+                    <pic:cNvPr id="0" name="" descr=""/>
+                    <pic:cNvPicPr>
+                      <a:picLocks noChangeAspect="1" noChangeArrowheads="1"/>
+                    </pic:cNvPicPr>
+                  </pic:nvPicPr>
+                  <pic:blipFill>
+                    <a:blip r:embed="rId12" cstate="none"/>
+                    <a:srcRect/>
+                    <a:stretch>
+                      <a:fillRect/>
+                    </a:stretch>
+                  </pic:blipFill>
+                  <pic:spPr bwMode="auto">
+                    <a:xfrm>
+                      <a:off x="0" y="0"/>
+                      <a:ext cx="2200275" cy="4762500"/>
+                    </a:xfrm>
+                    <a:prstGeom prst="rect">
+                      <a:avLst/>
+                    </a:prstGeom>
+                  </pic:spPr>
+                </pic:pic>
+              </a:graphicData>
+            </a:graphic>
+          </wp:inline>
+        </w:drawing>
       </w:r>
     </w:p>
     <w:p>
@@ -5164,19 +5314,49 @@
     </w:p>
     <w:p>
       <w:pPr>
-        <w:pBdr>
-          <w:top w:val="single" w:color="BFBFBF" w:sz="4"/>
-          <w:bottom w:val="single" w:color="BFBFBF" w:sz="4"/>
-        </w:pBdr>
+        <w:keepNext/>
         <w:spacing w:after="60" w:before="160"/>
         <w:jc w:val="center"/>
       </w:pPr>
       <w:r>
-        <w:rPr>
-          <w:rFonts w:ascii="Calibri" w:cs="Calibri" w:eastAsia="Calibri" w:hAnsi="Calibri"/>
-          <w:color w:val="8C8C8C"/>
-        </w:rPr>
-        <w:t xml:space="preserve">[ Insert screenshot here ]</w:t>
+        <w:drawing>
+          <wp:inline distT="0" distB="0" distL="0" distR="0">
+            <wp:extent cx="1190625" cy="4762500"/>
+            <wp:effectExtent t="0" r="0" b="0" l="0"/>
+            <wp:docPr id="1" name="fig-6-admin-dashboard.png" descr="Figure 6. The administrator dashboard" title="Figure 6. The administrator dashboard"/>
+            <wp:cNvGraphicFramePr>
+              <a:graphicFrameLocks xmlns:a="http://schemas.openxmlformats.org/drawingml/2006/main" noChangeAspect="1"/>
+            </wp:cNvGraphicFramePr>
+            <a:graphic xmlns:a="http://schemas.openxmlformats.org/drawingml/2006/main">
+              <a:graphicData uri="http://schemas.openxmlformats.org/drawingml/2006/picture">
+                <pic:pic xmlns:pic="http://schemas.openxmlformats.org/drawingml/2006/picture">
+                  <pic:nvPicPr>
+                    <pic:cNvPr id="0" name="" descr=""/>
+                    <pic:cNvPicPr>
+                      <a:picLocks noChangeAspect="1" noChangeArrowheads="1"/>
+                    </pic:cNvPicPr>
+                  </pic:nvPicPr>
+                  <pic:blipFill>
+                    <a:blip r:embed="rId13" cstate="none"/>
+                    <a:srcRect/>
+                    <a:stretch>
+                      <a:fillRect/>
+                    </a:stretch>
+                  </pic:blipFill>
+                  <pic:spPr bwMode="auto">
+                    <a:xfrm>
+                      <a:off x="0" y="0"/>
+                      <a:ext cx="1190625" cy="4762500"/>
+                    </a:xfrm>
+                    <a:prstGeom prst="rect">
+                      <a:avLst/>
+                    </a:prstGeom>
+                  </pic:spPr>
+                </pic:pic>
+              </a:graphicData>
+            </a:graphic>
+          </wp:inline>
+        </w:drawing>
       </w:r>
     </w:p>
     <w:p>
@@ -5845,19 +6025,49 @@
     </w:p>
     <w:p>
       <w:pPr>
-        <w:pBdr>
-          <w:top w:val="single" w:color="BFBFBF" w:sz="4"/>
-          <w:bottom w:val="single" w:color="BFBFBF" w:sz="4"/>
-        </w:pBdr>
+        <w:keepNext/>
         <w:spacing w:after="60" w:before="160"/>
         <w:jc w:val="center"/>
       </w:pPr>
       <w:r>
-        <w:rPr>
-          <w:rFonts w:ascii="Calibri" w:cs="Calibri" w:eastAsia="Calibri" w:hAnsi="Calibri"/>
-          <w:color w:val="8C8C8C"/>
-        </w:rPr>
-        <w:t xml:space="preserve">[ Insert screenshot here ]</w:t>
+        <w:drawing>
+          <wp:inline distT="0" distB="0" distL="0" distR="0">
+            <wp:extent cx="2476500" cy="3048000"/>
+            <wp:effectExtent t="0" r="0" b="0" l="0"/>
+            <wp:docPr id="1" name="fig-7-id-review.png" descr="Figure 7. Reviewing a submitted ID" title="Figure 7. Reviewing a submitted ID"/>
+            <wp:cNvGraphicFramePr>
+              <a:graphicFrameLocks xmlns:a="http://schemas.openxmlformats.org/drawingml/2006/main" noChangeAspect="1"/>
+            </wp:cNvGraphicFramePr>
+            <a:graphic xmlns:a="http://schemas.openxmlformats.org/drawingml/2006/main">
+              <a:graphicData uri="http://schemas.openxmlformats.org/drawingml/2006/picture">
+                <pic:pic xmlns:pic="http://schemas.openxmlformats.org/drawingml/2006/picture">
+                  <pic:nvPicPr>
+                    <pic:cNvPr id="0" name="" descr=""/>
+                    <pic:cNvPicPr>
+                      <a:picLocks noChangeAspect="1" noChangeArrowheads="1"/>
+                    </pic:cNvPicPr>
+                  </pic:nvPicPr>
+                  <pic:blipFill>
+                    <a:blip r:embed="rId14" cstate="none"/>
+                    <a:srcRect/>
+                    <a:stretch>
+                      <a:fillRect/>
+                    </a:stretch>
+                  </pic:blipFill>
+                  <pic:spPr bwMode="auto">
+                    <a:xfrm>
+                      <a:off x="0" y="0"/>
+                      <a:ext cx="2476500" cy="3048000"/>
+                    </a:xfrm>
+                    <a:prstGeom prst="rect">
+                      <a:avLst/>
+                    </a:prstGeom>
+                  </pic:spPr>
+                </pic:pic>
+              </a:graphicData>
+            </a:graphic>
+          </wp:inline>
+        </w:drawing>
       </w:r>
     </w:p>
     <w:p>

--- a/trikekoto_app/docs/TrikeKoTo-User-Manual.docx
+++ b/trikekoto_app/docs/TrikeKoTo-User-Manual.docx
@@ -59,7 +59,7 @@
           <w:sz w:val="24"/>
           <w:szCs w:val="24"/>
         </w:rPr>
-        <w:t xml:space="preserve">Version 1.0.5 (6)</w:t>
+        <w:t xml:space="preserve">Version 1.0.6 (7)</w:t>
       </w:r>
     </w:p>
     <w:p>
@@ -278,7 +278,7 @@
         <w:rPr>
           <w:rFonts w:ascii="Calibri" w:cs="Calibri" w:eastAsia="Calibri" w:hAnsi="Calibri"/>
         </w:rPr>
-        <w:t xml:space="preserve">This manual describes version 1.0.5 (6). The version is printed at the bottom of the landing screen, the driver screen, the commuter Profile screen and the ID verification screen.</w:t>
+        <w:t xml:space="preserve">This manual describes version 1.0.6 (7). The version is printed at the bottom of the landing screen, the driver screen, the commuter Profile screen and the ID verification screen.</w:t>
       </w:r>
     </w:p>
     <w:p>
@@ -1430,7 +1430,7 @@
       <w:r>
         <w:drawing>
           <wp:inline distT="0" distB="0" distL="0" distR="0">
-            <wp:extent cx="1628775" cy="4762500"/>
+            <wp:extent cx="1581150" cy="4762500"/>
             <wp:effectExtent t="0" r="0" b="0" l="0"/>
             <wp:docPr id="1" name="fig-1-id-verification.png" descr="Figure 1. The ID verification screen" title="Figure 1. The ID verification screen"/>
             <wp:cNvGraphicFramePr>
@@ -1455,7 +1455,7 @@
                   <pic:spPr bwMode="auto">
                     <a:xfrm>
                       <a:off x="0" y="0"/>
-                      <a:ext cx="1628775" cy="4762500"/>
+                      <a:ext cx="1581150" cy="4762500"/>
                     </a:xfrm>
                     <a:prstGeom prst="rect">
                       <a:avLst/>
@@ -1539,7 +1539,7 @@
         <w:rPr>
           <w:rFonts w:ascii="Calibri" w:cs="Calibri" w:eastAsia="Calibri" w:hAnsi="Calibri"/>
         </w:rPr>
-        <w:t xml:space="preserve"> (ID number).</w:t>
+        <w:t xml:space="preserve"> (ID number), without dashes or spaces. The box accepts only as many characters as that ID uses, and says how many below it (see the table).</w:t>
       </w:r>
     </w:p>
     <w:p>
@@ -1678,6 +1678,501 @@
         </w:rPr>
         <w:t xml:space="preserve"> (Waiting for review). You do not need to keep it open.</w:t>
       </w:r>
+    </w:p>
+    <w:tbl>
+      <w:tblPr>
+        <w:tblW w:type="dxa" w:w="9360"/>
+        <w:tblBorders>
+          <w:top w:val="single" w:color="auto" w:sz="4"/>
+          <w:left w:val="single" w:color="auto" w:sz="4"/>
+          <w:bottom w:val="single" w:color="auto" w:sz="4"/>
+          <w:right w:val="single" w:color="auto" w:sz="4"/>
+          <w:insideH w:val="single" w:color="auto" w:sz="4"/>
+          <w:insideV w:val="single" w:color="auto" w:sz="4"/>
+        </w:tblBorders>
+      </w:tblPr>
+      <w:tblGrid>
+        <w:gridCol w:w="4200"/>
+        <w:gridCol w:w="5160"/>
+      </w:tblGrid>
+      <w:tr>
+        <w:trPr>
+          <w:tblHeader/>
+        </w:trPr>
+        <w:tc>
+          <w:tcPr>
+            <w:tcW w:type="dxa" w:w="4200"/>
+            <w:tcBorders>
+              <w:top w:val="single" w:color="BFBFBF" w:sz="4"/>
+              <w:left w:val="single" w:color="BFBFBF" w:sz="4"/>
+              <w:bottom w:val="single" w:color="BFBFBF" w:sz="4"/>
+              <w:right w:val="single" w:color="BFBFBF" w:sz="4"/>
+            </w:tcBorders>
+            <w:shd w:fill="DCE6F1" w:color="auto" w:val="clear"/>
+            <w:tcMar>
+              <w:top w:type="dxa" w:w="60"/>
+              <w:left w:type="dxa" w:w="100"/>
+              <w:bottom w:type="dxa" w:w="60"/>
+              <w:right w:type="dxa" w:w="100"/>
+            </w:tcMar>
+          </w:tcPr>
+          <w:p>
+            <w:pPr>
+              <w:spacing w:after="0" w:line="276"/>
+            </w:pPr>
+            <w:r>
+              <w:rPr>
+                <w:rFonts w:ascii="Calibri" w:cs="Calibri" w:eastAsia="Calibri" w:hAnsi="Calibri"/>
+                <w:b/>
+                <w:bCs/>
+              </w:rPr>
+              <w:t xml:space="preserve">ID</w:t>
+            </w:r>
+          </w:p>
+        </w:tc>
+        <w:tc>
+          <w:tcPr>
+            <w:tcW w:type="dxa" w:w="5160"/>
+            <w:tcBorders>
+              <w:top w:val="single" w:color="BFBFBF" w:sz="4"/>
+              <w:left w:val="single" w:color="BFBFBF" w:sz="4"/>
+              <w:bottom w:val="single" w:color="BFBFBF" w:sz="4"/>
+              <w:right w:val="single" w:color="BFBFBF" w:sz="4"/>
+            </w:tcBorders>
+            <w:shd w:fill="DCE6F1" w:color="auto" w:val="clear"/>
+            <w:tcMar>
+              <w:top w:type="dxa" w:w="60"/>
+              <w:left w:type="dxa" w:w="100"/>
+              <w:bottom w:type="dxa" w:w="60"/>
+              <w:right w:type="dxa" w:w="100"/>
+            </w:tcMar>
+          </w:tcPr>
+          <w:p>
+            <w:pPr>
+              <w:spacing w:after="0" w:line="276"/>
+            </w:pPr>
+            <w:r>
+              <w:rPr>
+                <w:rFonts w:ascii="Calibri" w:cs="Calibri" w:eastAsia="Calibri" w:hAnsi="Calibri"/>
+                <w:b/>
+                <w:bCs/>
+              </w:rPr>
+              <w:t xml:space="preserve">ID number</w:t>
+            </w:r>
+          </w:p>
+        </w:tc>
+      </w:tr>
+      <w:tr>
+        <w:tc>
+          <w:tcPr>
+            <w:tcW w:type="dxa" w:w="4200"/>
+            <w:tcBorders>
+              <w:top w:val="single" w:color="BFBFBF" w:sz="4"/>
+              <w:left w:val="single" w:color="BFBFBF" w:sz="4"/>
+              <w:bottom w:val="single" w:color="BFBFBF" w:sz="4"/>
+              <w:right w:val="single" w:color="BFBFBF" w:sz="4"/>
+            </w:tcBorders>
+            <w:tcMar>
+              <w:top w:type="dxa" w:w="60"/>
+              <w:left w:type="dxa" w:w="100"/>
+              <w:bottom w:type="dxa" w:w="60"/>
+              <w:right w:type="dxa" w:w="100"/>
+            </w:tcMar>
+          </w:tcPr>
+          <w:p>
+            <w:pPr>
+              <w:spacing w:after="0" w:line="276"/>
+            </w:pPr>
+            <w:r>
+              <w:rPr>
+                <w:rFonts w:ascii="Calibri" w:cs="Calibri" w:eastAsia="Calibri" w:hAnsi="Calibri"/>
+              </w:rPr>
+              <w:t xml:space="preserve">PhilSys National ID</w:t>
+            </w:r>
+          </w:p>
+        </w:tc>
+        <w:tc>
+          <w:tcPr>
+            <w:tcW w:type="dxa" w:w="5160"/>
+            <w:tcBorders>
+              <w:top w:val="single" w:color="BFBFBF" w:sz="4"/>
+              <w:left w:val="single" w:color="BFBFBF" w:sz="4"/>
+              <w:bottom w:val="single" w:color="BFBFBF" w:sz="4"/>
+              <w:right w:val="single" w:color="BFBFBF" w:sz="4"/>
+            </w:tcBorders>
+            <w:tcMar>
+              <w:top w:type="dxa" w:w="60"/>
+              <w:left w:type="dxa" w:w="100"/>
+              <w:bottom w:type="dxa" w:w="60"/>
+              <w:right w:type="dxa" w:w="100"/>
+            </w:tcMar>
+          </w:tcPr>
+          <w:p>
+            <w:pPr>
+              <w:spacing w:after="0" w:line="276"/>
+            </w:pPr>
+            <w:r>
+              <w:rPr>
+                <w:rFonts w:ascii="Calibri" w:cs="Calibri" w:eastAsia="Calibri" w:hAnsi="Calibri"/>
+              </w:rPr>
+              <w:t xml:space="preserve">Exactly 16 digits</w:t>
+            </w:r>
+          </w:p>
+        </w:tc>
+      </w:tr>
+      <w:tr>
+        <w:tc>
+          <w:tcPr>
+            <w:tcW w:type="dxa" w:w="4200"/>
+            <w:tcBorders>
+              <w:top w:val="single" w:color="BFBFBF" w:sz="4"/>
+              <w:left w:val="single" w:color="BFBFBF" w:sz="4"/>
+              <w:bottom w:val="single" w:color="BFBFBF" w:sz="4"/>
+              <w:right w:val="single" w:color="BFBFBF" w:sz="4"/>
+            </w:tcBorders>
+            <w:tcMar>
+              <w:top w:type="dxa" w:w="60"/>
+              <w:left w:type="dxa" w:w="100"/>
+              <w:bottom w:type="dxa" w:w="60"/>
+              <w:right w:type="dxa" w:w="100"/>
+            </w:tcMar>
+          </w:tcPr>
+          <w:p>
+            <w:pPr>
+              <w:spacing w:after="0" w:line="276"/>
+            </w:pPr>
+            <w:r>
+              <w:rPr>
+                <w:rFonts w:ascii="Calibri" w:cs="Calibri" w:eastAsia="Calibri" w:hAnsi="Calibri"/>
+              </w:rPr>
+              <w:t xml:space="preserve">Driver’s License (LTO)</w:t>
+            </w:r>
+          </w:p>
+        </w:tc>
+        <w:tc>
+          <w:tcPr>
+            <w:tcW w:type="dxa" w:w="5160"/>
+            <w:tcBorders>
+              <w:top w:val="single" w:color="BFBFBF" w:sz="4"/>
+              <w:left w:val="single" w:color="BFBFBF" w:sz="4"/>
+              <w:bottom w:val="single" w:color="BFBFBF" w:sz="4"/>
+              <w:right w:val="single" w:color="BFBFBF" w:sz="4"/>
+            </w:tcBorders>
+            <w:tcMar>
+              <w:top w:type="dxa" w:w="60"/>
+              <w:left w:type="dxa" w:w="100"/>
+              <w:bottom w:type="dxa" w:w="60"/>
+              <w:right w:type="dxa" w:w="100"/>
+            </w:tcMar>
+          </w:tcPr>
+          <w:p>
+            <w:pPr>
+              <w:spacing w:after="0" w:line="276"/>
+            </w:pPr>
+            <w:r>
+              <w:rPr>
+                <w:rFonts w:ascii="Calibri" w:cs="Calibri" w:eastAsia="Calibri" w:hAnsi="Calibri"/>
+              </w:rPr>
+              <w:t xml:space="preserve">Exactly 11 letters or digits (a letter and 10 digits)</w:t>
+            </w:r>
+          </w:p>
+        </w:tc>
+      </w:tr>
+      <w:tr>
+        <w:tc>
+          <w:tcPr>
+            <w:tcW w:type="dxa" w:w="4200"/>
+            <w:tcBorders>
+              <w:top w:val="single" w:color="BFBFBF" w:sz="4"/>
+              <w:left w:val="single" w:color="BFBFBF" w:sz="4"/>
+              <w:bottom w:val="single" w:color="BFBFBF" w:sz="4"/>
+              <w:right w:val="single" w:color="BFBFBF" w:sz="4"/>
+            </w:tcBorders>
+            <w:tcMar>
+              <w:top w:type="dxa" w:w="60"/>
+              <w:left w:type="dxa" w:w="100"/>
+              <w:bottom w:type="dxa" w:w="60"/>
+              <w:right w:type="dxa" w:w="100"/>
+            </w:tcMar>
+          </w:tcPr>
+          <w:p>
+            <w:pPr>
+              <w:spacing w:after="0" w:line="276"/>
+            </w:pPr>
+            <w:r>
+              <w:rPr>
+                <w:rFonts w:ascii="Calibri" w:cs="Calibri" w:eastAsia="Calibri" w:hAnsi="Calibri"/>
+              </w:rPr>
+              <w:t xml:space="preserve">UMID, PhilHealth ID</w:t>
+            </w:r>
+          </w:p>
+        </w:tc>
+        <w:tc>
+          <w:tcPr>
+            <w:tcW w:type="dxa" w:w="5160"/>
+            <w:tcBorders>
+              <w:top w:val="single" w:color="BFBFBF" w:sz="4"/>
+              <w:left w:val="single" w:color="BFBFBF" w:sz="4"/>
+              <w:bottom w:val="single" w:color="BFBFBF" w:sz="4"/>
+              <w:right w:val="single" w:color="BFBFBF" w:sz="4"/>
+            </w:tcBorders>
+            <w:tcMar>
+              <w:top w:type="dxa" w:w="60"/>
+              <w:left w:type="dxa" w:w="100"/>
+              <w:bottom w:type="dxa" w:w="60"/>
+              <w:right w:type="dxa" w:w="100"/>
+            </w:tcMar>
+          </w:tcPr>
+          <w:p>
+            <w:pPr>
+              <w:spacing w:after="0" w:line="276"/>
+            </w:pPr>
+            <w:r>
+              <w:rPr>
+                <w:rFonts w:ascii="Calibri" w:cs="Calibri" w:eastAsia="Calibri" w:hAnsi="Calibri"/>
+              </w:rPr>
+              <w:t xml:space="preserve">Exactly 12 digits</w:t>
+            </w:r>
+          </w:p>
+        </w:tc>
+      </w:tr>
+      <w:tr>
+        <w:tc>
+          <w:tcPr>
+            <w:tcW w:type="dxa" w:w="4200"/>
+            <w:tcBorders>
+              <w:top w:val="single" w:color="BFBFBF" w:sz="4"/>
+              <w:left w:val="single" w:color="BFBFBF" w:sz="4"/>
+              <w:bottom w:val="single" w:color="BFBFBF" w:sz="4"/>
+              <w:right w:val="single" w:color="BFBFBF" w:sz="4"/>
+            </w:tcBorders>
+            <w:tcMar>
+              <w:top w:type="dxa" w:w="60"/>
+              <w:left w:type="dxa" w:w="100"/>
+              <w:bottom w:type="dxa" w:w="60"/>
+              <w:right w:type="dxa" w:w="100"/>
+            </w:tcMar>
+          </w:tcPr>
+          <w:p>
+            <w:pPr>
+              <w:spacing w:after="0" w:line="276"/>
+            </w:pPr>
+            <w:r>
+              <w:rPr>
+                <w:rFonts w:ascii="Calibri" w:cs="Calibri" w:eastAsia="Calibri" w:hAnsi="Calibri"/>
+              </w:rPr>
+              <w:t xml:space="preserve">Passport</w:t>
+            </w:r>
+          </w:p>
+        </w:tc>
+        <w:tc>
+          <w:tcPr>
+            <w:tcW w:type="dxa" w:w="5160"/>
+            <w:tcBorders>
+              <w:top w:val="single" w:color="BFBFBF" w:sz="4"/>
+              <w:left w:val="single" w:color="BFBFBF" w:sz="4"/>
+              <w:bottom w:val="single" w:color="BFBFBF" w:sz="4"/>
+              <w:right w:val="single" w:color="BFBFBF" w:sz="4"/>
+            </w:tcBorders>
+            <w:tcMar>
+              <w:top w:type="dxa" w:w="60"/>
+              <w:left w:type="dxa" w:w="100"/>
+              <w:bottom w:type="dxa" w:w="60"/>
+              <w:right w:type="dxa" w:w="100"/>
+            </w:tcMar>
+          </w:tcPr>
+          <w:p>
+            <w:pPr>
+              <w:spacing w:after="0" w:line="276"/>
+            </w:pPr>
+            <w:r>
+              <w:rPr>
+                <w:rFonts w:ascii="Calibri" w:cs="Calibri" w:eastAsia="Calibri" w:hAnsi="Calibri"/>
+              </w:rPr>
+              <w:t xml:space="preserve">Exactly 9 letters or digits</w:t>
+            </w:r>
+          </w:p>
+        </w:tc>
+      </w:tr>
+      <w:tr>
+        <w:tc>
+          <w:tcPr>
+            <w:tcW w:type="dxa" w:w="4200"/>
+            <w:tcBorders>
+              <w:top w:val="single" w:color="BFBFBF" w:sz="4"/>
+              <w:left w:val="single" w:color="BFBFBF" w:sz="4"/>
+              <w:bottom w:val="single" w:color="BFBFBF" w:sz="4"/>
+              <w:right w:val="single" w:color="BFBFBF" w:sz="4"/>
+            </w:tcBorders>
+            <w:tcMar>
+              <w:top w:type="dxa" w:w="60"/>
+              <w:left w:type="dxa" w:w="100"/>
+              <w:bottom w:type="dxa" w:w="60"/>
+              <w:right w:type="dxa" w:w="100"/>
+            </w:tcMar>
+          </w:tcPr>
+          <w:p>
+            <w:pPr>
+              <w:spacing w:after="0" w:line="276"/>
+            </w:pPr>
+            <w:r>
+              <w:rPr>
+                <w:rFonts w:ascii="Calibri" w:cs="Calibri" w:eastAsia="Calibri" w:hAnsi="Calibri"/>
+              </w:rPr>
+              <w:t xml:space="preserve">Postal ID</w:t>
+            </w:r>
+          </w:p>
+        </w:tc>
+        <w:tc>
+          <w:tcPr>
+            <w:tcW w:type="dxa" w:w="5160"/>
+            <w:tcBorders>
+              <w:top w:val="single" w:color="BFBFBF" w:sz="4"/>
+              <w:left w:val="single" w:color="BFBFBF" w:sz="4"/>
+              <w:bottom w:val="single" w:color="BFBFBF" w:sz="4"/>
+              <w:right w:val="single" w:color="BFBFBF" w:sz="4"/>
+            </w:tcBorders>
+            <w:tcMar>
+              <w:top w:type="dxa" w:w="60"/>
+              <w:left w:type="dxa" w:w="100"/>
+              <w:bottom w:type="dxa" w:w="60"/>
+              <w:right w:type="dxa" w:w="100"/>
+            </w:tcMar>
+          </w:tcPr>
+          <w:p>
+            <w:pPr>
+              <w:spacing w:after="0" w:line="276"/>
+            </w:pPr>
+            <w:r>
+              <w:rPr>
+                <w:rFonts w:ascii="Calibri" w:cs="Calibri" w:eastAsia="Calibri" w:hAnsi="Calibri"/>
+              </w:rPr>
+              <w:t xml:space="preserve">8 to 20 letters or digits</w:t>
+            </w:r>
+          </w:p>
+        </w:tc>
+      </w:tr>
+      <w:tr>
+        <w:tc>
+          <w:tcPr>
+            <w:tcW w:type="dxa" w:w="4200"/>
+            <w:tcBorders>
+              <w:top w:val="single" w:color="BFBFBF" w:sz="4"/>
+              <w:left w:val="single" w:color="BFBFBF" w:sz="4"/>
+              <w:bottom w:val="single" w:color="BFBFBF" w:sz="4"/>
+              <w:right w:val="single" w:color="BFBFBF" w:sz="4"/>
+            </w:tcBorders>
+            <w:tcMar>
+              <w:top w:type="dxa" w:w="60"/>
+              <w:left w:type="dxa" w:w="100"/>
+              <w:bottom w:type="dxa" w:w="60"/>
+              <w:right w:type="dxa" w:w="100"/>
+            </w:tcMar>
+          </w:tcPr>
+          <w:p>
+            <w:pPr>
+              <w:spacing w:after="0" w:line="276"/>
+            </w:pPr>
+            <w:r>
+              <w:rPr>
+                <w:rFonts w:ascii="Calibri" w:cs="Calibri" w:eastAsia="Calibri" w:hAnsi="Calibri"/>
+              </w:rPr>
+              <w:t xml:space="preserve">Voter’s ID</w:t>
+            </w:r>
+          </w:p>
+        </w:tc>
+        <w:tc>
+          <w:tcPr>
+            <w:tcW w:type="dxa" w:w="5160"/>
+            <w:tcBorders>
+              <w:top w:val="single" w:color="BFBFBF" w:sz="4"/>
+              <w:left w:val="single" w:color="BFBFBF" w:sz="4"/>
+              <w:bottom w:val="single" w:color="BFBFBF" w:sz="4"/>
+              <w:right w:val="single" w:color="BFBFBF" w:sz="4"/>
+            </w:tcBorders>
+            <w:tcMar>
+              <w:top w:type="dxa" w:w="60"/>
+              <w:left w:type="dxa" w:w="100"/>
+              <w:bottom w:type="dxa" w:w="60"/>
+              <w:right w:type="dxa" w:w="100"/>
+            </w:tcMar>
+          </w:tcPr>
+          <w:p>
+            <w:pPr>
+              <w:spacing w:after="0" w:line="276"/>
+            </w:pPr>
+            <w:r>
+              <w:rPr>
+                <w:rFonts w:ascii="Calibri" w:cs="Calibri" w:eastAsia="Calibri" w:hAnsi="Calibri"/>
+              </w:rPr>
+              <w:t xml:space="preserve">8 to 30 letters or digits</w:t>
+            </w:r>
+          </w:p>
+        </w:tc>
+      </w:tr>
+      <w:tr>
+        <w:tc>
+          <w:tcPr>
+            <w:tcW w:type="dxa" w:w="4200"/>
+            <w:tcBorders>
+              <w:top w:val="single" w:color="BFBFBF" w:sz="4"/>
+              <w:left w:val="single" w:color="BFBFBF" w:sz="4"/>
+              <w:bottom w:val="single" w:color="BFBFBF" w:sz="4"/>
+              <w:right w:val="single" w:color="BFBFBF" w:sz="4"/>
+            </w:tcBorders>
+            <w:tcMar>
+              <w:top w:type="dxa" w:w="60"/>
+              <w:left w:type="dxa" w:w="100"/>
+              <w:bottom w:type="dxa" w:w="60"/>
+              <w:right w:type="dxa" w:w="100"/>
+            </w:tcMar>
+          </w:tcPr>
+          <w:p>
+            <w:pPr>
+              <w:spacing w:after="0" w:line="276"/>
+            </w:pPr>
+            <w:r>
+              <w:rPr>
+                <w:rFonts w:ascii="Calibri" w:cs="Calibri" w:eastAsia="Calibri" w:hAnsi="Calibri"/>
+              </w:rPr>
+              <w:t xml:space="preserve">Senior Citizen, Student and Barangay ID</w:t>
+            </w:r>
+          </w:p>
+        </w:tc>
+        <w:tc>
+          <w:tcPr>
+            <w:tcW w:type="dxa" w:w="5160"/>
+            <w:tcBorders>
+              <w:top w:val="single" w:color="BFBFBF" w:sz="4"/>
+              <w:left w:val="single" w:color="BFBFBF" w:sz="4"/>
+              <w:bottom w:val="single" w:color="BFBFBF" w:sz="4"/>
+              <w:right w:val="single" w:color="BFBFBF" w:sz="4"/>
+            </w:tcBorders>
+            <w:tcMar>
+              <w:top w:type="dxa" w:w="60"/>
+              <w:left w:type="dxa" w:w="100"/>
+              <w:bottom w:type="dxa" w:w="60"/>
+              <w:right w:type="dxa" w:w="100"/>
+            </w:tcMar>
+          </w:tcPr>
+          <w:p>
+            <w:pPr>
+              <w:spacing w:after="0" w:line="276"/>
+            </w:pPr>
+            <w:r>
+              <w:rPr>
+                <w:rFonts w:ascii="Calibri" w:cs="Calibri" w:eastAsia="Calibri" w:hAnsi="Calibri"/>
+              </w:rPr>
+              <w:t xml:space="preserve">4 to 20 letters or digits</w:t>
+            </w:r>
+          </w:p>
+        </w:tc>
+      </w:tr>
+    </w:tbl>
+    <w:p>
+      <w:pPr>
+        <w:spacing w:after="120"/>
+      </w:pPr>
     </w:p>
     <w:p>
       <w:pPr>
@@ -2481,7 +2976,7 @@
       <w:r>
         <w:drawing>
           <wp:inline distT="0" distB="0" distL="0" distR="0">
-            <wp:extent cx="2200275" cy="4762500"/>
+            <wp:extent cx="1571625" cy="4762500"/>
             <wp:effectExtent t="0" r="0" b="0" l="0"/>
             <wp:docPr id="1" name="fig-3-booking.png" descr="Figure 3. The booking screen" title="Figure 3. The booking screen"/>
             <wp:cNvGraphicFramePr>
@@ -2506,7 +3001,7 @@
                   <pic:spPr bwMode="auto">
                     <a:xfrm>
                       <a:off x="0" y="0"/>
-                      <a:ext cx="2200275" cy="4762500"/>
+                      <a:ext cx="1571625" cy="4762500"/>
                     </a:xfrm>
                     <a:prstGeom prst="rect">
                       <a:avLst/>
@@ -2634,7 +3129,49 @@
         <w:rPr>
           <w:rFonts w:ascii="Calibri" w:cs="Calibri" w:eastAsia="Calibri" w:hAnsi="Calibri"/>
         </w:rPr>
-        <w:t xml:space="preserve">Check your name and mobile number, so the driver can find and call you.</w:t>
+        <w:t xml:space="preserve">Under </w:t>
+      </w:r>
+      <w:r>
+        <w:rPr>
+          <w:rFonts w:ascii="Calibri" w:cs="Calibri" w:eastAsia="Calibri" w:hAnsi="Calibri"/>
+          <w:b/>
+          <w:bCs/>
+        </w:rPr>
+        <w:t xml:space="preserve">Uri ng biyahe</w:t>
+      </w:r>
+      <w:r>
+        <w:rPr>
+          <w:rFonts w:ascii="Calibri" w:cs="Calibri" w:eastAsia="Calibri" w:hAnsi="Calibri"/>
+        </w:rPr>
+        <w:t xml:space="preserve"> (Type of trip), choose </w:t>
+      </w:r>
+      <w:r>
+        <w:rPr>
+          <w:rFonts w:ascii="Calibri" w:cs="Calibri" w:eastAsia="Calibri" w:hAnsi="Calibri"/>
+          <w:b/>
+          <w:bCs/>
+        </w:rPr>
+        <w:t xml:space="preserve">Regular — 1 pasahero</w:t>
+      </w:r>
+      <w:r>
+        <w:rPr>
+          <w:rFonts w:ascii="Calibri" w:cs="Calibri" w:eastAsia="Calibri" w:hAnsi="Calibri"/>
+        </w:rPr>
+        <w:t xml:space="preserve"> (Regular — 1 passenger) or </w:t>
+      </w:r>
+      <w:r>
+        <w:rPr>
+          <w:rFonts w:ascii="Calibri" w:cs="Calibri" w:eastAsia="Calibri" w:hAnsi="Calibri"/>
+          <w:b/>
+          <w:bCs/>
+        </w:rPr>
+        <w:t xml:space="preserve">Special — buong tricycle</w:t>
+      </w:r>
+      <w:r>
+        <w:rPr>
+          <w:rFonts w:ascii="Calibri" w:cs="Calibri" w:eastAsia="Calibri" w:hAnsi="Calibri"/>
+        </w:rPr>
+        <w:t xml:space="preserve"> (Special — whole tricycle) (see the table below). Regular is chosen unless you change it.</w:t>
       </w:r>
     </w:p>
     <w:p>
@@ -2649,6 +3186,21 @@
         <w:rPr>
           <w:rFonts w:ascii="Calibri" w:cs="Calibri" w:eastAsia="Calibri" w:hAnsi="Calibri"/>
         </w:rPr>
+        <w:t xml:space="preserve">Check your name and mobile number, so the driver can find and call you.</w:t>
+      </w:r>
+    </w:p>
+    <w:p>
+      <w:pPr>
+        <w:pStyle w:val="ListParagraph"/>
+        <w:numPr>
+          <w:ilvl w:val="0"/>
+          <w:numId w:val="6"/>
+        </w:numPr>
+      </w:pPr>
+      <w:r>
+        <w:rPr>
+          <w:rFonts w:ascii="Calibri" w:cs="Calibri" w:eastAsia="Calibri" w:hAnsi="Calibri"/>
+        </w:rPr>
         <w:t xml:space="preserve">Tap </w:t>
       </w:r>
       <w:r>
@@ -2665,6 +3217,227 @@
         </w:rPr>
         <w:t xml:space="preserve"> (Find a driver).</w:t>
       </w:r>
+    </w:p>
+    <w:tbl>
+      <w:tblPr>
+        <w:tblW w:type="dxa" w:w="9360"/>
+        <w:tblBorders>
+          <w:top w:val="single" w:color="auto" w:sz="4"/>
+          <w:left w:val="single" w:color="auto" w:sz="4"/>
+          <w:bottom w:val="single" w:color="auto" w:sz="4"/>
+          <w:right w:val="single" w:color="auto" w:sz="4"/>
+          <w:insideH w:val="single" w:color="auto" w:sz="4"/>
+          <w:insideV w:val="single" w:color="auto" w:sz="4"/>
+        </w:tblBorders>
+      </w:tblPr>
+      <w:tblGrid>
+        <w:gridCol w:w="3000"/>
+        <w:gridCol w:w="6360"/>
+      </w:tblGrid>
+      <w:tr>
+        <w:trPr>
+          <w:tblHeader/>
+        </w:trPr>
+        <w:tc>
+          <w:tcPr>
+            <w:tcW w:type="dxa" w:w="3000"/>
+            <w:tcBorders>
+              <w:top w:val="single" w:color="BFBFBF" w:sz="4"/>
+              <w:left w:val="single" w:color="BFBFBF" w:sz="4"/>
+              <w:bottom w:val="single" w:color="BFBFBF" w:sz="4"/>
+              <w:right w:val="single" w:color="BFBFBF" w:sz="4"/>
+            </w:tcBorders>
+            <w:shd w:fill="DCE6F1" w:color="auto" w:val="clear"/>
+            <w:tcMar>
+              <w:top w:type="dxa" w:w="60"/>
+              <w:left w:type="dxa" w:w="100"/>
+              <w:bottom w:type="dxa" w:w="60"/>
+              <w:right w:type="dxa" w:w="100"/>
+            </w:tcMar>
+          </w:tcPr>
+          <w:p>
+            <w:pPr>
+              <w:spacing w:after="0" w:line="276"/>
+            </w:pPr>
+            <w:r>
+              <w:rPr>
+                <w:rFonts w:ascii="Calibri" w:cs="Calibri" w:eastAsia="Calibri" w:hAnsi="Calibri"/>
+                <w:b/>
+                <w:bCs/>
+              </w:rPr>
+              <w:t xml:space="preserve">Type of trip</w:t>
+            </w:r>
+          </w:p>
+        </w:tc>
+        <w:tc>
+          <w:tcPr>
+            <w:tcW w:type="dxa" w:w="6360"/>
+            <w:tcBorders>
+              <w:top w:val="single" w:color="BFBFBF" w:sz="4"/>
+              <w:left w:val="single" w:color="BFBFBF" w:sz="4"/>
+              <w:bottom w:val="single" w:color="BFBFBF" w:sz="4"/>
+              <w:right w:val="single" w:color="BFBFBF" w:sz="4"/>
+            </w:tcBorders>
+            <w:shd w:fill="DCE6F1" w:color="auto" w:val="clear"/>
+            <w:tcMar>
+              <w:top w:type="dxa" w:w="60"/>
+              <w:left w:type="dxa" w:w="100"/>
+              <w:bottom w:type="dxa" w:w="60"/>
+              <w:right w:type="dxa" w:w="100"/>
+            </w:tcMar>
+          </w:tcPr>
+          <w:p>
+            <w:pPr>
+              <w:spacing w:after="0" w:line="276"/>
+            </w:pPr>
+            <w:r>
+              <w:rPr>
+                <w:rFonts w:ascii="Calibri" w:cs="Calibri" w:eastAsia="Calibri" w:hAnsi="Calibri"/>
+                <w:b/>
+                <w:bCs/>
+              </w:rPr>
+              <w:t xml:space="preserve">What it means</w:t>
+            </w:r>
+          </w:p>
+        </w:tc>
+      </w:tr>
+      <w:tr>
+        <w:tc>
+          <w:tcPr>
+            <w:tcW w:type="dxa" w:w="3000"/>
+            <w:tcBorders>
+              <w:top w:val="single" w:color="BFBFBF" w:sz="4"/>
+              <w:left w:val="single" w:color="BFBFBF" w:sz="4"/>
+              <w:bottom w:val="single" w:color="BFBFBF" w:sz="4"/>
+              <w:right w:val="single" w:color="BFBFBF" w:sz="4"/>
+            </w:tcBorders>
+            <w:tcMar>
+              <w:top w:type="dxa" w:w="60"/>
+              <w:left w:type="dxa" w:w="100"/>
+              <w:bottom w:type="dxa" w:w="60"/>
+              <w:right w:type="dxa" w:w="100"/>
+            </w:tcMar>
+          </w:tcPr>
+          <w:p>
+            <w:pPr>
+              <w:spacing w:after="0" w:line="276"/>
+            </w:pPr>
+            <w:r>
+              <w:rPr>
+                <w:rFonts w:ascii="Calibri" w:cs="Calibri" w:eastAsia="Calibri" w:hAnsi="Calibri"/>
+                <w:b/>
+                <w:bCs/>
+              </w:rPr>
+              <w:t xml:space="preserve">Regular — 1 pasahero</w:t>
+            </w:r>
+            <w:r>
+              <w:rPr>
+                <w:rFonts w:ascii="Calibri" w:cs="Calibri" w:eastAsia="Calibri" w:hAnsi="Calibri"/>
+              </w:rPr>
+              <w:t xml:space="preserve"> (Regular — 1 passenger)</w:t>
+            </w:r>
+          </w:p>
+        </w:tc>
+        <w:tc>
+          <w:tcPr>
+            <w:tcW w:type="dxa" w:w="6360"/>
+            <w:tcBorders>
+              <w:top w:val="single" w:color="BFBFBF" w:sz="4"/>
+              <w:left w:val="single" w:color="BFBFBF" w:sz="4"/>
+              <w:bottom w:val="single" w:color="BFBFBF" w:sz="4"/>
+              <w:right w:val="single" w:color="BFBFBF" w:sz="4"/>
+            </w:tcBorders>
+            <w:tcMar>
+              <w:top w:type="dxa" w:w="60"/>
+              <w:left w:type="dxa" w:w="100"/>
+              <w:bottom w:type="dxa" w:w="60"/>
+              <w:right w:type="dxa" w:w="100"/>
+            </w:tcMar>
+          </w:tcPr>
+          <w:p>
+            <w:pPr>
+              <w:spacing w:after="0" w:line="276"/>
+            </w:pPr>
+            <w:r>
+              <w:rPr>
+                <w:rFonts w:ascii="Calibri" w:cs="Calibri" w:eastAsia="Calibri" w:hAnsi="Calibri"/>
+              </w:rPr>
+              <w:t xml:space="preserve">You pay the fare for one passenger. The driver may take other passengers going the same way.</w:t>
+            </w:r>
+          </w:p>
+        </w:tc>
+      </w:tr>
+      <w:tr>
+        <w:tc>
+          <w:tcPr>
+            <w:tcW w:type="dxa" w:w="3000"/>
+            <w:tcBorders>
+              <w:top w:val="single" w:color="BFBFBF" w:sz="4"/>
+              <w:left w:val="single" w:color="BFBFBF" w:sz="4"/>
+              <w:bottom w:val="single" w:color="BFBFBF" w:sz="4"/>
+              <w:right w:val="single" w:color="BFBFBF" w:sz="4"/>
+            </w:tcBorders>
+            <w:tcMar>
+              <w:top w:type="dxa" w:w="60"/>
+              <w:left w:type="dxa" w:w="100"/>
+              <w:bottom w:type="dxa" w:w="60"/>
+              <w:right w:type="dxa" w:w="100"/>
+            </w:tcMar>
+          </w:tcPr>
+          <w:p>
+            <w:pPr>
+              <w:spacing w:after="0" w:line="276"/>
+            </w:pPr>
+            <w:r>
+              <w:rPr>
+                <w:rFonts w:ascii="Calibri" w:cs="Calibri" w:eastAsia="Calibri" w:hAnsi="Calibri"/>
+                <w:b/>
+                <w:bCs/>
+              </w:rPr>
+              <w:t xml:space="preserve">Special — buong tricycle</w:t>
+            </w:r>
+            <w:r>
+              <w:rPr>
+                <w:rFonts w:ascii="Calibri" w:cs="Calibri" w:eastAsia="Calibri" w:hAnsi="Calibri"/>
+              </w:rPr>
+              <w:t xml:space="preserve"> (Special — whole tricycle)</w:t>
+            </w:r>
+          </w:p>
+        </w:tc>
+        <w:tc>
+          <w:tcPr>
+            <w:tcW w:type="dxa" w:w="6360"/>
+            <w:tcBorders>
+              <w:top w:val="single" w:color="BFBFBF" w:sz="4"/>
+              <w:left w:val="single" w:color="BFBFBF" w:sz="4"/>
+              <w:bottom w:val="single" w:color="BFBFBF" w:sz="4"/>
+              <w:right w:val="single" w:color="BFBFBF" w:sz="4"/>
+            </w:tcBorders>
+            <w:tcMar>
+              <w:top w:type="dxa" w:w="60"/>
+              <w:left w:type="dxa" w:w="100"/>
+              <w:bottom w:type="dxa" w:w="60"/>
+              <w:right w:type="dxa" w:w="100"/>
+            </w:tcMar>
+          </w:tcPr>
+          <w:p>
+            <w:pPr>
+              <w:spacing w:after="0" w:line="276"/>
+            </w:pPr>
+            <w:r>
+              <w:rPr>
+                <w:rFonts w:ascii="Calibri" w:cs="Calibri" w:eastAsia="Calibri" w:hAnsi="Calibri"/>
+              </w:rPr>
+              <w:t xml:space="preserve">You agree to pay the fare for five passengers, and the tricycle is yours alone. The driver sees this before accepting.</w:t>
+            </w:r>
+          </w:p>
+        </w:tc>
+      </w:tr>
+    </w:tbl>
+    <w:p>
+      <w:pPr>
+        <w:spacing w:after="120"/>
+      </w:pPr>
     </w:p>
     <w:p>
       <w:pPr>
@@ -3586,22 +4359,6 @@
       </w:r>
     </w:p>
     <w:p>
-      <w:r>
-        <w:br w:type="page"/>
-      </w:r>
-    </w:p>
-    <w:p>
-      <w:pPr>
-        <w:pStyle w:val="Heading1"/>
-      </w:pPr>
-      <w:r>
-        <w:rPr>
-          <w:rFonts w:ascii="Calibri" w:cs="Calibri" w:eastAsia="Calibri" w:hAnsi="Calibri"/>
-        </w:rPr>
-        <w:t xml:space="preserve">5. Driver Guide</w:t>
-      </w:r>
-    </w:p>
-    <w:p>
       <w:pPr>
         <w:pStyle w:val="Heading2"/>
       </w:pPr>
@@ -3609,46 +4366,10 @@
         <w:rPr>
           <w:rFonts w:ascii="Calibri" w:cs="Calibri" w:eastAsia="Calibri" w:hAnsi="Calibri"/>
         </w:rPr>
-        <w:t xml:space="preserve">5.1 Registering</w:t>
-      </w:r>
-    </w:p>
-    <w:p>
-      <w:pPr>
-        <w:pStyle w:val="ListParagraph"/>
-        <w:numPr>
-          <w:ilvl w:val="0"/>
-          <w:numId w:val="9"/>
-        </w:numPr>
-      </w:pPr>
-      <w:r>
-        <w:rPr>
-          <w:rFonts w:ascii="Calibri" w:cs="Calibri" w:eastAsia="Calibri" w:hAnsi="Calibri"/>
-        </w:rPr>
-        <w:t xml:space="preserve">Open the app and tap </w:t>
-      </w:r>
-      <w:r>
-        <w:rPr>
-          <w:rFonts w:ascii="Calibri" w:cs="Calibri" w:eastAsia="Calibri" w:hAnsi="Calibri"/>
-          <w:b/>
-          <w:bCs/>
-        </w:rPr>
-        <w:t xml:space="preserve">Mag-sign in bilang driver o admin</w:t>
-      </w:r>
-      <w:r>
-        <w:rPr>
-          <w:rFonts w:ascii="Calibri" w:cs="Calibri" w:eastAsia="Calibri" w:hAnsi="Calibri"/>
-        </w:rPr>
-        <w:t xml:space="preserve"> (Driver / Admin sign in).</w:t>
-      </w:r>
-    </w:p>
-    <w:p>
-      <w:pPr>
-        <w:pStyle w:val="ListParagraph"/>
-        <w:numPr>
-          <w:ilvl w:val="0"/>
-          <w:numId w:val="9"/>
-        </w:numPr>
-      </w:pPr>
+        <w:t xml:space="preserve">4.10 Your ride history</w:t>
+      </w:r>
+    </w:p>
+    <w:p>
       <w:r>
         <w:rPr>
           <w:rFonts w:ascii="Calibri" w:cs="Calibri" w:eastAsia="Calibri" w:hAnsi="Calibri"/>
@@ -3661,900 +4382,41 @@
           <w:b/>
           <w:bCs/>
         </w:rPr>
-        <w:t xml:space="preserve">Magparehistro bilang TODA driver</w:t>
-      </w:r>
-      <w:r>
-        <w:rPr>
-          <w:rFonts w:ascii="Calibri" w:cs="Calibri" w:eastAsia="Calibri" w:hAnsi="Calibri"/>
-        </w:rPr>
-        <w:t xml:space="preserve"> (Register as a TODA driver).</w:t>
-      </w:r>
-    </w:p>
-    <w:p>
-      <w:pPr>
-        <w:pStyle w:val="ListParagraph"/>
-        <w:numPr>
-          <w:ilvl w:val="0"/>
-          <w:numId w:val="9"/>
-        </w:numPr>
-      </w:pPr>
-      <w:r>
-        <w:rPr>
-          <w:rFonts w:ascii="Calibri" w:cs="Calibri" w:eastAsia="Calibri" w:hAnsi="Calibri"/>
-        </w:rPr>
-        <w:t xml:space="preserve">Fill in the form (see the table below).</w:t>
-      </w:r>
-    </w:p>
-    <w:p>
-      <w:pPr>
-        <w:pStyle w:val="ListParagraph"/>
-        <w:numPr>
-          <w:ilvl w:val="0"/>
-          <w:numId w:val="9"/>
-        </w:numPr>
-      </w:pPr>
-      <w:r>
-        <w:rPr>
-          <w:rFonts w:ascii="Calibri" w:cs="Calibri" w:eastAsia="Calibri" w:hAnsi="Calibri"/>
-        </w:rPr>
-        <w:t xml:space="preserve">Tap </w:t>
-      </w:r>
-      <w:r>
-        <w:rPr>
-          <w:rFonts w:ascii="Calibri" w:cs="Calibri" w:eastAsia="Calibri" w:hAnsi="Calibri"/>
-          <w:b/>
-          <w:bCs/>
-        </w:rPr>
-        <w:t xml:space="preserve">Gumawa ng account</w:t>
-      </w:r>
-      <w:r>
-        <w:rPr>
-          <w:rFonts w:ascii="Calibri" w:cs="Calibri" w:eastAsia="Calibri" w:hAnsi="Calibri"/>
-        </w:rPr>
-        <w:t xml:space="preserve"> (Create account).</w:t>
-      </w:r>
-    </w:p>
-    <w:p>
-      <w:pPr>
-        <w:pStyle w:val="ListParagraph"/>
-        <w:numPr>
-          <w:ilvl w:val="0"/>
-          <w:numId w:val="9"/>
-        </w:numPr>
-      </w:pPr>
-      <w:r>
-        <w:rPr>
-          <w:rFonts w:ascii="Calibri" w:cs="Calibri" w:eastAsia="Calibri" w:hAnsi="Calibri"/>
-        </w:rPr>
-        <w:t xml:space="preserve">Submit your ID (Section 3).</w:t>
-      </w:r>
-    </w:p>
-    <w:tbl>
-      <w:tblPr>
-        <w:tblW w:type="dxa" w:w="9360"/>
-        <w:tblBorders>
-          <w:top w:val="single" w:color="auto" w:sz="4"/>
-          <w:left w:val="single" w:color="auto" w:sz="4"/>
-          <w:bottom w:val="single" w:color="auto" w:sz="4"/>
-          <w:right w:val="single" w:color="auto" w:sz="4"/>
-          <w:insideH w:val="single" w:color="auto" w:sz="4"/>
-          <w:insideV w:val="single" w:color="auto" w:sz="4"/>
-        </w:tblBorders>
-      </w:tblPr>
-      <w:tblGrid>
-        <w:gridCol w:w="3000"/>
-        <w:gridCol w:w="6360"/>
-      </w:tblGrid>
-      <w:tr>
-        <w:trPr>
-          <w:tblHeader/>
-        </w:trPr>
-        <w:tc>
-          <w:tcPr>
-            <w:tcW w:type="dxa" w:w="3000"/>
-            <w:tcBorders>
-              <w:top w:val="single" w:color="BFBFBF" w:sz="4"/>
-              <w:left w:val="single" w:color="BFBFBF" w:sz="4"/>
-              <w:bottom w:val="single" w:color="BFBFBF" w:sz="4"/>
-              <w:right w:val="single" w:color="BFBFBF" w:sz="4"/>
-            </w:tcBorders>
-            <w:shd w:fill="DCE6F1" w:color="auto" w:val="clear"/>
-            <w:tcMar>
-              <w:top w:type="dxa" w:w="60"/>
-              <w:left w:type="dxa" w:w="100"/>
-              <w:bottom w:type="dxa" w:w="60"/>
-              <w:right w:type="dxa" w:w="100"/>
-            </w:tcMar>
-          </w:tcPr>
-          <w:p>
-            <w:pPr>
-              <w:spacing w:after="0" w:line="276"/>
-            </w:pPr>
-            <w:r>
-              <w:rPr>
-                <w:rFonts w:ascii="Calibri" w:cs="Calibri" w:eastAsia="Calibri" w:hAnsi="Calibri"/>
-                <w:b/>
-                <w:bCs/>
-              </w:rPr>
-              <w:t xml:space="preserve">Field</w:t>
-            </w:r>
-          </w:p>
-        </w:tc>
-        <w:tc>
-          <w:tcPr>
-            <w:tcW w:type="dxa" w:w="6360"/>
-            <w:tcBorders>
-              <w:top w:val="single" w:color="BFBFBF" w:sz="4"/>
-              <w:left w:val="single" w:color="BFBFBF" w:sz="4"/>
-              <w:bottom w:val="single" w:color="BFBFBF" w:sz="4"/>
-              <w:right w:val="single" w:color="BFBFBF" w:sz="4"/>
-            </w:tcBorders>
-            <w:shd w:fill="DCE6F1" w:color="auto" w:val="clear"/>
-            <w:tcMar>
-              <w:top w:type="dxa" w:w="60"/>
-              <w:left w:type="dxa" w:w="100"/>
-              <w:bottom w:type="dxa" w:w="60"/>
-              <w:right w:type="dxa" w:w="100"/>
-            </w:tcMar>
-          </w:tcPr>
-          <w:p>
-            <w:pPr>
-              <w:spacing w:after="0" w:line="276"/>
-            </w:pPr>
-            <w:r>
-              <w:rPr>
-                <w:rFonts w:ascii="Calibri" w:cs="Calibri" w:eastAsia="Calibri" w:hAnsi="Calibri"/>
-                <w:b/>
-                <w:bCs/>
-              </w:rPr>
-              <w:t xml:space="preserve">What to enter</w:t>
-            </w:r>
-          </w:p>
-        </w:tc>
-      </w:tr>
-      <w:tr>
-        <w:tc>
-          <w:tcPr>
-            <w:tcW w:type="dxa" w:w="3000"/>
-            <w:tcBorders>
-              <w:top w:val="single" w:color="BFBFBF" w:sz="4"/>
-              <w:left w:val="single" w:color="BFBFBF" w:sz="4"/>
-              <w:bottom w:val="single" w:color="BFBFBF" w:sz="4"/>
-              <w:right w:val="single" w:color="BFBFBF" w:sz="4"/>
-            </w:tcBorders>
-            <w:tcMar>
-              <w:top w:type="dxa" w:w="60"/>
-              <w:left w:type="dxa" w:w="100"/>
-              <w:bottom w:type="dxa" w:w="60"/>
-              <w:right w:type="dxa" w:w="100"/>
-            </w:tcMar>
-          </w:tcPr>
-          <w:p>
-            <w:pPr>
-              <w:spacing w:after="0" w:line="276"/>
-            </w:pPr>
-            <w:r>
-              <w:rPr>
-                <w:rFonts w:ascii="Calibri" w:cs="Calibri" w:eastAsia="Calibri" w:hAnsi="Calibri"/>
-                <w:b/>
-                <w:bCs/>
-              </w:rPr>
-              <w:t xml:space="preserve">Pangalan</w:t>
-            </w:r>
-            <w:r>
-              <w:rPr>
-                <w:rFonts w:ascii="Calibri" w:cs="Calibri" w:eastAsia="Calibri" w:hAnsi="Calibri"/>
-              </w:rPr>
-              <w:t xml:space="preserve"> (First name) / </w:t>
-            </w:r>
-            <w:r>
-              <w:rPr>
-                <w:rFonts w:ascii="Calibri" w:cs="Calibri" w:eastAsia="Calibri" w:hAnsi="Calibri"/>
-                <w:b/>
-                <w:bCs/>
-              </w:rPr>
-              <w:t xml:space="preserve">Apelyido</w:t>
-            </w:r>
-            <w:r>
-              <w:rPr>
-                <w:rFonts w:ascii="Calibri" w:cs="Calibri" w:eastAsia="Calibri" w:hAnsi="Calibri"/>
-              </w:rPr>
-              <w:t xml:space="preserve"> (Last name)</w:t>
-            </w:r>
-          </w:p>
-        </w:tc>
-        <w:tc>
-          <w:tcPr>
-            <w:tcW w:type="dxa" w:w="6360"/>
-            <w:tcBorders>
-              <w:top w:val="single" w:color="BFBFBF" w:sz="4"/>
-              <w:left w:val="single" w:color="BFBFBF" w:sz="4"/>
-              <w:bottom w:val="single" w:color="BFBFBF" w:sz="4"/>
-              <w:right w:val="single" w:color="BFBFBF" w:sz="4"/>
-            </w:tcBorders>
-            <w:tcMar>
-              <w:top w:type="dxa" w:w="60"/>
-              <w:left w:type="dxa" w:w="100"/>
-              <w:bottom w:type="dxa" w:w="60"/>
-              <w:right w:type="dxa" w:w="100"/>
-            </w:tcMar>
-          </w:tcPr>
-          <w:p>
-            <w:pPr>
-              <w:spacing w:after="0" w:line="276"/>
-            </w:pPr>
-            <w:r>
-              <w:rPr>
-                <w:rFonts w:ascii="Calibri" w:cs="Calibri" w:eastAsia="Calibri" w:hAnsi="Calibri"/>
-              </w:rPr>
-              <w:t xml:space="preserve">Your name, as printed on your license.</w:t>
-            </w:r>
-          </w:p>
-        </w:tc>
-      </w:tr>
-      <w:tr>
-        <w:tc>
-          <w:tcPr>
-            <w:tcW w:type="dxa" w:w="3000"/>
-            <w:tcBorders>
-              <w:top w:val="single" w:color="BFBFBF" w:sz="4"/>
-              <w:left w:val="single" w:color="BFBFBF" w:sz="4"/>
-              <w:bottom w:val="single" w:color="BFBFBF" w:sz="4"/>
-              <w:right w:val="single" w:color="BFBFBF" w:sz="4"/>
-            </w:tcBorders>
-            <w:tcMar>
-              <w:top w:type="dxa" w:w="60"/>
-              <w:left w:type="dxa" w:w="100"/>
-              <w:bottom w:type="dxa" w:w="60"/>
-              <w:right w:type="dxa" w:w="100"/>
-            </w:tcMar>
-          </w:tcPr>
-          <w:p>
-            <w:pPr>
-              <w:spacing w:after="0" w:line="276"/>
-            </w:pPr>
-            <w:r>
-              <w:rPr>
-                <w:rFonts w:ascii="Calibri" w:cs="Calibri" w:eastAsia="Calibri" w:hAnsi="Calibri"/>
-                <w:b/>
-                <w:bCs/>
-              </w:rPr>
-              <w:t xml:space="preserve">Mobile number</w:t>
-            </w:r>
-          </w:p>
-        </w:tc>
-        <w:tc>
-          <w:tcPr>
-            <w:tcW w:type="dxa" w:w="6360"/>
-            <w:tcBorders>
-              <w:top w:val="single" w:color="BFBFBF" w:sz="4"/>
-              <w:left w:val="single" w:color="BFBFBF" w:sz="4"/>
-              <w:bottom w:val="single" w:color="BFBFBF" w:sz="4"/>
-              <w:right w:val="single" w:color="BFBFBF" w:sz="4"/>
-            </w:tcBorders>
-            <w:tcMar>
-              <w:top w:type="dxa" w:w="60"/>
-              <w:left w:type="dxa" w:w="100"/>
-              <w:bottom w:type="dxa" w:w="60"/>
-              <w:right w:type="dxa" w:w="100"/>
-            </w:tcMar>
-          </w:tcPr>
-          <w:p>
-            <w:pPr>
-              <w:spacing w:after="0" w:line="276"/>
-            </w:pPr>
-            <w:r>
-              <w:rPr>
-                <w:rFonts w:ascii="Calibri" w:cs="Calibri" w:eastAsia="Calibri" w:hAnsi="Calibri"/>
-              </w:rPr>
-              <w:t xml:space="preserve">The number commuters will call when you accept their ride.</w:t>
-            </w:r>
-          </w:p>
-        </w:tc>
-      </w:tr>
-      <w:tr>
-        <w:tc>
-          <w:tcPr>
-            <w:tcW w:type="dxa" w:w="3000"/>
-            <w:tcBorders>
-              <w:top w:val="single" w:color="BFBFBF" w:sz="4"/>
-              <w:left w:val="single" w:color="BFBFBF" w:sz="4"/>
-              <w:bottom w:val="single" w:color="BFBFBF" w:sz="4"/>
-              <w:right w:val="single" w:color="BFBFBF" w:sz="4"/>
-            </w:tcBorders>
-            <w:tcMar>
-              <w:top w:type="dxa" w:w="60"/>
-              <w:left w:type="dxa" w:w="100"/>
-              <w:bottom w:type="dxa" w:w="60"/>
-              <w:right w:type="dxa" w:w="100"/>
-            </w:tcMar>
-          </w:tcPr>
-          <w:p>
-            <w:pPr>
-              <w:spacing w:after="0" w:line="276"/>
-            </w:pPr>
-            <w:r>
-              <w:rPr>
-                <w:rFonts w:ascii="Calibri" w:cs="Calibri" w:eastAsia="Calibri" w:hAnsi="Calibri"/>
-                <w:b/>
-                <w:bCs/>
-              </w:rPr>
-              <w:t xml:space="preserve">Plate number</w:t>
-            </w:r>
-          </w:p>
-        </w:tc>
-        <w:tc>
-          <w:tcPr>
-            <w:tcW w:type="dxa" w:w="6360"/>
-            <w:tcBorders>
-              <w:top w:val="single" w:color="BFBFBF" w:sz="4"/>
-              <w:left w:val="single" w:color="BFBFBF" w:sz="4"/>
-              <w:bottom w:val="single" w:color="BFBFBF" w:sz="4"/>
-              <w:right w:val="single" w:color="BFBFBF" w:sz="4"/>
-            </w:tcBorders>
-            <w:tcMar>
-              <w:top w:type="dxa" w:w="60"/>
-              <w:left w:type="dxa" w:w="100"/>
-              <w:bottom w:type="dxa" w:w="60"/>
-              <w:right w:type="dxa" w:w="100"/>
-            </w:tcMar>
-          </w:tcPr>
-          <w:p>
-            <w:pPr>
-              <w:spacing w:after="0" w:line="276"/>
-            </w:pPr>
-            <w:r>
-              <w:rPr>
-                <w:rFonts w:ascii="Calibri" w:cs="Calibri" w:eastAsia="Calibri" w:hAnsi="Calibri"/>
-              </w:rPr>
-              <w:t xml:space="preserve">Your tricycle’s plate. Commuters use it to find you.</w:t>
-            </w:r>
-          </w:p>
-        </w:tc>
-      </w:tr>
-      <w:tr>
-        <w:tc>
-          <w:tcPr>
-            <w:tcW w:type="dxa" w:w="3000"/>
-            <w:tcBorders>
-              <w:top w:val="single" w:color="BFBFBF" w:sz="4"/>
-              <w:left w:val="single" w:color="BFBFBF" w:sz="4"/>
-              <w:bottom w:val="single" w:color="BFBFBF" w:sz="4"/>
-              <w:right w:val="single" w:color="BFBFBF" w:sz="4"/>
-            </w:tcBorders>
-            <w:tcMar>
-              <w:top w:type="dxa" w:w="60"/>
-              <w:left w:type="dxa" w:w="100"/>
-              <w:bottom w:type="dxa" w:w="60"/>
-              <w:right w:type="dxa" w:w="100"/>
-            </w:tcMar>
-          </w:tcPr>
-          <w:p>
-            <w:pPr>
-              <w:spacing w:after="0" w:line="276"/>
-            </w:pPr>
-            <w:r>
-              <w:rPr>
-                <w:rFonts w:ascii="Calibri" w:cs="Calibri" w:eastAsia="Calibri" w:hAnsi="Calibri"/>
-                <w:b/>
-                <w:bCs/>
-              </w:rPr>
-              <w:t xml:space="preserve">TODA chapter</w:t>
-            </w:r>
-          </w:p>
-        </w:tc>
-        <w:tc>
-          <w:tcPr>
-            <w:tcW w:type="dxa" w:w="6360"/>
-            <w:tcBorders>
-              <w:top w:val="single" w:color="BFBFBF" w:sz="4"/>
-              <w:left w:val="single" w:color="BFBFBF" w:sz="4"/>
-              <w:bottom w:val="single" w:color="BFBFBF" w:sz="4"/>
-              <w:right w:val="single" w:color="BFBFBF" w:sz="4"/>
-            </w:tcBorders>
-            <w:tcMar>
-              <w:top w:type="dxa" w:w="60"/>
-              <w:left w:type="dxa" w:w="100"/>
-              <w:bottom w:type="dxa" w:w="60"/>
-              <w:right w:type="dxa" w:w="100"/>
-            </w:tcMar>
-          </w:tcPr>
-          <w:p>
-            <w:pPr>
-              <w:spacing w:after="0" w:line="276"/>
-            </w:pPr>
-            <w:r>
-              <w:rPr>
-                <w:rFonts w:ascii="Calibri" w:cs="Calibri" w:eastAsia="Calibri" w:hAnsi="Calibri"/>
-              </w:rPr>
-              <w:t xml:space="preserve">The chapter you belong to.</w:t>
-            </w:r>
-          </w:p>
-        </w:tc>
-      </w:tr>
-      <w:tr>
-        <w:tc>
-          <w:tcPr>
-            <w:tcW w:type="dxa" w:w="3000"/>
-            <w:tcBorders>
-              <w:top w:val="single" w:color="BFBFBF" w:sz="4"/>
-              <w:left w:val="single" w:color="BFBFBF" w:sz="4"/>
-              <w:bottom w:val="single" w:color="BFBFBF" w:sz="4"/>
-              <w:right w:val="single" w:color="BFBFBF" w:sz="4"/>
-            </w:tcBorders>
-            <w:tcMar>
-              <w:top w:type="dxa" w:w="60"/>
-              <w:left w:type="dxa" w:w="100"/>
-              <w:bottom w:type="dxa" w:w="60"/>
-              <w:right w:type="dxa" w:w="100"/>
-            </w:tcMar>
-          </w:tcPr>
-          <w:p>
-            <w:pPr>
-              <w:spacing w:after="0" w:line="276"/>
-            </w:pPr>
-            <w:r>
-              <w:rPr>
-                <w:rFonts w:ascii="Calibri" w:cs="Calibri" w:eastAsia="Calibri" w:hAnsi="Calibri"/>
-                <w:b/>
-                <w:bCs/>
-              </w:rPr>
-              <w:t xml:space="preserve">Email</w:t>
-            </w:r>
-            <w:r>
-              <w:rPr>
-                <w:rFonts w:ascii="Calibri" w:cs="Calibri" w:eastAsia="Calibri" w:hAnsi="Calibri"/>
-              </w:rPr>
-              <w:t xml:space="preserve"> and </w:t>
-            </w:r>
-            <w:r>
-              <w:rPr>
-                <w:rFonts w:ascii="Calibri" w:cs="Calibri" w:eastAsia="Calibri" w:hAnsi="Calibri"/>
-                <w:b/>
-                <w:bCs/>
-              </w:rPr>
-              <w:t xml:space="preserve">Password</w:t>
-            </w:r>
-          </w:p>
-        </w:tc>
-        <w:tc>
-          <w:tcPr>
-            <w:tcW w:type="dxa" w:w="6360"/>
-            <w:tcBorders>
-              <w:top w:val="single" w:color="BFBFBF" w:sz="4"/>
-              <w:left w:val="single" w:color="BFBFBF" w:sz="4"/>
-              <w:bottom w:val="single" w:color="BFBFBF" w:sz="4"/>
-              <w:right w:val="single" w:color="BFBFBF" w:sz="4"/>
-            </w:tcBorders>
-            <w:tcMar>
-              <w:top w:type="dxa" w:w="60"/>
-              <w:left w:type="dxa" w:w="100"/>
-              <w:bottom w:type="dxa" w:w="60"/>
-              <w:right w:type="dxa" w:w="100"/>
-            </w:tcMar>
-          </w:tcPr>
-          <w:p>
-            <w:pPr>
-              <w:spacing w:after="0" w:line="276"/>
-            </w:pPr>
-            <w:r>
-              <w:rPr>
-                <w:rFonts w:ascii="Calibri" w:cs="Calibri" w:eastAsia="Calibri" w:hAnsi="Calibri"/>
-              </w:rPr>
-              <w:t xml:space="preserve">What you will use to sign in. The password needs at least 6 characters.</w:t>
-            </w:r>
-          </w:p>
-        </w:tc>
-      </w:tr>
-    </w:tbl>
-    <w:p>
-      <w:pPr>
-        <w:spacing w:after="120"/>
-      </w:pPr>
-    </w:p>
-    <w:p>
-      <w:pPr>
-        <w:pStyle w:val="Heading2"/>
-      </w:pPr>
-      <w:r>
-        <w:rPr>
-          <w:rFonts w:ascii="Calibri" w:cs="Calibri" w:eastAsia="Calibri" w:hAnsi="Calibri"/>
-        </w:rPr>
-        <w:t xml:space="preserve">5.2 Waiting for approval</w:t>
-      </w:r>
-    </w:p>
-    <w:p>
-      <w:r>
-        <w:rPr>
-          <w:rFonts w:ascii="Calibri" w:cs="Calibri" w:eastAsia="Calibri" w:hAnsi="Calibri"/>
-        </w:rPr>
-        <w:t xml:space="preserve">Two approvals are needed before you can take rides: your </w:t>
-      </w:r>
-      <w:r>
-        <w:rPr>
-          <w:rFonts w:ascii="Calibri" w:cs="Calibri" w:eastAsia="Calibri" w:hAnsi="Calibri"/>
-          <w:b/>
-          <w:bCs/>
-        </w:rPr>
-        <w:t xml:space="preserve">ID</w:t>
-      </w:r>
-      <w:r>
-        <w:rPr>
-          <w:rFonts w:ascii="Calibri" w:cs="Calibri" w:eastAsia="Calibri" w:hAnsi="Calibri"/>
-        </w:rPr>
-        <w:t xml:space="preserve"> (Section 3) and your </w:t>
-      </w:r>
-      <w:r>
-        <w:rPr>
-          <w:rFonts w:ascii="Calibri" w:cs="Calibri" w:eastAsia="Calibri" w:hAnsi="Calibri"/>
-          <w:b/>
-          <w:bCs/>
-        </w:rPr>
-        <w:t xml:space="preserve">driver registration</w:t>
-      </w:r>
-      <w:r>
-        <w:rPr>
-          <w:rFonts w:ascii="Calibri" w:cs="Calibri" w:eastAsia="Calibri" w:hAnsi="Calibri"/>
-        </w:rPr>
-        <w:t xml:space="preserve">. The banner at the top of the driver screen shows your registration status and updates on its own.</w:t>
-      </w:r>
-    </w:p>
-    <w:tbl>
-      <w:tblPr>
-        <w:tblW w:type="dxa" w:w="9360"/>
-        <w:tblBorders>
-          <w:top w:val="single" w:color="auto" w:sz="4"/>
-          <w:left w:val="single" w:color="auto" w:sz="4"/>
-          <w:bottom w:val="single" w:color="auto" w:sz="4"/>
-          <w:right w:val="single" w:color="auto" w:sz="4"/>
-          <w:insideH w:val="single" w:color="auto" w:sz="4"/>
-          <w:insideV w:val="single" w:color="auto" w:sz="4"/>
-        </w:tblBorders>
-      </w:tblPr>
-      <w:tblGrid>
-        <w:gridCol w:w="3400"/>
-        <w:gridCol w:w="5960"/>
-      </w:tblGrid>
-      <w:tr>
-        <w:trPr>
-          <w:tblHeader/>
-        </w:trPr>
-        <w:tc>
-          <w:tcPr>
-            <w:tcW w:type="dxa" w:w="3400"/>
-            <w:tcBorders>
-              <w:top w:val="single" w:color="BFBFBF" w:sz="4"/>
-              <w:left w:val="single" w:color="BFBFBF" w:sz="4"/>
-              <w:bottom w:val="single" w:color="BFBFBF" w:sz="4"/>
-              <w:right w:val="single" w:color="BFBFBF" w:sz="4"/>
-            </w:tcBorders>
-            <w:shd w:fill="DCE6F1" w:color="auto" w:val="clear"/>
-            <w:tcMar>
-              <w:top w:type="dxa" w:w="60"/>
-              <w:left w:type="dxa" w:w="100"/>
-              <w:bottom w:type="dxa" w:w="60"/>
-              <w:right w:type="dxa" w:w="100"/>
-            </w:tcMar>
-          </w:tcPr>
-          <w:p>
-            <w:pPr>
-              <w:spacing w:after="0" w:line="276"/>
-            </w:pPr>
-            <w:r>
-              <w:rPr>
-                <w:rFonts w:ascii="Calibri" w:cs="Calibri" w:eastAsia="Calibri" w:hAnsi="Calibri"/>
-                <w:b/>
-                <w:bCs/>
-              </w:rPr>
-              <w:t xml:space="preserve">Banner</w:t>
-            </w:r>
-          </w:p>
-        </w:tc>
-        <w:tc>
-          <w:tcPr>
-            <w:tcW w:type="dxa" w:w="5960"/>
-            <w:tcBorders>
-              <w:top w:val="single" w:color="BFBFBF" w:sz="4"/>
-              <w:left w:val="single" w:color="BFBFBF" w:sz="4"/>
-              <w:bottom w:val="single" w:color="BFBFBF" w:sz="4"/>
-              <w:right w:val="single" w:color="BFBFBF" w:sz="4"/>
-            </w:tcBorders>
-            <w:shd w:fill="DCE6F1" w:color="auto" w:val="clear"/>
-            <w:tcMar>
-              <w:top w:type="dxa" w:w="60"/>
-              <w:left w:type="dxa" w:w="100"/>
-              <w:bottom w:type="dxa" w:w="60"/>
-              <w:right w:type="dxa" w:w="100"/>
-            </w:tcMar>
-          </w:tcPr>
-          <w:p>
-            <w:pPr>
-              <w:spacing w:after="0" w:line="276"/>
-            </w:pPr>
-            <w:r>
-              <w:rPr>
-                <w:rFonts w:ascii="Calibri" w:cs="Calibri" w:eastAsia="Calibri" w:hAnsi="Calibri"/>
-                <w:b/>
-                <w:bCs/>
-              </w:rPr>
-              <w:t xml:space="preserve">Meaning</w:t>
-            </w:r>
-          </w:p>
-        </w:tc>
-      </w:tr>
-      <w:tr>
-        <w:tc>
-          <w:tcPr>
-            <w:tcW w:type="dxa" w:w="3400"/>
-            <w:tcBorders>
-              <w:top w:val="single" w:color="BFBFBF" w:sz="4"/>
-              <w:left w:val="single" w:color="BFBFBF" w:sz="4"/>
-              <w:bottom w:val="single" w:color="BFBFBF" w:sz="4"/>
-              <w:right w:val="single" w:color="BFBFBF" w:sz="4"/>
-            </w:tcBorders>
-            <w:tcMar>
-              <w:top w:type="dxa" w:w="60"/>
-              <w:left w:type="dxa" w:w="100"/>
-              <w:bottom w:type="dxa" w:w="60"/>
-              <w:right w:type="dxa" w:w="100"/>
-            </w:tcMar>
-          </w:tcPr>
-          <w:p>
-            <w:pPr>
-              <w:spacing w:after="0" w:line="276"/>
-            </w:pPr>
-            <w:r>
-              <w:rPr>
-                <w:rFonts w:ascii="Calibri" w:cs="Calibri" w:eastAsia="Calibri" w:hAnsi="Calibri"/>
-                <w:b/>
-                <w:bCs/>
-              </w:rPr>
-              <w:t xml:space="preserve">Hinihintay ang verification</w:t>
-            </w:r>
-            <w:r>
-              <w:rPr>
-                <w:rFonts w:ascii="Calibri" w:cs="Calibri" w:eastAsia="Calibri" w:hAnsi="Calibri"/>
-              </w:rPr>
-              <w:t xml:space="preserve"> (Pending verification)</w:t>
-            </w:r>
-          </w:p>
-        </w:tc>
-        <w:tc>
-          <w:tcPr>
-            <w:tcW w:type="dxa" w:w="5960"/>
-            <w:tcBorders>
-              <w:top w:val="single" w:color="BFBFBF" w:sz="4"/>
-              <w:left w:val="single" w:color="BFBFBF" w:sz="4"/>
-              <w:bottom w:val="single" w:color="BFBFBF" w:sz="4"/>
-              <w:right w:val="single" w:color="BFBFBF" w:sz="4"/>
-            </w:tcBorders>
-            <w:tcMar>
-              <w:top w:type="dxa" w:w="60"/>
-              <w:left w:type="dxa" w:w="100"/>
-              <w:bottom w:type="dxa" w:w="60"/>
-              <w:right w:type="dxa" w:w="100"/>
-            </w:tcMar>
-          </w:tcPr>
-          <w:p>
-            <w:pPr>
-              <w:spacing w:after="0" w:line="276"/>
-            </w:pPr>
-            <w:r>
-              <w:rPr>
-                <w:rFonts w:ascii="Calibri" w:cs="Calibri" w:eastAsia="Calibri" w:hAnsi="Calibri"/>
-              </w:rPr>
-              <w:t xml:space="preserve">An administrator has not approved you yet. Tell your TODA officer you have registered.</w:t>
-            </w:r>
-          </w:p>
-        </w:tc>
-      </w:tr>
-      <w:tr>
-        <w:tc>
-          <w:tcPr>
-            <w:tcW w:type="dxa" w:w="3400"/>
-            <w:tcBorders>
-              <w:top w:val="single" w:color="BFBFBF" w:sz="4"/>
-              <w:left w:val="single" w:color="BFBFBF" w:sz="4"/>
-              <w:bottom w:val="single" w:color="BFBFBF" w:sz="4"/>
-              <w:right w:val="single" w:color="BFBFBF" w:sz="4"/>
-            </w:tcBorders>
-            <w:tcMar>
-              <w:top w:type="dxa" w:w="60"/>
-              <w:left w:type="dxa" w:w="100"/>
-              <w:bottom w:type="dxa" w:w="60"/>
-              <w:right w:type="dxa" w:w="100"/>
-            </w:tcMar>
-          </w:tcPr>
-          <w:p>
-            <w:pPr>
-              <w:spacing w:after="0" w:line="276"/>
-            </w:pPr>
-            <w:r>
-              <w:rPr>
-                <w:rFonts w:ascii="Calibri" w:cs="Calibri" w:eastAsia="Calibri" w:hAnsi="Calibri"/>
-                <w:b/>
-                <w:bCs/>
-              </w:rPr>
-              <w:t xml:space="preserve">Verified TODA driver</w:t>
-            </w:r>
-          </w:p>
-        </w:tc>
-        <w:tc>
-          <w:tcPr>
-            <w:tcW w:type="dxa" w:w="5960"/>
-            <w:tcBorders>
-              <w:top w:val="single" w:color="BFBFBF" w:sz="4"/>
-              <w:left w:val="single" w:color="BFBFBF" w:sz="4"/>
-              <w:bottom w:val="single" w:color="BFBFBF" w:sz="4"/>
-              <w:right w:val="single" w:color="BFBFBF" w:sz="4"/>
-            </w:tcBorders>
-            <w:tcMar>
-              <w:top w:type="dxa" w:w="60"/>
-              <w:left w:type="dxa" w:w="100"/>
-              <w:bottom w:type="dxa" w:w="60"/>
-              <w:right w:type="dxa" w:w="100"/>
-            </w:tcMar>
-          </w:tcPr>
-          <w:p>
-            <w:pPr>
-              <w:spacing w:after="0" w:line="276"/>
-            </w:pPr>
-            <w:r>
-              <w:rPr>
-                <w:rFonts w:ascii="Calibri" w:cs="Calibri" w:eastAsia="Calibri" w:hAnsi="Calibri"/>
-              </w:rPr>
-              <w:t xml:space="preserve">You are approved and can go online.</w:t>
-            </w:r>
-          </w:p>
-        </w:tc>
-      </w:tr>
-      <w:tr>
-        <w:tc>
-          <w:tcPr>
-            <w:tcW w:type="dxa" w:w="3400"/>
-            <w:tcBorders>
-              <w:top w:val="single" w:color="BFBFBF" w:sz="4"/>
-              <w:left w:val="single" w:color="BFBFBF" w:sz="4"/>
-              <w:bottom w:val="single" w:color="BFBFBF" w:sz="4"/>
-              <w:right w:val="single" w:color="BFBFBF" w:sz="4"/>
-            </w:tcBorders>
-            <w:tcMar>
-              <w:top w:type="dxa" w:w="60"/>
-              <w:left w:type="dxa" w:w="100"/>
-              <w:bottom w:type="dxa" w:w="60"/>
-              <w:right w:type="dxa" w:w="100"/>
-            </w:tcMar>
-          </w:tcPr>
-          <w:p>
-            <w:pPr>
-              <w:spacing w:after="0" w:line="276"/>
-            </w:pPr>
-            <w:r>
-              <w:rPr>
-                <w:rFonts w:ascii="Calibri" w:cs="Calibri" w:eastAsia="Calibri" w:hAnsi="Calibri"/>
-                <w:b/>
-                <w:bCs/>
-              </w:rPr>
-              <w:t xml:space="preserve">Naka-suspend ang account mo</w:t>
-            </w:r>
-            <w:r>
-              <w:rPr>
-                <w:rFonts w:ascii="Calibri" w:cs="Calibri" w:eastAsia="Calibri" w:hAnsi="Calibri"/>
-              </w:rPr>
-              <w:t xml:space="preserve"> (Your account is suspended)</w:t>
-            </w:r>
-          </w:p>
-        </w:tc>
-        <w:tc>
-          <w:tcPr>
-            <w:tcW w:type="dxa" w:w="5960"/>
-            <w:tcBorders>
-              <w:top w:val="single" w:color="BFBFBF" w:sz="4"/>
-              <w:left w:val="single" w:color="BFBFBF" w:sz="4"/>
-              <w:bottom w:val="single" w:color="BFBFBF" w:sz="4"/>
-              <w:right w:val="single" w:color="BFBFBF" w:sz="4"/>
-            </w:tcBorders>
-            <w:tcMar>
-              <w:top w:type="dxa" w:w="60"/>
-              <w:left w:type="dxa" w:w="100"/>
-              <w:bottom w:type="dxa" w:w="60"/>
-              <w:right w:type="dxa" w:w="100"/>
-            </w:tcMar>
-          </w:tcPr>
-          <w:p>
-            <w:pPr>
-              <w:spacing w:after="0" w:line="276"/>
-            </w:pPr>
-            <w:r>
-              <w:rPr>
-                <w:rFonts w:ascii="Calibri" w:cs="Calibri" w:eastAsia="Calibri" w:hAnsi="Calibri"/>
-              </w:rPr>
-              <w:t xml:space="preserve">You cannot accept rides. Talk to your TODA officer.</w:t>
-            </w:r>
-          </w:p>
-        </w:tc>
-      </w:tr>
-      <w:tr>
-        <w:tc>
-          <w:tcPr>
-            <w:tcW w:type="dxa" w:w="3400"/>
-            <w:tcBorders>
-              <w:top w:val="single" w:color="BFBFBF" w:sz="4"/>
-              <w:left w:val="single" w:color="BFBFBF" w:sz="4"/>
-              <w:bottom w:val="single" w:color="BFBFBF" w:sz="4"/>
-              <w:right w:val="single" w:color="BFBFBF" w:sz="4"/>
-            </w:tcBorders>
-            <w:tcMar>
-              <w:top w:type="dxa" w:w="60"/>
-              <w:left w:type="dxa" w:w="100"/>
-              <w:bottom w:type="dxa" w:w="60"/>
-              <w:right w:type="dxa" w:w="100"/>
-            </w:tcMar>
-          </w:tcPr>
-          <w:p>
-            <w:pPr>
-              <w:spacing w:after="0" w:line="276"/>
-            </w:pPr>
-            <w:r>
-              <w:rPr>
-                <w:rFonts w:ascii="Calibri" w:cs="Calibri" w:eastAsia="Calibri" w:hAnsi="Calibri"/>
-                <w:b/>
-                <w:bCs/>
-              </w:rPr>
-              <w:t xml:space="preserve">Hindi natanggap ang registration mo</w:t>
-            </w:r>
-            <w:r>
-              <w:rPr>
-                <w:rFonts w:ascii="Calibri" w:cs="Calibri" w:eastAsia="Calibri" w:hAnsi="Calibri"/>
-              </w:rPr>
-              <w:t xml:space="preserve"> (Your registration was rejected)</w:t>
-            </w:r>
-          </w:p>
-        </w:tc>
-        <w:tc>
-          <w:tcPr>
-            <w:tcW w:type="dxa" w:w="5960"/>
-            <w:tcBorders>
-              <w:top w:val="single" w:color="BFBFBF" w:sz="4"/>
-              <w:left w:val="single" w:color="BFBFBF" w:sz="4"/>
-              <w:bottom w:val="single" w:color="BFBFBF" w:sz="4"/>
-              <w:right w:val="single" w:color="BFBFBF" w:sz="4"/>
-            </w:tcBorders>
-            <w:tcMar>
-              <w:top w:type="dxa" w:w="60"/>
-              <w:left w:type="dxa" w:w="100"/>
-              <w:bottom w:type="dxa" w:w="60"/>
-              <w:right w:type="dxa" w:w="100"/>
-            </w:tcMar>
-          </w:tcPr>
-          <w:p>
-            <w:pPr>
-              <w:spacing w:after="0" w:line="276"/>
-            </w:pPr>
-            <w:r>
-              <w:rPr>
-                <w:rFonts w:ascii="Calibri" w:cs="Calibri" w:eastAsia="Calibri" w:hAnsi="Calibri"/>
-              </w:rPr>
-              <w:t xml:space="preserve">Talk to your TODA officer.</w:t>
-            </w:r>
-          </w:p>
-        </w:tc>
-      </w:tr>
-    </w:tbl>
-    <w:p>
-      <w:pPr>
-        <w:spacing w:after="120"/>
-      </w:pPr>
-    </w:p>
-    <w:p>
-      <w:pPr>
-        <w:pStyle w:val="Heading2"/>
-      </w:pPr>
-      <w:r>
-        <w:rPr>
-          <w:rFonts w:ascii="Calibri" w:cs="Calibri" w:eastAsia="Calibri" w:hAnsi="Calibri"/>
-        </w:rPr>
-        <w:t xml:space="preserve">5.3 Going online</w:t>
+        <w:t xml:space="preserve">Kasaysayan ng biyahe</w:t>
+      </w:r>
+      <w:r>
+        <w:rPr>
+          <w:rFonts w:ascii="Calibri" w:cs="Calibri" w:eastAsia="Calibri" w:hAnsi="Calibri"/>
+        </w:rPr>
+        <w:t xml:space="preserve"> (Ride history) below the </w:t>
+      </w:r>
+      <w:r>
+        <w:rPr>
+          <w:rFonts w:ascii="Calibri" w:cs="Calibri" w:eastAsia="Calibri" w:hAnsi="Calibri"/>
+          <w:b/>
+          <w:bCs/>
+        </w:rPr>
+        <w:t xml:space="preserve">Maghanap ng driver</w:t>
+      </w:r>
+      <w:r>
+        <w:rPr>
+          <w:rFonts w:ascii="Calibri" w:cs="Calibri" w:eastAsia="Calibri" w:hAnsi="Calibri"/>
+        </w:rPr>
+        <w:t xml:space="preserve"> (Find a driver) button. Your rides are listed newest first, 30 at a time; tap </w:t>
+      </w:r>
+      <w:r>
+        <w:rPr>
+          <w:rFonts w:ascii="Calibri" w:cs="Calibri" w:eastAsia="Calibri" w:hAnsi="Calibri"/>
+          <w:b/>
+          <w:bCs/>
+        </w:rPr>
+        <w:t xml:space="preserve">Ipakita pa</w:t>
+      </w:r>
+      <w:r>
+        <w:rPr>
+          <w:rFonts w:ascii="Calibri" w:cs="Calibri" w:eastAsia="Calibri" w:hAnsi="Calibri"/>
+        </w:rPr>
+        <w:t xml:space="preserve"> (Show more) for older ones.</w:t>
       </w:r>
     </w:p>
     <w:p>
@@ -4566,9 +4428,9 @@
       <w:r>
         <w:drawing>
           <wp:inline distT="0" distB="0" distL="0" distR="0">
-            <wp:extent cx="2200275" cy="4762500"/>
+            <wp:extent cx="1933575" cy="4762500"/>
             <wp:effectExtent t="0" r="0" b="0" l="0"/>
-            <wp:docPr id="1" name="fig-5-driver-online.png" descr="Figure 5. The driver screen with the Online switch" title="Figure 5. The driver screen with the Online switch"/>
+            <wp:docPr id="1" name="fig-8-ride-history.png" descr="Figure 5. Ride history" title="Figure 5. Ride history"/>
             <wp:cNvGraphicFramePr>
               <a:graphicFrameLocks xmlns:a="http://schemas.openxmlformats.org/drawingml/2006/main" noChangeAspect="1"/>
             </wp:cNvGraphicFramePr>
@@ -4591,7 +4453,7 @@
                   <pic:spPr bwMode="auto">
                     <a:xfrm>
                       <a:off x="0" y="0"/>
-                      <a:ext cx="2200275" cy="4762500"/>
+                      <a:ext cx="1933575" cy="4762500"/>
                     </a:xfrm>
                     <a:prstGeom prst="rect">
                       <a:avLst/>
@@ -4617,7 +4479,98 @@
           <w:sz w:val="20"/>
           <w:szCs w:val="20"/>
         </w:rPr>
-        <w:t xml:space="preserve">Figure 5. The driver screen with the Online switch</w:t>
+        <w:t xml:space="preserve">Figure 5. Ride history</w:t>
+      </w:r>
+    </w:p>
+    <w:p>
+      <w:r>
+        <w:rPr>
+          <w:rFonts w:ascii="Calibri" w:cs="Calibri" w:eastAsia="Calibri" w:hAnsi="Calibri"/>
+        </w:rPr>
+        <w:t xml:space="preserve">Each ride shows the date, the route, how it ended — </w:t>
+      </w:r>
+      <w:r>
+        <w:rPr>
+          <w:rFonts w:ascii="Calibri" w:cs="Calibri" w:eastAsia="Calibri" w:hAnsi="Calibri"/>
+          <w:b/>
+          <w:bCs/>
+        </w:rPr>
+        <w:t xml:space="preserve">Natapos</w:t>
+      </w:r>
+      <w:r>
+        <w:rPr>
+          <w:rFonts w:ascii="Calibri" w:cs="Calibri" w:eastAsia="Calibri" w:hAnsi="Calibri"/>
+        </w:rPr>
+        <w:t xml:space="preserve"> (Completed), </w:t>
+      </w:r>
+      <w:r>
+        <w:rPr>
+          <w:rFonts w:ascii="Calibri" w:cs="Calibri" w:eastAsia="Calibri" w:hAnsi="Calibri"/>
+          <w:b/>
+          <w:bCs/>
+        </w:rPr>
+        <w:t xml:space="preserve">Kinansela ng pasahero</w:t>
+      </w:r>
+      <w:r>
+        <w:rPr>
+          <w:rFonts w:ascii="Calibri" w:cs="Calibri" w:eastAsia="Calibri" w:hAnsi="Calibri"/>
+        </w:rPr>
+        <w:t xml:space="preserve"> (Cancelled by commuter), </w:t>
+      </w:r>
+      <w:r>
+        <w:rPr>
+          <w:rFonts w:ascii="Calibri" w:cs="Calibri" w:eastAsia="Calibri" w:hAnsi="Calibri"/>
+          <w:b/>
+          <w:bCs/>
+        </w:rPr>
+        <w:t xml:space="preserve">Kinansela ng driver</w:t>
+      </w:r>
+      <w:r>
+        <w:rPr>
+          <w:rFonts w:ascii="Calibri" w:cs="Calibri" w:eastAsia="Calibri" w:hAnsi="Calibri"/>
+        </w:rPr>
+        <w:t xml:space="preserve"> (Cancelled by driver) or </w:t>
+      </w:r>
+      <w:r>
+        <w:rPr>
+          <w:rFonts w:ascii="Calibri" w:cs="Calibri" w:eastAsia="Calibri" w:hAnsi="Calibri"/>
+          <w:b/>
+          <w:bCs/>
+        </w:rPr>
+        <w:t xml:space="preserve">Walang nakitang driver</w:t>
+      </w:r>
+      <w:r>
+        <w:rPr>
+          <w:rFonts w:ascii="Calibri" w:cs="Calibri" w:eastAsia="Calibri" w:hAnsi="Calibri"/>
+        </w:rPr>
+        <w:t xml:space="preserve"> (No driver found) — whether it was Regular or Special, the driver’s name and plate, and the stars you gave.</w:t>
+      </w:r>
+    </w:p>
+    <w:p>
+      <w:r>
+        <w:br w:type="page"/>
+      </w:r>
+    </w:p>
+    <w:p>
+      <w:pPr>
+        <w:pStyle w:val="Heading1"/>
+      </w:pPr>
+      <w:r>
+        <w:rPr>
+          <w:rFonts w:ascii="Calibri" w:cs="Calibri" w:eastAsia="Calibri" w:hAnsi="Calibri"/>
+        </w:rPr>
+        <w:t xml:space="preserve">5. Driver Guide</w:t>
+      </w:r>
+    </w:p>
+    <w:p>
+      <w:pPr>
+        <w:pStyle w:val="Heading2"/>
+      </w:pPr>
+      <w:r>
+        <w:rPr>
+          <w:rFonts w:ascii="Calibri" w:cs="Calibri" w:eastAsia="Calibri" w:hAnsi="Calibri"/>
+        </w:rPr>
+        <w:t xml:space="preserve">5.1 Registering</w:t>
       </w:r>
     </w:p>
     <w:p>
@@ -4625,28 +4578,28 @@
         <w:pStyle w:val="ListParagraph"/>
         <w:numPr>
           <w:ilvl w:val="0"/>
-          <w:numId w:val="10"/>
+          <w:numId w:val="9"/>
         </w:numPr>
       </w:pPr>
       <w:r>
         <w:rPr>
           <w:rFonts w:ascii="Calibri" w:cs="Calibri" w:eastAsia="Calibri" w:hAnsi="Calibri"/>
         </w:rPr>
-        <w:t xml:space="preserve">Turn on </w:t>
-      </w:r>
-      <w:r>
-        <w:rPr>
-          <w:rFonts w:ascii="Calibri" w:cs="Calibri" w:eastAsia="Calibri" w:hAnsi="Calibri"/>
-          <w:b/>
-          <w:bCs/>
-        </w:rPr>
-        <w:t xml:space="preserve">Location</w:t>
-      </w:r>
-      <w:r>
-        <w:rPr>
-          <w:rFonts w:ascii="Calibri" w:cs="Calibri" w:eastAsia="Calibri" w:hAnsi="Calibri"/>
-        </w:rPr>
-        <w:t xml:space="preserve"> on your phone.</w:t>
+        <w:t xml:space="preserve">Open the app and tap </w:t>
+      </w:r>
+      <w:r>
+        <w:rPr>
+          <w:rFonts w:ascii="Calibri" w:cs="Calibri" w:eastAsia="Calibri" w:hAnsi="Calibri"/>
+          <w:b/>
+          <w:bCs/>
+        </w:rPr>
+        <w:t xml:space="preserve">Mag-sign in bilang driver o admin</w:t>
+      </w:r>
+      <w:r>
+        <w:rPr>
+          <w:rFonts w:ascii="Calibri" w:cs="Calibri" w:eastAsia="Calibri" w:hAnsi="Calibri"/>
+        </w:rPr>
+        <w:t xml:space="preserve"> (Driver / Admin sign in).</w:t>
       </w:r>
     </w:p>
     <w:p>
@@ -4654,42 +4607,28 @@
         <w:pStyle w:val="ListParagraph"/>
         <w:numPr>
           <w:ilvl w:val="0"/>
-          <w:numId w:val="10"/>
+          <w:numId w:val="9"/>
         </w:numPr>
       </w:pPr>
       <w:r>
         <w:rPr>
           <w:rFonts w:ascii="Calibri" w:cs="Calibri" w:eastAsia="Calibri" w:hAnsi="Calibri"/>
         </w:rPr>
-        <w:t xml:space="preserve">Slide the </w:t>
-      </w:r>
-      <w:r>
-        <w:rPr>
-          <w:rFonts w:ascii="Calibri" w:cs="Calibri" w:eastAsia="Calibri" w:hAnsi="Calibri"/>
-          <w:b/>
-          <w:bCs/>
-        </w:rPr>
-        <w:t xml:space="preserve">Offline</w:t>
-      </w:r>
-      <w:r>
-        <w:rPr>
-          <w:rFonts w:ascii="Calibri" w:cs="Calibri" w:eastAsia="Calibri" w:hAnsi="Calibri"/>
-        </w:rPr>
-        <w:t xml:space="preserve"> switch to </w:t>
-      </w:r>
-      <w:r>
-        <w:rPr>
-          <w:rFonts w:ascii="Calibri" w:cs="Calibri" w:eastAsia="Calibri" w:hAnsi="Calibri"/>
-          <w:b/>
-          <w:bCs/>
-        </w:rPr>
-        <w:t xml:space="preserve">Online</w:t>
-      </w:r>
-      <w:r>
-        <w:rPr>
-          <w:rFonts w:ascii="Calibri" w:cs="Calibri" w:eastAsia="Calibri" w:hAnsi="Calibri"/>
-        </w:rPr>
-        <w:t xml:space="preserve">.</w:t>
+        <w:t xml:space="preserve">Tap </w:t>
+      </w:r>
+      <w:r>
+        <w:rPr>
+          <w:rFonts w:ascii="Calibri" w:cs="Calibri" w:eastAsia="Calibri" w:hAnsi="Calibri"/>
+          <w:b/>
+          <w:bCs/>
+        </w:rPr>
+        <w:t xml:space="preserve">Magparehistro bilang TODA driver</w:t>
+      </w:r>
+      <w:r>
+        <w:rPr>
+          <w:rFonts w:ascii="Calibri" w:cs="Calibri" w:eastAsia="Calibri" w:hAnsi="Calibri"/>
+        </w:rPr>
+        <w:t xml:space="preserve"> (Register as a TODA driver).</w:t>
       </w:r>
     </w:p>
     <w:p>
@@ -4697,28 +4636,14 @@
         <w:pStyle w:val="ListParagraph"/>
         <w:numPr>
           <w:ilvl w:val="0"/>
-          <w:numId w:val="10"/>
+          <w:numId w:val="9"/>
         </w:numPr>
       </w:pPr>
       <w:r>
         <w:rPr>
           <w:rFonts w:ascii="Calibri" w:cs="Calibri" w:eastAsia="Calibri" w:hAnsi="Calibri"/>
         </w:rPr>
-        <w:t xml:space="preserve">If asked, allow location access </w:t>
-      </w:r>
-      <w:r>
-        <w:rPr>
-          <w:rFonts w:ascii="Calibri" w:cs="Calibri" w:eastAsia="Calibri" w:hAnsi="Calibri"/>
-          <w:b/>
-          <w:bCs/>
-        </w:rPr>
-        <w:t xml:space="preserve">while using the app</w:t>
-      </w:r>
-      <w:r>
-        <w:rPr>
-          <w:rFonts w:ascii="Calibri" w:cs="Calibri" w:eastAsia="Calibri" w:hAnsi="Calibri"/>
-        </w:rPr>
-        <w:t xml:space="preserve">, and allow notifications.</w:t>
+        <w:t xml:space="preserve">Fill in the form (see the table below).</w:t>
       </w:r>
     </w:p>
     <w:p>
@@ -4726,119 +4651,28 @@
         <w:pStyle w:val="ListParagraph"/>
         <w:numPr>
           <w:ilvl w:val="0"/>
-          <w:numId w:val="10"/>
+          <w:numId w:val="9"/>
         </w:numPr>
       </w:pPr>
       <w:r>
         <w:rPr>
           <w:rFonts w:ascii="Calibri" w:cs="Calibri" w:eastAsia="Calibri" w:hAnsi="Calibri"/>
         </w:rPr>
-        <w:t xml:space="preserve">Wait while the switch shows </w:t>
-      </w:r>
-      <w:r>
-        <w:rPr>
-          <w:rFonts w:ascii="Calibri" w:cs="Calibri" w:eastAsia="Calibri" w:hAnsi="Calibri"/>
-          <w:b/>
-          <w:bCs/>
-        </w:rPr>
-        <w:t xml:space="preserve">Kumokonekta…</w:t>
-      </w:r>
-      <w:r>
-        <w:rPr>
-          <w:rFonts w:ascii="Calibri" w:cs="Calibri" w:eastAsia="Calibri" w:hAnsi="Calibri"/>
-        </w:rPr>
-        <w:t xml:space="preserve"> (Connecting…). Do not tap it again.</w:t>
-      </w:r>
-    </w:p>
-    <w:p>
-      <w:r>
-        <w:rPr>
-          <w:rFonts w:ascii="Calibri" w:cs="Calibri" w:eastAsia="Calibri" w:hAnsi="Calibri"/>
-        </w:rPr>
-        <w:t xml:space="preserve">When the switch shows </w:t>
-      </w:r>
-      <w:r>
-        <w:rPr>
-          <w:rFonts w:ascii="Calibri" w:cs="Calibri" w:eastAsia="Calibri" w:hAnsi="Calibri"/>
-          <w:b/>
-          <w:bCs/>
-        </w:rPr>
-        <w:t xml:space="preserve">Online</w:t>
-      </w:r>
-      <w:r>
-        <w:rPr>
-          <w:rFonts w:ascii="Calibri" w:cs="Calibri" w:eastAsia="Calibri" w:hAnsi="Calibri"/>
-        </w:rPr>
-        <w:t xml:space="preserve">, you appear to nearby commuters and the screen says </w:t>
-      </w:r>
-      <w:r>
-        <w:rPr>
-          <w:rFonts w:ascii="Calibri" w:cs="Calibri" w:eastAsia="Calibri" w:hAnsi="Calibri"/>
-          <w:b/>
-          <w:bCs/>
-        </w:rPr>
-        <w:t xml:space="preserve">Naghihintay ng biyahe</w:t>
-      </w:r>
-      <w:r>
-        <w:rPr>
-          <w:rFonts w:ascii="Calibri" w:cs="Calibri" w:eastAsia="Calibri" w:hAnsi="Calibri"/>
-        </w:rPr>
-        <w:t xml:space="preserve"> (Waiting for a ride).</w:t>
-      </w:r>
-    </w:p>
-    <w:p>
-      <w:r>
-        <w:rPr>
-          <w:rFonts w:ascii="Calibri" w:cs="Calibri" w:eastAsia="Calibri" w:hAnsi="Calibri"/>
-        </w:rPr>
-        <w:t xml:space="preserve">If going online fails, a red message explains why (see Section 8). If a line starting with </w:t>
-      </w:r>
-      <w:r>
-        <w:rPr>
-          <w:rFonts w:ascii="Calibri" w:cs="Calibri" w:eastAsia="Calibri" w:hAnsi="Calibri"/>
-          <w:b/>
-          <w:bCs/>
-        </w:rPr>
-        <w:t xml:space="preserve">Detalye para sa suporta</w:t>
-      </w:r>
-      <w:r>
-        <w:rPr>
-          <w:rFonts w:ascii="Calibri" w:cs="Calibri" w:eastAsia="Calibri" w:hAnsi="Calibri"/>
-        </w:rPr>
-        <w:t xml:space="preserve"> (Details for support) appears under the switch, take a screenshot and send it to your TODA officer.</w:t>
-      </w:r>
-    </w:p>
-    <w:p>
-      <w:pPr>
-        <w:pStyle w:val="Heading2"/>
-      </w:pPr>
-      <w:r>
-        <w:rPr>
-          <w:rFonts w:ascii="Calibri" w:cs="Calibri" w:eastAsia="Calibri" w:hAnsi="Calibri"/>
-        </w:rPr>
-        <w:t xml:space="preserve">5.4 Accepting a ride</w:t>
-      </w:r>
-    </w:p>
-    <w:p>
-      <w:r>
-        <w:rPr>
-          <w:rFonts w:ascii="Calibri" w:cs="Calibri" w:eastAsia="Calibri" w:hAnsi="Calibri"/>
-        </w:rPr>
-        <w:t xml:space="preserve">When a commuter nearby books, your phone shows a notification and the screen shows </w:t>
-      </w:r>
-      <w:r>
-        <w:rPr>
-          <w:rFonts w:ascii="Calibri" w:cs="Calibri" w:eastAsia="Calibri" w:hAnsi="Calibri"/>
-          <w:b/>
-          <w:bCs/>
-        </w:rPr>
-        <w:t xml:space="preserve">Bagong ride offer</w:t>
-      </w:r>
-      <w:r>
-        <w:rPr>
-          <w:rFonts w:ascii="Calibri" w:cs="Calibri" w:eastAsia="Calibri" w:hAnsi="Calibri"/>
-        </w:rPr>
-        <w:t xml:space="preserve"> (New ride offer) with the pickup and drop-off.</w:t>
+        <w:t xml:space="preserve">Tap </w:t>
+      </w:r>
+      <w:r>
+        <w:rPr>
+          <w:rFonts w:ascii="Calibri" w:cs="Calibri" w:eastAsia="Calibri" w:hAnsi="Calibri"/>
+          <w:b/>
+          <w:bCs/>
+        </w:rPr>
+        <w:t xml:space="preserve">Gumawa ng account</w:t>
+      </w:r>
+      <w:r>
+        <w:rPr>
+          <w:rFonts w:ascii="Calibri" w:cs="Calibri" w:eastAsia="Calibri" w:hAnsi="Calibri"/>
+        </w:rPr>
+        <w:t xml:space="preserve"> (Create account).</w:t>
       </w:r>
     </w:p>
     <w:p>
@@ -4846,54 +4680,438 @@
         <w:pStyle w:val="ListParagraph"/>
         <w:numPr>
           <w:ilvl w:val="0"/>
-          <w:numId w:val="2"/>
+          <w:numId w:val="9"/>
         </w:numPr>
       </w:pPr>
       <w:r>
         <w:rPr>
           <w:rFonts w:ascii="Calibri" w:cs="Calibri" w:eastAsia="Calibri" w:hAnsi="Calibri"/>
-          <w:b/>
-          <w:bCs/>
-        </w:rPr>
-        <w:t xml:space="preserve">Tanggapin</w:t>
-      </w:r>
-      <w:r>
-        <w:rPr>
-          <w:rFonts w:ascii="Calibri" w:cs="Calibri" w:eastAsia="Calibri" w:hAnsi="Calibri"/>
-        </w:rPr>
-        <w:t xml:space="preserve"> (Accept) — the ride is yours.</w:t>
-      </w:r>
-    </w:p>
-    <w:p>
-      <w:pPr>
-        <w:pStyle w:val="ListParagraph"/>
-        <w:numPr>
-          <w:ilvl w:val="0"/>
-          <w:numId w:val="2"/>
-        </w:numPr>
-      </w:pPr>
-      <w:r>
-        <w:rPr>
-          <w:rFonts w:ascii="Calibri" w:cs="Calibri" w:eastAsia="Calibri" w:hAnsi="Calibri"/>
-          <w:b/>
-          <w:bCs/>
-        </w:rPr>
-        <w:t xml:space="preserve">Tanggihan</w:t>
-      </w:r>
-      <w:r>
-        <w:rPr>
-          <w:rFonts w:ascii="Calibri" w:cs="Calibri" w:eastAsia="Calibri" w:hAnsi="Calibri"/>
-        </w:rPr>
-        <w:t xml:space="preserve"> (Decline) — the ride goes to the next nearest driver.</w:t>
-      </w:r>
-    </w:p>
-    <w:p>
-      <w:r>
-        <w:rPr>
-          <w:rFonts w:ascii="Calibri" w:cs="Calibri" w:eastAsia="Calibri" w:hAnsi="Calibri"/>
-        </w:rPr>
-        <w:t xml:space="preserve">Each offer lasts about 15 seconds. If you do not answer in time, the ride goes to another driver. If two drivers accept at the same moment, only one gets the ride, and the app tells the other.</w:t>
-      </w:r>
+        </w:rPr>
+        <w:t xml:space="preserve">Submit your ID (Section 3).</w:t>
+      </w:r>
+    </w:p>
+    <w:tbl>
+      <w:tblPr>
+        <w:tblW w:type="dxa" w:w="9360"/>
+        <w:tblBorders>
+          <w:top w:val="single" w:color="auto" w:sz="4"/>
+          <w:left w:val="single" w:color="auto" w:sz="4"/>
+          <w:bottom w:val="single" w:color="auto" w:sz="4"/>
+          <w:right w:val="single" w:color="auto" w:sz="4"/>
+          <w:insideH w:val="single" w:color="auto" w:sz="4"/>
+          <w:insideV w:val="single" w:color="auto" w:sz="4"/>
+        </w:tblBorders>
+      </w:tblPr>
+      <w:tblGrid>
+        <w:gridCol w:w="3000"/>
+        <w:gridCol w:w="6360"/>
+      </w:tblGrid>
+      <w:tr>
+        <w:trPr>
+          <w:tblHeader/>
+        </w:trPr>
+        <w:tc>
+          <w:tcPr>
+            <w:tcW w:type="dxa" w:w="3000"/>
+            <w:tcBorders>
+              <w:top w:val="single" w:color="BFBFBF" w:sz="4"/>
+              <w:left w:val="single" w:color="BFBFBF" w:sz="4"/>
+              <w:bottom w:val="single" w:color="BFBFBF" w:sz="4"/>
+              <w:right w:val="single" w:color="BFBFBF" w:sz="4"/>
+            </w:tcBorders>
+            <w:shd w:fill="DCE6F1" w:color="auto" w:val="clear"/>
+            <w:tcMar>
+              <w:top w:type="dxa" w:w="60"/>
+              <w:left w:type="dxa" w:w="100"/>
+              <w:bottom w:type="dxa" w:w="60"/>
+              <w:right w:type="dxa" w:w="100"/>
+            </w:tcMar>
+          </w:tcPr>
+          <w:p>
+            <w:pPr>
+              <w:spacing w:after="0" w:line="276"/>
+            </w:pPr>
+            <w:r>
+              <w:rPr>
+                <w:rFonts w:ascii="Calibri" w:cs="Calibri" w:eastAsia="Calibri" w:hAnsi="Calibri"/>
+                <w:b/>
+                <w:bCs/>
+              </w:rPr>
+              <w:t xml:space="preserve">Field</w:t>
+            </w:r>
+          </w:p>
+        </w:tc>
+        <w:tc>
+          <w:tcPr>
+            <w:tcW w:type="dxa" w:w="6360"/>
+            <w:tcBorders>
+              <w:top w:val="single" w:color="BFBFBF" w:sz="4"/>
+              <w:left w:val="single" w:color="BFBFBF" w:sz="4"/>
+              <w:bottom w:val="single" w:color="BFBFBF" w:sz="4"/>
+              <w:right w:val="single" w:color="BFBFBF" w:sz="4"/>
+            </w:tcBorders>
+            <w:shd w:fill="DCE6F1" w:color="auto" w:val="clear"/>
+            <w:tcMar>
+              <w:top w:type="dxa" w:w="60"/>
+              <w:left w:type="dxa" w:w="100"/>
+              <w:bottom w:type="dxa" w:w="60"/>
+              <w:right w:type="dxa" w:w="100"/>
+            </w:tcMar>
+          </w:tcPr>
+          <w:p>
+            <w:pPr>
+              <w:spacing w:after="0" w:line="276"/>
+            </w:pPr>
+            <w:r>
+              <w:rPr>
+                <w:rFonts w:ascii="Calibri" w:cs="Calibri" w:eastAsia="Calibri" w:hAnsi="Calibri"/>
+                <w:b/>
+                <w:bCs/>
+              </w:rPr>
+              <w:t xml:space="preserve">What to enter</w:t>
+            </w:r>
+          </w:p>
+        </w:tc>
+      </w:tr>
+      <w:tr>
+        <w:tc>
+          <w:tcPr>
+            <w:tcW w:type="dxa" w:w="3000"/>
+            <w:tcBorders>
+              <w:top w:val="single" w:color="BFBFBF" w:sz="4"/>
+              <w:left w:val="single" w:color="BFBFBF" w:sz="4"/>
+              <w:bottom w:val="single" w:color="BFBFBF" w:sz="4"/>
+              <w:right w:val="single" w:color="BFBFBF" w:sz="4"/>
+            </w:tcBorders>
+            <w:tcMar>
+              <w:top w:type="dxa" w:w="60"/>
+              <w:left w:type="dxa" w:w="100"/>
+              <w:bottom w:type="dxa" w:w="60"/>
+              <w:right w:type="dxa" w:w="100"/>
+            </w:tcMar>
+          </w:tcPr>
+          <w:p>
+            <w:pPr>
+              <w:spacing w:after="0" w:line="276"/>
+            </w:pPr>
+            <w:r>
+              <w:rPr>
+                <w:rFonts w:ascii="Calibri" w:cs="Calibri" w:eastAsia="Calibri" w:hAnsi="Calibri"/>
+                <w:b/>
+                <w:bCs/>
+              </w:rPr>
+              <w:t xml:space="preserve">Pangalan</w:t>
+            </w:r>
+            <w:r>
+              <w:rPr>
+                <w:rFonts w:ascii="Calibri" w:cs="Calibri" w:eastAsia="Calibri" w:hAnsi="Calibri"/>
+              </w:rPr>
+              <w:t xml:space="preserve"> (First name) / </w:t>
+            </w:r>
+            <w:r>
+              <w:rPr>
+                <w:rFonts w:ascii="Calibri" w:cs="Calibri" w:eastAsia="Calibri" w:hAnsi="Calibri"/>
+                <w:b/>
+                <w:bCs/>
+              </w:rPr>
+              <w:t xml:space="preserve">Apelyido</w:t>
+            </w:r>
+            <w:r>
+              <w:rPr>
+                <w:rFonts w:ascii="Calibri" w:cs="Calibri" w:eastAsia="Calibri" w:hAnsi="Calibri"/>
+              </w:rPr>
+              <w:t xml:space="preserve"> (Last name)</w:t>
+            </w:r>
+          </w:p>
+        </w:tc>
+        <w:tc>
+          <w:tcPr>
+            <w:tcW w:type="dxa" w:w="6360"/>
+            <w:tcBorders>
+              <w:top w:val="single" w:color="BFBFBF" w:sz="4"/>
+              <w:left w:val="single" w:color="BFBFBF" w:sz="4"/>
+              <w:bottom w:val="single" w:color="BFBFBF" w:sz="4"/>
+              <w:right w:val="single" w:color="BFBFBF" w:sz="4"/>
+            </w:tcBorders>
+            <w:tcMar>
+              <w:top w:type="dxa" w:w="60"/>
+              <w:left w:type="dxa" w:w="100"/>
+              <w:bottom w:type="dxa" w:w="60"/>
+              <w:right w:type="dxa" w:w="100"/>
+            </w:tcMar>
+          </w:tcPr>
+          <w:p>
+            <w:pPr>
+              <w:spacing w:after="0" w:line="276"/>
+            </w:pPr>
+            <w:r>
+              <w:rPr>
+                <w:rFonts w:ascii="Calibri" w:cs="Calibri" w:eastAsia="Calibri" w:hAnsi="Calibri"/>
+              </w:rPr>
+              <w:t xml:space="preserve">Your name, as printed on your license.</w:t>
+            </w:r>
+          </w:p>
+        </w:tc>
+      </w:tr>
+      <w:tr>
+        <w:tc>
+          <w:tcPr>
+            <w:tcW w:type="dxa" w:w="3000"/>
+            <w:tcBorders>
+              <w:top w:val="single" w:color="BFBFBF" w:sz="4"/>
+              <w:left w:val="single" w:color="BFBFBF" w:sz="4"/>
+              <w:bottom w:val="single" w:color="BFBFBF" w:sz="4"/>
+              <w:right w:val="single" w:color="BFBFBF" w:sz="4"/>
+            </w:tcBorders>
+            <w:tcMar>
+              <w:top w:type="dxa" w:w="60"/>
+              <w:left w:type="dxa" w:w="100"/>
+              <w:bottom w:type="dxa" w:w="60"/>
+              <w:right w:type="dxa" w:w="100"/>
+            </w:tcMar>
+          </w:tcPr>
+          <w:p>
+            <w:pPr>
+              <w:spacing w:after="0" w:line="276"/>
+            </w:pPr>
+            <w:r>
+              <w:rPr>
+                <w:rFonts w:ascii="Calibri" w:cs="Calibri" w:eastAsia="Calibri" w:hAnsi="Calibri"/>
+                <w:b/>
+                <w:bCs/>
+              </w:rPr>
+              <w:t xml:space="preserve">Mobile number</w:t>
+            </w:r>
+          </w:p>
+        </w:tc>
+        <w:tc>
+          <w:tcPr>
+            <w:tcW w:type="dxa" w:w="6360"/>
+            <w:tcBorders>
+              <w:top w:val="single" w:color="BFBFBF" w:sz="4"/>
+              <w:left w:val="single" w:color="BFBFBF" w:sz="4"/>
+              <w:bottom w:val="single" w:color="BFBFBF" w:sz="4"/>
+              <w:right w:val="single" w:color="BFBFBF" w:sz="4"/>
+            </w:tcBorders>
+            <w:tcMar>
+              <w:top w:type="dxa" w:w="60"/>
+              <w:left w:type="dxa" w:w="100"/>
+              <w:bottom w:type="dxa" w:w="60"/>
+              <w:right w:type="dxa" w:w="100"/>
+            </w:tcMar>
+          </w:tcPr>
+          <w:p>
+            <w:pPr>
+              <w:spacing w:after="0" w:line="276"/>
+            </w:pPr>
+            <w:r>
+              <w:rPr>
+                <w:rFonts w:ascii="Calibri" w:cs="Calibri" w:eastAsia="Calibri" w:hAnsi="Calibri"/>
+              </w:rPr>
+              <w:t xml:space="preserve">The number commuters will call when you accept their ride.</w:t>
+            </w:r>
+          </w:p>
+        </w:tc>
+      </w:tr>
+      <w:tr>
+        <w:tc>
+          <w:tcPr>
+            <w:tcW w:type="dxa" w:w="3000"/>
+            <w:tcBorders>
+              <w:top w:val="single" w:color="BFBFBF" w:sz="4"/>
+              <w:left w:val="single" w:color="BFBFBF" w:sz="4"/>
+              <w:bottom w:val="single" w:color="BFBFBF" w:sz="4"/>
+              <w:right w:val="single" w:color="BFBFBF" w:sz="4"/>
+            </w:tcBorders>
+            <w:tcMar>
+              <w:top w:type="dxa" w:w="60"/>
+              <w:left w:type="dxa" w:w="100"/>
+              <w:bottom w:type="dxa" w:w="60"/>
+              <w:right w:type="dxa" w:w="100"/>
+            </w:tcMar>
+          </w:tcPr>
+          <w:p>
+            <w:pPr>
+              <w:spacing w:after="0" w:line="276"/>
+            </w:pPr>
+            <w:r>
+              <w:rPr>
+                <w:rFonts w:ascii="Calibri" w:cs="Calibri" w:eastAsia="Calibri" w:hAnsi="Calibri"/>
+                <w:b/>
+                <w:bCs/>
+              </w:rPr>
+              <w:t xml:space="preserve">Plate number</w:t>
+            </w:r>
+          </w:p>
+        </w:tc>
+        <w:tc>
+          <w:tcPr>
+            <w:tcW w:type="dxa" w:w="6360"/>
+            <w:tcBorders>
+              <w:top w:val="single" w:color="BFBFBF" w:sz="4"/>
+              <w:left w:val="single" w:color="BFBFBF" w:sz="4"/>
+              <w:bottom w:val="single" w:color="BFBFBF" w:sz="4"/>
+              <w:right w:val="single" w:color="BFBFBF" w:sz="4"/>
+            </w:tcBorders>
+            <w:tcMar>
+              <w:top w:type="dxa" w:w="60"/>
+              <w:left w:type="dxa" w:w="100"/>
+              <w:bottom w:type="dxa" w:w="60"/>
+              <w:right w:type="dxa" w:w="100"/>
+            </w:tcMar>
+          </w:tcPr>
+          <w:p>
+            <w:pPr>
+              <w:spacing w:after="0" w:line="276"/>
+            </w:pPr>
+            <w:r>
+              <w:rPr>
+                <w:rFonts w:ascii="Calibri" w:cs="Calibri" w:eastAsia="Calibri" w:hAnsi="Calibri"/>
+              </w:rPr>
+              <w:t xml:space="preserve">Your tricycle’s plate. Commuters use it to find you.</w:t>
+            </w:r>
+          </w:p>
+        </w:tc>
+      </w:tr>
+      <w:tr>
+        <w:tc>
+          <w:tcPr>
+            <w:tcW w:type="dxa" w:w="3000"/>
+            <w:tcBorders>
+              <w:top w:val="single" w:color="BFBFBF" w:sz="4"/>
+              <w:left w:val="single" w:color="BFBFBF" w:sz="4"/>
+              <w:bottom w:val="single" w:color="BFBFBF" w:sz="4"/>
+              <w:right w:val="single" w:color="BFBFBF" w:sz="4"/>
+            </w:tcBorders>
+            <w:tcMar>
+              <w:top w:type="dxa" w:w="60"/>
+              <w:left w:type="dxa" w:w="100"/>
+              <w:bottom w:type="dxa" w:w="60"/>
+              <w:right w:type="dxa" w:w="100"/>
+            </w:tcMar>
+          </w:tcPr>
+          <w:p>
+            <w:pPr>
+              <w:spacing w:after="0" w:line="276"/>
+            </w:pPr>
+            <w:r>
+              <w:rPr>
+                <w:rFonts w:ascii="Calibri" w:cs="Calibri" w:eastAsia="Calibri" w:hAnsi="Calibri"/>
+                <w:b/>
+                <w:bCs/>
+              </w:rPr>
+              <w:t xml:space="preserve">TODA chapter</w:t>
+            </w:r>
+          </w:p>
+        </w:tc>
+        <w:tc>
+          <w:tcPr>
+            <w:tcW w:type="dxa" w:w="6360"/>
+            <w:tcBorders>
+              <w:top w:val="single" w:color="BFBFBF" w:sz="4"/>
+              <w:left w:val="single" w:color="BFBFBF" w:sz="4"/>
+              <w:bottom w:val="single" w:color="BFBFBF" w:sz="4"/>
+              <w:right w:val="single" w:color="BFBFBF" w:sz="4"/>
+            </w:tcBorders>
+            <w:tcMar>
+              <w:top w:type="dxa" w:w="60"/>
+              <w:left w:type="dxa" w:w="100"/>
+              <w:bottom w:type="dxa" w:w="60"/>
+              <w:right w:type="dxa" w:w="100"/>
+            </w:tcMar>
+          </w:tcPr>
+          <w:p>
+            <w:pPr>
+              <w:spacing w:after="0" w:line="276"/>
+            </w:pPr>
+            <w:r>
+              <w:rPr>
+                <w:rFonts w:ascii="Calibri" w:cs="Calibri" w:eastAsia="Calibri" w:hAnsi="Calibri"/>
+              </w:rPr>
+              <w:t xml:space="preserve">The chapter you belong to.</w:t>
+            </w:r>
+          </w:p>
+        </w:tc>
+      </w:tr>
+      <w:tr>
+        <w:tc>
+          <w:tcPr>
+            <w:tcW w:type="dxa" w:w="3000"/>
+            <w:tcBorders>
+              <w:top w:val="single" w:color="BFBFBF" w:sz="4"/>
+              <w:left w:val="single" w:color="BFBFBF" w:sz="4"/>
+              <w:bottom w:val="single" w:color="BFBFBF" w:sz="4"/>
+              <w:right w:val="single" w:color="BFBFBF" w:sz="4"/>
+            </w:tcBorders>
+            <w:tcMar>
+              <w:top w:type="dxa" w:w="60"/>
+              <w:left w:type="dxa" w:w="100"/>
+              <w:bottom w:type="dxa" w:w="60"/>
+              <w:right w:type="dxa" w:w="100"/>
+            </w:tcMar>
+          </w:tcPr>
+          <w:p>
+            <w:pPr>
+              <w:spacing w:after="0" w:line="276"/>
+            </w:pPr>
+            <w:r>
+              <w:rPr>
+                <w:rFonts w:ascii="Calibri" w:cs="Calibri" w:eastAsia="Calibri" w:hAnsi="Calibri"/>
+                <w:b/>
+                <w:bCs/>
+              </w:rPr>
+              <w:t xml:space="preserve">Email</w:t>
+            </w:r>
+            <w:r>
+              <w:rPr>
+                <w:rFonts w:ascii="Calibri" w:cs="Calibri" w:eastAsia="Calibri" w:hAnsi="Calibri"/>
+              </w:rPr>
+              <w:t xml:space="preserve"> and </w:t>
+            </w:r>
+            <w:r>
+              <w:rPr>
+                <w:rFonts w:ascii="Calibri" w:cs="Calibri" w:eastAsia="Calibri" w:hAnsi="Calibri"/>
+                <w:b/>
+                <w:bCs/>
+              </w:rPr>
+              <w:t xml:space="preserve">Password</w:t>
+            </w:r>
+          </w:p>
+        </w:tc>
+        <w:tc>
+          <w:tcPr>
+            <w:tcW w:type="dxa" w:w="6360"/>
+            <w:tcBorders>
+              <w:top w:val="single" w:color="BFBFBF" w:sz="4"/>
+              <w:left w:val="single" w:color="BFBFBF" w:sz="4"/>
+              <w:bottom w:val="single" w:color="BFBFBF" w:sz="4"/>
+              <w:right w:val="single" w:color="BFBFBF" w:sz="4"/>
+            </w:tcBorders>
+            <w:tcMar>
+              <w:top w:type="dxa" w:w="60"/>
+              <w:left w:type="dxa" w:w="100"/>
+              <w:bottom w:type="dxa" w:w="60"/>
+              <w:right w:type="dxa" w:w="100"/>
+            </w:tcMar>
+          </w:tcPr>
+          <w:p>
+            <w:pPr>
+              <w:spacing w:after="0" w:line="276"/>
+            </w:pPr>
+            <w:r>
+              <w:rPr>
+                <w:rFonts w:ascii="Calibri" w:cs="Calibri" w:eastAsia="Calibri" w:hAnsi="Calibri"/>
+              </w:rPr>
+              <w:t xml:space="preserve">What you will use to sign in. The password needs at least 6 characters.</w:t>
+            </w:r>
+          </w:p>
+        </w:tc>
+      </w:tr>
+    </w:tbl>
+    <w:p>
+      <w:pPr>
+        <w:spacing w:after="120"/>
+      </w:pPr>
     </w:p>
     <w:p>
       <w:pPr>
@@ -4903,191 +5121,391 @@
         <w:rPr>
           <w:rFonts w:ascii="Calibri" w:cs="Calibri" w:eastAsia="Calibri" w:hAnsi="Calibri"/>
         </w:rPr>
-        <w:t xml:space="preserve">5.5 During the ride</w:t>
-      </w:r>
-    </w:p>
-    <w:p>
-      <w:r>
-        <w:rPr>
-          <w:rFonts w:ascii="Calibri" w:cs="Calibri" w:eastAsia="Calibri" w:hAnsi="Calibri"/>
-        </w:rPr>
-        <w:t xml:space="preserve">The </w:t>
-      </w:r>
-      <w:r>
-        <w:rPr>
-          <w:rFonts w:ascii="Calibri" w:cs="Calibri" w:eastAsia="Calibri" w:hAnsi="Calibri"/>
-          <w:b/>
-          <w:bCs/>
-        </w:rPr>
-        <w:t xml:space="preserve">Kasalukuyang biyahe</w:t>
-      </w:r>
-      <w:r>
-        <w:rPr>
-          <w:rFonts w:ascii="Calibri" w:cs="Calibri" w:eastAsia="Calibri" w:hAnsi="Calibri"/>
-        </w:rPr>
-        <w:t xml:space="preserve"> (Current ride) card shows a map to </w:t>
-      </w:r>
-      <w:r>
-        <w:rPr>
-          <w:rFonts w:ascii="Calibri" w:cs="Calibri" w:eastAsia="Calibri" w:hAnsi="Calibri"/>
-          <w:b/>
-          <w:bCs/>
-        </w:rPr>
-        <w:t xml:space="preserve">Sunduin sa …</w:t>
-      </w:r>
-      <w:r>
-        <w:rPr>
-          <w:rFonts w:ascii="Calibri" w:cs="Calibri" w:eastAsia="Calibri" w:hAnsi="Calibri"/>
-        </w:rPr>
-        <w:t xml:space="preserve"> (Pick up at …) and then </w:t>
-      </w:r>
-      <w:r>
-        <w:rPr>
-          <w:rFonts w:ascii="Calibri" w:cs="Calibri" w:eastAsia="Calibri" w:hAnsi="Calibri"/>
-          <w:b/>
-          <w:bCs/>
-        </w:rPr>
-        <w:t xml:space="preserve">Ibaba sa …</w:t>
-      </w:r>
-      <w:r>
-        <w:rPr>
-          <w:rFonts w:ascii="Calibri" w:cs="Calibri" w:eastAsia="Calibri" w:hAnsi="Calibri"/>
-        </w:rPr>
-        <w:t xml:space="preserve"> (Drop off at …).</w:t>
-      </w:r>
-    </w:p>
-    <w:p>
-      <w:pPr>
-        <w:pStyle w:val="ListParagraph"/>
-        <w:numPr>
-          <w:ilvl w:val="0"/>
-          <w:numId w:val="2"/>
-        </w:numPr>
-      </w:pPr>
-      <w:r>
-        <w:rPr>
-          <w:rFonts w:ascii="Calibri" w:cs="Calibri" w:eastAsia="Calibri" w:hAnsi="Calibri"/>
-          <w:b/>
-          <w:bCs/>
-        </w:rPr>
-        <w:t xml:space="preserve">Buksan sa maps</w:t>
-      </w:r>
-      <w:r>
-        <w:rPr>
-          <w:rFonts w:ascii="Calibri" w:cs="Calibri" w:eastAsia="Calibri" w:hAnsi="Calibri"/>
-        </w:rPr>
-        <w:t xml:space="preserve"> (Open in maps) opens directions in your maps app.</w:t>
-      </w:r>
-    </w:p>
-    <w:p>
-      <w:pPr>
-        <w:pStyle w:val="ListParagraph"/>
-        <w:numPr>
-          <w:ilvl w:val="0"/>
-          <w:numId w:val="2"/>
-        </w:numPr>
-      </w:pPr>
-      <w:r>
-        <w:rPr>
-          <w:rFonts w:ascii="Calibri" w:cs="Calibri" w:eastAsia="Calibri" w:hAnsi="Calibri"/>
-        </w:rPr>
-        <w:t xml:space="preserve">The phone button calls the commuter if you cannot find them.</w:t>
-      </w:r>
-    </w:p>
-    <w:p>
-      <w:pPr>
-        <w:pStyle w:val="ListParagraph"/>
-        <w:numPr>
-          <w:ilvl w:val="0"/>
-          <w:numId w:val="11"/>
-        </w:numPr>
-      </w:pPr>
-      <w:r>
-        <w:rPr>
-          <w:rFonts w:ascii="Calibri" w:cs="Calibri" w:eastAsia="Calibri" w:hAnsi="Calibri"/>
-        </w:rPr>
-        <w:t xml:space="preserve">When the passenger is on board, tap </w:t>
-      </w:r>
-      <w:r>
-        <w:rPr>
-          <w:rFonts w:ascii="Calibri" w:cs="Calibri" w:eastAsia="Calibri" w:hAnsi="Calibri"/>
-          <w:b/>
-          <w:bCs/>
-        </w:rPr>
-        <w:t xml:space="preserve">Simulan ang biyahe</w:t>
-      </w:r>
-      <w:r>
-        <w:rPr>
-          <w:rFonts w:ascii="Calibri" w:cs="Calibri" w:eastAsia="Calibri" w:hAnsi="Calibri"/>
-        </w:rPr>
-        <w:t xml:space="preserve"> (Start trip).</w:t>
-      </w:r>
-    </w:p>
-    <w:p>
-      <w:pPr>
-        <w:pStyle w:val="ListParagraph"/>
-        <w:numPr>
-          <w:ilvl w:val="0"/>
-          <w:numId w:val="11"/>
-        </w:numPr>
-      </w:pPr>
-      <w:r>
-        <w:rPr>
-          <w:rFonts w:ascii="Calibri" w:cs="Calibri" w:eastAsia="Calibri" w:hAnsi="Calibri"/>
-        </w:rPr>
-        <w:t xml:space="preserve">When they have been dropped off, tap </w:t>
-      </w:r>
-      <w:r>
-        <w:rPr>
-          <w:rFonts w:ascii="Calibri" w:cs="Calibri" w:eastAsia="Calibri" w:hAnsi="Calibri"/>
-          <w:b/>
-          <w:bCs/>
-        </w:rPr>
-        <w:t xml:space="preserve">Tapusin ang biyahe</w:t>
-      </w:r>
-      <w:r>
-        <w:rPr>
-          <w:rFonts w:ascii="Calibri" w:cs="Calibri" w:eastAsia="Calibri" w:hAnsi="Calibri"/>
-        </w:rPr>
-        <w:t xml:space="preserve"> (Complete ride).</w:t>
-      </w:r>
-    </w:p>
-    <w:p>
-      <w:pPr>
-        <w:pStyle w:val="ListParagraph"/>
-        <w:numPr>
-          <w:ilvl w:val="0"/>
-          <w:numId w:val="11"/>
-        </w:numPr>
-      </w:pPr>
-      <w:r>
-        <w:rPr>
-          <w:rFonts w:ascii="Calibri" w:cs="Calibri" w:eastAsia="Calibri" w:hAnsi="Calibri"/>
-        </w:rPr>
-        <w:t xml:space="preserve">Collect the posted TODA fare in cash.</w:t>
-      </w:r>
-    </w:p>
-    <w:p>
-      <w:r>
-        <w:rPr>
-          <w:rFonts w:ascii="Calibri" w:cs="Calibri" w:eastAsia="Calibri" w:hAnsi="Calibri"/>
-        </w:rPr>
-        <w:t xml:space="preserve">To call off a ride, tap </w:t>
-      </w:r>
-      <w:r>
-        <w:rPr>
-          <w:rFonts w:ascii="Calibri" w:cs="Calibri" w:eastAsia="Calibri" w:hAnsi="Calibri"/>
-          <w:b/>
-          <w:bCs/>
-        </w:rPr>
-        <w:t xml:space="preserve">Kanselahin</w:t>
-      </w:r>
-      <w:r>
-        <w:rPr>
-          <w:rFonts w:ascii="Calibri" w:cs="Calibri" w:eastAsia="Calibri" w:hAnsi="Calibri"/>
-        </w:rPr>
-        <w:t xml:space="preserve"> (Cancel).</w:t>
-      </w:r>
+        <w:t xml:space="preserve">5.2 Waiting for approval</w:t>
+      </w:r>
+    </w:p>
+    <w:p>
+      <w:r>
+        <w:rPr>
+          <w:rFonts w:ascii="Calibri" w:cs="Calibri" w:eastAsia="Calibri" w:hAnsi="Calibri"/>
+        </w:rPr>
+        <w:t xml:space="preserve">Two approvals are needed before you can take rides: your </w:t>
+      </w:r>
+      <w:r>
+        <w:rPr>
+          <w:rFonts w:ascii="Calibri" w:cs="Calibri" w:eastAsia="Calibri" w:hAnsi="Calibri"/>
+          <w:b/>
+          <w:bCs/>
+        </w:rPr>
+        <w:t xml:space="preserve">ID</w:t>
+      </w:r>
+      <w:r>
+        <w:rPr>
+          <w:rFonts w:ascii="Calibri" w:cs="Calibri" w:eastAsia="Calibri" w:hAnsi="Calibri"/>
+        </w:rPr>
+        <w:t xml:space="preserve"> (Section 3) and your </w:t>
+      </w:r>
+      <w:r>
+        <w:rPr>
+          <w:rFonts w:ascii="Calibri" w:cs="Calibri" w:eastAsia="Calibri" w:hAnsi="Calibri"/>
+          <w:b/>
+          <w:bCs/>
+        </w:rPr>
+        <w:t xml:space="preserve">driver registration</w:t>
+      </w:r>
+      <w:r>
+        <w:rPr>
+          <w:rFonts w:ascii="Calibri" w:cs="Calibri" w:eastAsia="Calibri" w:hAnsi="Calibri"/>
+        </w:rPr>
+        <w:t xml:space="preserve">. The banner at the top of the driver screen shows your registration status and updates on its own.</w:t>
+      </w:r>
+    </w:p>
+    <w:tbl>
+      <w:tblPr>
+        <w:tblW w:type="dxa" w:w="9360"/>
+        <w:tblBorders>
+          <w:top w:val="single" w:color="auto" w:sz="4"/>
+          <w:left w:val="single" w:color="auto" w:sz="4"/>
+          <w:bottom w:val="single" w:color="auto" w:sz="4"/>
+          <w:right w:val="single" w:color="auto" w:sz="4"/>
+          <w:insideH w:val="single" w:color="auto" w:sz="4"/>
+          <w:insideV w:val="single" w:color="auto" w:sz="4"/>
+        </w:tblBorders>
+      </w:tblPr>
+      <w:tblGrid>
+        <w:gridCol w:w="3400"/>
+        <w:gridCol w:w="5960"/>
+      </w:tblGrid>
+      <w:tr>
+        <w:trPr>
+          <w:tblHeader/>
+        </w:trPr>
+        <w:tc>
+          <w:tcPr>
+            <w:tcW w:type="dxa" w:w="3400"/>
+            <w:tcBorders>
+              <w:top w:val="single" w:color="BFBFBF" w:sz="4"/>
+              <w:left w:val="single" w:color="BFBFBF" w:sz="4"/>
+              <w:bottom w:val="single" w:color="BFBFBF" w:sz="4"/>
+              <w:right w:val="single" w:color="BFBFBF" w:sz="4"/>
+            </w:tcBorders>
+            <w:shd w:fill="DCE6F1" w:color="auto" w:val="clear"/>
+            <w:tcMar>
+              <w:top w:type="dxa" w:w="60"/>
+              <w:left w:type="dxa" w:w="100"/>
+              <w:bottom w:type="dxa" w:w="60"/>
+              <w:right w:type="dxa" w:w="100"/>
+            </w:tcMar>
+          </w:tcPr>
+          <w:p>
+            <w:pPr>
+              <w:spacing w:after="0" w:line="276"/>
+            </w:pPr>
+            <w:r>
+              <w:rPr>
+                <w:rFonts w:ascii="Calibri" w:cs="Calibri" w:eastAsia="Calibri" w:hAnsi="Calibri"/>
+                <w:b/>
+                <w:bCs/>
+              </w:rPr>
+              <w:t xml:space="preserve">Banner</w:t>
+            </w:r>
+          </w:p>
+        </w:tc>
+        <w:tc>
+          <w:tcPr>
+            <w:tcW w:type="dxa" w:w="5960"/>
+            <w:tcBorders>
+              <w:top w:val="single" w:color="BFBFBF" w:sz="4"/>
+              <w:left w:val="single" w:color="BFBFBF" w:sz="4"/>
+              <w:bottom w:val="single" w:color="BFBFBF" w:sz="4"/>
+              <w:right w:val="single" w:color="BFBFBF" w:sz="4"/>
+            </w:tcBorders>
+            <w:shd w:fill="DCE6F1" w:color="auto" w:val="clear"/>
+            <w:tcMar>
+              <w:top w:type="dxa" w:w="60"/>
+              <w:left w:type="dxa" w:w="100"/>
+              <w:bottom w:type="dxa" w:w="60"/>
+              <w:right w:type="dxa" w:w="100"/>
+            </w:tcMar>
+          </w:tcPr>
+          <w:p>
+            <w:pPr>
+              <w:spacing w:after="0" w:line="276"/>
+            </w:pPr>
+            <w:r>
+              <w:rPr>
+                <w:rFonts w:ascii="Calibri" w:cs="Calibri" w:eastAsia="Calibri" w:hAnsi="Calibri"/>
+                <w:b/>
+                <w:bCs/>
+              </w:rPr>
+              <w:t xml:space="preserve">Meaning</w:t>
+            </w:r>
+          </w:p>
+        </w:tc>
+      </w:tr>
+      <w:tr>
+        <w:tc>
+          <w:tcPr>
+            <w:tcW w:type="dxa" w:w="3400"/>
+            <w:tcBorders>
+              <w:top w:val="single" w:color="BFBFBF" w:sz="4"/>
+              <w:left w:val="single" w:color="BFBFBF" w:sz="4"/>
+              <w:bottom w:val="single" w:color="BFBFBF" w:sz="4"/>
+              <w:right w:val="single" w:color="BFBFBF" w:sz="4"/>
+            </w:tcBorders>
+            <w:tcMar>
+              <w:top w:type="dxa" w:w="60"/>
+              <w:left w:type="dxa" w:w="100"/>
+              <w:bottom w:type="dxa" w:w="60"/>
+              <w:right w:type="dxa" w:w="100"/>
+            </w:tcMar>
+          </w:tcPr>
+          <w:p>
+            <w:pPr>
+              <w:spacing w:after="0" w:line="276"/>
+            </w:pPr>
+            <w:r>
+              <w:rPr>
+                <w:rFonts w:ascii="Calibri" w:cs="Calibri" w:eastAsia="Calibri" w:hAnsi="Calibri"/>
+                <w:b/>
+                <w:bCs/>
+              </w:rPr>
+              <w:t xml:space="preserve">Hinihintay ang verification</w:t>
+            </w:r>
+            <w:r>
+              <w:rPr>
+                <w:rFonts w:ascii="Calibri" w:cs="Calibri" w:eastAsia="Calibri" w:hAnsi="Calibri"/>
+              </w:rPr>
+              <w:t xml:space="preserve"> (Pending verification)</w:t>
+            </w:r>
+          </w:p>
+        </w:tc>
+        <w:tc>
+          <w:tcPr>
+            <w:tcW w:type="dxa" w:w="5960"/>
+            <w:tcBorders>
+              <w:top w:val="single" w:color="BFBFBF" w:sz="4"/>
+              <w:left w:val="single" w:color="BFBFBF" w:sz="4"/>
+              <w:bottom w:val="single" w:color="BFBFBF" w:sz="4"/>
+              <w:right w:val="single" w:color="BFBFBF" w:sz="4"/>
+            </w:tcBorders>
+            <w:tcMar>
+              <w:top w:type="dxa" w:w="60"/>
+              <w:left w:type="dxa" w:w="100"/>
+              <w:bottom w:type="dxa" w:w="60"/>
+              <w:right w:type="dxa" w:w="100"/>
+            </w:tcMar>
+          </w:tcPr>
+          <w:p>
+            <w:pPr>
+              <w:spacing w:after="0" w:line="276"/>
+            </w:pPr>
+            <w:r>
+              <w:rPr>
+                <w:rFonts w:ascii="Calibri" w:cs="Calibri" w:eastAsia="Calibri" w:hAnsi="Calibri"/>
+              </w:rPr>
+              <w:t xml:space="preserve">An administrator has not approved you yet. Tell your TODA officer you have registered.</w:t>
+            </w:r>
+          </w:p>
+        </w:tc>
+      </w:tr>
+      <w:tr>
+        <w:tc>
+          <w:tcPr>
+            <w:tcW w:type="dxa" w:w="3400"/>
+            <w:tcBorders>
+              <w:top w:val="single" w:color="BFBFBF" w:sz="4"/>
+              <w:left w:val="single" w:color="BFBFBF" w:sz="4"/>
+              <w:bottom w:val="single" w:color="BFBFBF" w:sz="4"/>
+              <w:right w:val="single" w:color="BFBFBF" w:sz="4"/>
+            </w:tcBorders>
+            <w:tcMar>
+              <w:top w:type="dxa" w:w="60"/>
+              <w:left w:type="dxa" w:w="100"/>
+              <w:bottom w:type="dxa" w:w="60"/>
+              <w:right w:type="dxa" w:w="100"/>
+            </w:tcMar>
+          </w:tcPr>
+          <w:p>
+            <w:pPr>
+              <w:spacing w:after="0" w:line="276"/>
+            </w:pPr>
+            <w:r>
+              <w:rPr>
+                <w:rFonts w:ascii="Calibri" w:cs="Calibri" w:eastAsia="Calibri" w:hAnsi="Calibri"/>
+                <w:b/>
+                <w:bCs/>
+              </w:rPr>
+              <w:t xml:space="preserve">Verified TODA driver</w:t>
+            </w:r>
+          </w:p>
+        </w:tc>
+        <w:tc>
+          <w:tcPr>
+            <w:tcW w:type="dxa" w:w="5960"/>
+            <w:tcBorders>
+              <w:top w:val="single" w:color="BFBFBF" w:sz="4"/>
+              <w:left w:val="single" w:color="BFBFBF" w:sz="4"/>
+              <w:bottom w:val="single" w:color="BFBFBF" w:sz="4"/>
+              <w:right w:val="single" w:color="BFBFBF" w:sz="4"/>
+            </w:tcBorders>
+            <w:tcMar>
+              <w:top w:type="dxa" w:w="60"/>
+              <w:left w:type="dxa" w:w="100"/>
+              <w:bottom w:type="dxa" w:w="60"/>
+              <w:right w:type="dxa" w:w="100"/>
+            </w:tcMar>
+          </w:tcPr>
+          <w:p>
+            <w:pPr>
+              <w:spacing w:after="0" w:line="276"/>
+            </w:pPr>
+            <w:r>
+              <w:rPr>
+                <w:rFonts w:ascii="Calibri" w:cs="Calibri" w:eastAsia="Calibri" w:hAnsi="Calibri"/>
+              </w:rPr>
+              <w:t xml:space="preserve">You are approved and can go online.</w:t>
+            </w:r>
+          </w:p>
+        </w:tc>
+      </w:tr>
+      <w:tr>
+        <w:tc>
+          <w:tcPr>
+            <w:tcW w:type="dxa" w:w="3400"/>
+            <w:tcBorders>
+              <w:top w:val="single" w:color="BFBFBF" w:sz="4"/>
+              <w:left w:val="single" w:color="BFBFBF" w:sz="4"/>
+              <w:bottom w:val="single" w:color="BFBFBF" w:sz="4"/>
+              <w:right w:val="single" w:color="BFBFBF" w:sz="4"/>
+            </w:tcBorders>
+            <w:tcMar>
+              <w:top w:type="dxa" w:w="60"/>
+              <w:left w:type="dxa" w:w="100"/>
+              <w:bottom w:type="dxa" w:w="60"/>
+              <w:right w:type="dxa" w:w="100"/>
+            </w:tcMar>
+          </w:tcPr>
+          <w:p>
+            <w:pPr>
+              <w:spacing w:after="0" w:line="276"/>
+            </w:pPr>
+            <w:r>
+              <w:rPr>
+                <w:rFonts w:ascii="Calibri" w:cs="Calibri" w:eastAsia="Calibri" w:hAnsi="Calibri"/>
+                <w:b/>
+                <w:bCs/>
+              </w:rPr>
+              <w:t xml:space="preserve">Naka-suspend ang account mo</w:t>
+            </w:r>
+            <w:r>
+              <w:rPr>
+                <w:rFonts w:ascii="Calibri" w:cs="Calibri" w:eastAsia="Calibri" w:hAnsi="Calibri"/>
+              </w:rPr>
+              <w:t xml:space="preserve"> (Your account is suspended)</w:t>
+            </w:r>
+          </w:p>
+        </w:tc>
+        <w:tc>
+          <w:tcPr>
+            <w:tcW w:type="dxa" w:w="5960"/>
+            <w:tcBorders>
+              <w:top w:val="single" w:color="BFBFBF" w:sz="4"/>
+              <w:left w:val="single" w:color="BFBFBF" w:sz="4"/>
+              <w:bottom w:val="single" w:color="BFBFBF" w:sz="4"/>
+              <w:right w:val="single" w:color="BFBFBF" w:sz="4"/>
+            </w:tcBorders>
+            <w:tcMar>
+              <w:top w:type="dxa" w:w="60"/>
+              <w:left w:type="dxa" w:w="100"/>
+              <w:bottom w:type="dxa" w:w="60"/>
+              <w:right w:type="dxa" w:w="100"/>
+            </w:tcMar>
+          </w:tcPr>
+          <w:p>
+            <w:pPr>
+              <w:spacing w:after="0" w:line="276"/>
+            </w:pPr>
+            <w:r>
+              <w:rPr>
+                <w:rFonts w:ascii="Calibri" w:cs="Calibri" w:eastAsia="Calibri" w:hAnsi="Calibri"/>
+              </w:rPr>
+              <w:t xml:space="preserve">You cannot accept rides. Talk to your TODA officer.</w:t>
+            </w:r>
+          </w:p>
+        </w:tc>
+      </w:tr>
+      <w:tr>
+        <w:tc>
+          <w:tcPr>
+            <w:tcW w:type="dxa" w:w="3400"/>
+            <w:tcBorders>
+              <w:top w:val="single" w:color="BFBFBF" w:sz="4"/>
+              <w:left w:val="single" w:color="BFBFBF" w:sz="4"/>
+              <w:bottom w:val="single" w:color="BFBFBF" w:sz="4"/>
+              <w:right w:val="single" w:color="BFBFBF" w:sz="4"/>
+            </w:tcBorders>
+            <w:tcMar>
+              <w:top w:type="dxa" w:w="60"/>
+              <w:left w:type="dxa" w:w="100"/>
+              <w:bottom w:type="dxa" w:w="60"/>
+              <w:right w:type="dxa" w:w="100"/>
+            </w:tcMar>
+          </w:tcPr>
+          <w:p>
+            <w:pPr>
+              <w:spacing w:after="0" w:line="276"/>
+            </w:pPr>
+            <w:r>
+              <w:rPr>
+                <w:rFonts w:ascii="Calibri" w:cs="Calibri" w:eastAsia="Calibri" w:hAnsi="Calibri"/>
+                <w:b/>
+                <w:bCs/>
+              </w:rPr>
+              <w:t xml:space="preserve">Hindi natanggap ang registration mo</w:t>
+            </w:r>
+            <w:r>
+              <w:rPr>
+                <w:rFonts w:ascii="Calibri" w:cs="Calibri" w:eastAsia="Calibri" w:hAnsi="Calibri"/>
+              </w:rPr>
+              <w:t xml:space="preserve"> (Your registration was rejected)</w:t>
+            </w:r>
+          </w:p>
+        </w:tc>
+        <w:tc>
+          <w:tcPr>
+            <w:tcW w:type="dxa" w:w="5960"/>
+            <w:tcBorders>
+              <w:top w:val="single" w:color="BFBFBF" w:sz="4"/>
+              <w:left w:val="single" w:color="BFBFBF" w:sz="4"/>
+              <w:bottom w:val="single" w:color="BFBFBF" w:sz="4"/>
+              <w:right w:val="single" w:color="BFBFBF" w:sz="4"/>
+            </w:tcBorders>
+            <w:tcMar>
+              <w:top w:type="dxa" w:w="60"/>
+              <w:left w:type="dxa" w:w="100"/>
+              <w:bottom w:type="dxa" w:w="60"/>
+              <w:right w:type="dxa" w:w="100"/>
+            </w:tcMar>
+          </w:tcPr>
+          <w:p>
+            <w:pPr>
+              <w:spacing w:after="0" w:line="276"/>
+            </w:pPr>
+            <w:r>
+              <w:rPr>
+                <w:rFonts w:ascii="Calibri" w:cs="Calibri" w:eastAsia="Calibri" w:hAnsi="Calibri"/>
+              </w:rPr>
+              <w:t xml:space="preserve">Talk to your TODA officer.</w:t>
+            </w:r>
+          </w:p>
+        </w:tc>
+      </w:tr>
+    </w:tbl>
+    <w:p>
+      <w:pPr>
+        <w:spacing w:after="120"/>
+      </w:pPr>
     </w:p>
     <w:p>
       <w:pPr>
@@ -5097,219 +5515,7 @@
         <w:rPr>
           <w:rFonts w:ascii="Calibri" w:cs="Calibri" w:eastAsia="Calibri" w:hAnsi="Calibri"/>
         </w:rPr>
-        <w:t xml:space="preserve">5.6 Going offline</w:t>
-      </w:r>
-    </w:p>
-    <w:p>
-      <w:r>
-        <w:rPr>
-          <w:rFonts w:ascii="Calibri" w:cs="Calibri" w:eastAsia="Calibri" w:hAnsi="Calibri"/>
-        </w:rPr>
-        <w:t xml:space="preserve">Slide the switch back to </w:t>
-      </w:r>
-      <w:r>
-        <w:rPr>
-          <w:rFonts w:ascii="Calibri" w:cs="Calibri" w:eastAsia="Calibri" w:hAnsi="Calibri"/>
-          <w:b/>
-          <w:bCs/>
-        </w:rPr>
-        <w:t xml:space="preserve">Offline</w:t>
-      </w:r>
-      <w:r>
-        <w:rPr>
-          <w:rFonts w:ascii="Calibri" w:cs="Calibri" w:eastAsia="Calibri" w:hAnsi="Calibri"/>
-        </w:rPr>
-        <w:t xml:space="preserve">. You stop receiving offers and the app stops using your location. Go offline when you finish your shift — staying online uses battery and data.</w:t>
-      </w:r>
-    </w:p>
-    <w:p>
-      <w:r>
-        <w:br w:type="page"/>
-      </w:r>
-    </w:p>
-    <w:p>
-      <w:pPr>
-        <w:pStyle w:val="Heading1"/>
-      </w:pPr>
-      <w:r>
-        <w:rPr>
-          <w:rFonts w:ascii="Calibri" w:cs="Calibri" w:eastAsia="Calibri" w:hAnsi="Calibri"/>
-        </w:rPr>
-        <w:t xml:space="preserve">6. Administrator Guide</w:t>
-      </w:r>
-    </w:p>
-    <w:p>
-      <w:pPr>
-        <w:pStyle w:val="Heading2"/>
-      </w:pPr>
-      <w:r>
-        <w:rPr>
-          <w:rFonts w:ascii="Calibri" w:cs="Calibri" w:eastAsia="Calibri" w:hAnsi="Calibri"/>
-        </w:rPr>
-        <w:t xml:space="preserve">6.1 Getting access</w:t>
-      </w:r>
-    </w:p>
-    <w:p>
-      <w:r>
-        <w:rPr>
-          <w:rFonts w:ascii="Calibri" w:cs="Calibri" w:eastAsia="Calibri" w:hAnsi="Calibri"/>
-        </w:rPr>
-        <w:t xml:space="preserve">Administrator accounts cannot be created from inside the app. The project team adds your email address to the list of administrators. You then:</w:t>
-      </w:r>
-    </w:p>
-    <w:p>
-      <w:pPr>
-        <w:pStyle w:val="ListParagraph"/>
-        <w:numPr>
-          <w:ilvl w:val="0"/>
-          <w:numId w:val="12"/>
-        </w:numPr>
-      </w:pPr>
-      <w:r>
-        <w:rPr>
-          <w:rFonts w:ascii="Calibri" w:cs="Calibri" w:eastAsia="Calibri" w:hAnsi="Calibri"/>
-        </w:rPr>
-        <w:t xml:space="preserve">Open the app and tap </w:t>
-      </w:r>
-      <w:r>
-        <w:rPr>
-          <w:rFonts w:ascii="Calibri" w:cs="Calibri" w:eastAsia="Calibri" w:hAnsi="Calibri"/>
-          <w:b/>
-          <w:bCs/>
-        </w:rPr>
-        <w:t xml:space="preserve">Mag-sign in bilang driver o admin</w:t>
-      </w:r>
-      <w:r>
-        <w:rPr>
-          <w:rFonts w:ascii="Calibri" w:cs="Calibri" w:eastAsia="Calibri" w:hAnsi="Calibri"/>
-        </w:rPr>
-        <w:t xml:space="preserve"> (Driver / Admin sign in), then sign in with your email and password.</w:t>
-      </w:r>
-    </w:p>
-    <w:p>
-      <w:pPr>
-        <w:pStyle w:val="ListParagraph"/>
-        <w:numPr>
-          <w:ilvl w:val="0"/>
-          <w:numId w:val="12"/>
-        </w:numPr>
-      </w:pPr>
-      <w:r>
-        <w:rPr>
-          <w:rFonts w:ascii="Calibri" w:cs="Calibri" w:eastAsia="Calibri" w:hAnsi="Calibri"/>
-        </w:rPr>
-        <w:t xml:space="preserve">If you see </w:t>
-      </w:r>
-      <w:r>
-        <w:rPr>
-          <w:rFonts w:ascii="Calibri" w:cs="Calibri" w:eastAsia="Calibri" w:hAnsi="Calibri"/>
-          <w:b/>
-          <w:bCs/>
-        </w:rPr>
-        <w:t xml:space="preserve">Kumpirmahin ang email mo</w:t>
-      </w:r>
-      <w:r>
-        <w:rPr>
-          <w:rFonts w:ascii="Calibri" w:cs="Calibri" w:eastAsia="Calibri" w:hAnsi="Calibri"/>
-        </w:rPr>
-        <w:t xml:space="preserve"> (Confirm your email), tap </w:t>
-      </w:r>
-      <w:r>
-        <w:rPr>
-          <w:rFonts w:ascii="Calibri" w:cs="Calibri" w:eastAsia="Calibri" w:hAnsi="Calibri"/>
-          <w:b/>
-          <w:bCs/>
-        </w:rPr>
-        <w:t xml:space="preserve">Ipadala ang verification email</w:t>
-      </w:r>
-      <w:r>
-        <w:rPr>
-          <w:rFonts w:ascii="Calibri" w:cs="Calibri" w:eastAsia="Calibri" w:hAnsi="Calibri"/>
-        </w:rPr>
-        <w:t xml:space="preserve"> (Send verification email), open the link in your email (check spam), come back and tap </w:t>
-      </w:r>
-      <w:r>
-        <w:rPr>
-          <w:rFonts w:ascii="Calibri" w:cs="Calibri" w:eastAsia="Calibri" w:hAnsi="Calibri"/>
-          <w:b/>
-          <w:bCs/>
-        </w:rPr>
-        <w:t xml:space="preserve">Nakumpirma ko na</w:t>
-      </w:r>
-      <w:r>
-        <w:rPr>
-          <w:rFonts w:ascii="Calibri" w:cs="Calibri" w:eastAsia="Calibri" w:hAnsi="Calibri"/>
-        </w:rPr>
-        <w:t xml:space="preserve"> (I have confirmed it).</w:t>
-      </w:r>
-    </w:p>
-    <w:p>
-      <w:r>
-        <w:rPr>
-          <w:rFonts w:ascii="Calibri" w:cs="Calibri" w:eastAsia="Calibri" w:hAnsi="Calibri"/>
-        </w:rPr>
-        <w:t xml:space="preserve">You only confirm your email once. If you are taken to the driver screen instead, your administrator entry does not match your email address; contact the project team.</w:t>
-      </w:r>
-    </w:p>
-    <w:p>
-      <w:pPr>
-        <w:pStyle w:val="Heading2"/>
-      </w:pPr>
-      <w:r>
-        <w:rPr>
-          <w:rFonts w:ascii="Calibri" w:cs="Calibri" w:eastAsia="Calibri" w:hAnsi="Calibri"/>
-        </w:rPr>
-        <w:t xml:space="preserve">6.2 The dashboard</w:t>
-      </w:r>
-    </w:p>
-    <w:p>
-      <w:r>
-        <w:rPr>
-          <w:rFonts w:ascii="Calibri" w:cs="Calibri" w:eastAsia="Calibri" w:hAnsi="Calibri"/>
-        </w:rPr>
-        <w:t xml:space="preserve">The administrator dashboard has shortcuts to </w:t>
-      </w:r>
-      <w:r>
-        <w:rPr>
-          <w:rFonts w:ascii="Calibri" w:cs="Calibri" w:eastAsia="Calibri" w:hAnsi="Calibri"/>
-          <w:b/>
-          <w:bCs/>
-        </w:rPr>
-        <w:t xml:space="preserve">Feedback</w:t>
-      </w:r>
-      <w:r>
-        <w:rPr>
-          <w:rFonts w:ascii="Calibri" w:cs="Calibri" w:eastAsia="Calibri" w:hAnsi="Calibri"/>
-        </w:rPr>
-        <w:t xml:space="preserve">, </w:t>
-      </w:r>
-      <w:r>
-        <w:rPr>
-          <w:rFonts w:ascii="Calibri" w:cs="Calibri" w:eastAsia="Calibri" w:hAnsi="Calibri"/>
-          <w:b/>
-          <w:bCs/>
-        </w:rPr>
-        <w:t xml:space="preserve">Dispatch</w:t>
-      </w:r>
-      <w:r>
-        <w:rPr>
-          <w:rFonts w:ascii="Calibri" w:cs="Calibri" w:eastAsia="Calibri" w:hAnsi="Calibri"/>
-        </w:rPr>
-        <w:t xml:space="preserve"> and </w:t>
-      </w:r>
-      <w:r>
-        <w:rPr>
-          <w:rFonts w:ascii="Calibri" w:cs="Calibri" w:eastAsia="Calibri" w:hAnsi="Calibri"/>
-          <w:b/>
-          <w:bCs/>
-        </w:rPr>
-        <w:t xml:space="preserve">ID review</w:t>
-      </w:r>
-      <w:r>
-        <w:rPr>
-          <w:rFonts w:ascii="Calibri" w:cs="Calibri" w:eastAsia="Calibri" w:hAnsi="Calibri"/>
-        </w:rPr>
-        <w:t xml:space="preserve">, a ride summary, and the list of drivers.</w:t>
+        <w:t xml:space="preserve">5.3 Going online</w:t>
       </w:r>
     </w:p>
     <w:p>
@@ -5321,9 +5527,9 @@
       <w:r>
         <w:drawing>
           <wp:inline distT="0" distB="0" distL="0" distR="0">
-            <wp:extent cx="1190625" cy="4762500"/>
+            <wp:extent cx="2200275" cy="4762500"/>
             <wp:effectExtent t="0" r="0" b="0" l="0"/>
-            <wp:docPr id="1" name="fig-6-admin-dashboard.png" descr="Figure 6. The administrator dashboard" title="Figure 6. The administrator dashboard"/>
+            <wp:docPr id="1" name="fig-5-driver-online.png" descr="Figure 6. The driver screen with the Online switch" title="Figure 6. The driver screen with the Online switch"/>
             <wp:cNvGraphicFramePr>
               <a:graphicFrameLocks xmlns:a="http://schemas.openxmlformats.org/drawingml/2006/main" noChangeAspect="1"/>
             </wp:cNvGraphicFramePr>
@@ -5346,7 +5552,7 @@
                   <pic:spPr bwMode="auto">
                     <a:xfrm>
                       <a:off x="0" y="0"/>
-                      <a:ext cx="1190625" cy="4762500"/>
+                      <a:ext cx="2200275" cy="4762500"/>
                     </a:xfrm>
                     <a:prstGeom prst="rect">
                       <a:avLst/>
@@ -5372,550 +5578,7 @@
           <w:sz w:val="20"/>
           <w:szCs w:val="20"/>
         </w:rPr>
-        <w:t xml:space="preserve">Figure 6. The administrator dashboard</w:t>
-      </w:r>
-    </w:p>
-    <w:p>
-      <w:pPr>
-        <w:pStyle w:val="Heading3"/>
-      </w:pPr>
-      <w:r>
-        <w:rPr>
-          <w:rFonts w:ascii="Calibri" w:cs="Calibri" w:eastAsia="Calibri" w:hAnsi="Calibri"/>
-        </w:rPr>
-        <w:t xml:space="preserve">Ride summary</w:t>
-      </w:r>
-    </w:p>
-    <w:p>
-      <w:r>
-        <w:rPr>
-          <w:rFonts w:ascii="Calibri" w:cs="Calibri" w:eastAsia="Calibri" w:hAnsi="Calibri"/>
-        </w:rPr>
-        <w:t xml:space="preserve">Choose </w:t>
-      </w:r>
-      <w:r>
-        <w:rPr>
-          <w:rFonts w:ascii="Calibri" w:cs="Calibri" w:eastAsia="Calibri" w:hAnsi="Calibri"/>
-          <w:b/>
-          <w:bCs/>
-        </w:rPr>
-        <w:t xml:space="preserve">Today</w:t>
-      </w:r>
-      <w:r>
-        <w:rPr>
-          <w:rFonts w:ascii="Calibri" w:cs="Calibri" w:eastAsia="Calibri" w:hAnsi="Calibri"/>
-        </w:rPr>
-        <w:t xml:space="preserve">, </w:t>
-      </w:r>
-      <w:r>
-        <w:rPr>
-          <w:rFonts w:ascii="Calibri" w:cs="Calibri" w:eastAsia="Calibri" w:hAnsi="Calibri"/>
-          <w:b/>
-          <w:bCs/>
-        </w:rPr>
-        <w:t xml:space="preserve">7 days</w:t>
-      </w:r>
-      <w:r>
-        <w:rPr>
-          <w:rFonts w:ascii="Calibri" w:cs="Calibri" w:eastAsia="Calibri" w:hAnsi="Calibri"/>
-        </w:rPr>
-        <w:t xml:space="preserve"> or </w:t>
-      </w:r>
-      <w:r>
-        <w:rPr>
-          <w:rFonts w:ascii="Calibri" w:cs="Calibri" w:eastAsia="Calibri" w:hAnsi="Calibri"/>
-          <w:b/>
-          <w:bCs/>
-        </w:rPr>
-        <w:t xml:space="preserve">30 days</w:t>
-      </w:r>
-      <w:r>
-        <w:rPr>
-          <w:rFonts w:ascii="Calibri" w:cs="Calibri" w:eastAsia="Calibri" w:hAnsi="Calibri"/>
-        </w:rPr>
-        <w:t xml:space="preserve">, then tap </w:t>
-      </w:r>
-      <w:r>
-        <w:rPr>
-          <w:rFonts w:ascii="Calibri" w:cs="Calibri" w:eastAsia="Calibri" w:hAnsi="Calibri"/>
-          <w:b/>
-          <w:bCs/>
-        </w:rPr>
-        <w:t xml:space="preserve">I-refresh</w:t>
-      </w:r>
-      <w:r>
-        <w:rPr>
-          <w:rFonts w:ascii="Calibri" w:cs="Calibri" w:eastAsia="Calibri" w:hAnsi="Calibri"/>
-        </w:rPr>
-        <w:t xml:space="preserve"> (Refresh). The summary does not update live while you watch it; tap it again to load the latest rides.</w:t>
-      </w:r>
-    </w:p>
-    <w:tbl>
-      <w:tblPr>
-        <w:tblW w:type="dxa" w:w="9360"/>
-        <w:tblBorders>
-          <w:top w:val="single" w:color="auto" w:sz="4"/>
-          <w:left w:val="single" w:color="auto" w:sz="4"/>
-          <w:bottom w:val="single" w:color="auto" w:sz="4"/>
-          <w:right w:val="single" w:color="auto" w:sz="4"/>
-          <w:insideH w:val="single" w:color="auto" w:sz="4"/>
-          <w:insideV w:val="single" w:color="auto" w:sz="4"/>
-        </w:tblBorders>
-      </w:tblPr>
-      <w:tblGrid>
-        <w:gridCol w:w="3000"/>
-        <w:gridCol w:w="6360"/>
-      </w:tblGrid>
-      <w:tr>
-        <w:trPr>
-          <w:tblHeader/>
-        </w:trPr>
-        <w:tc>
-          <w:tcPr>
-            <w:tcW w:type="dxa" w:w="3000"/>
-            <w:tcBorders>
-              <w:top w:val="single" w:color="BFBFBF" w:sz="4"/>
-              <w:left w:val="single" w:color="BFBFBF" w:sz="4"/>
-              <w:bottom w:val="single" w:color="BFBFBF" w:sz="4"/>
-              <w:right w:val="single" w:color="BFBFBF" w:sz="4"/>
-            </w:tcBorders>
-            <w:shd w:fill="DCE6F1" w:color="auto" w:val="clear"/>
-            <w:tcMar>
-              <w:top w:type="dxa" w:w="60"/>
-              <w:left w:type="dxa" w:w="100"/>
-              <w:bottom w:type="dxa" w:w="60"/>
-              <w:right w:type="dxa" w:w="100"/>
-            </w:tcMar>
-          </w:tcPr>
-          <w:p>
-            <w:pPr>
-              <w:spacing w:after="0" w:line="276"/>
-            </w:pPr>
-            <w:r>
-              <w:rPr>
-                <w:rFonts w:ascii="Calibri" w:cs="Calibri" w:eastAsia="Calibri" w:hAnsi="Calibri"/>
-                <w:b/>
-                <w:bCs/>
-              </w:rPr>
-              <w:t xml:space="preserve">Figure</w:t>
-            </w:r>
-          </w:p>
-        </w:tc>
-        <w:tc>
-          <w:tcPr>
-            <w:tcW w:type="dxa" w:w="6360"/>
-            <w:tcBorders>
-              <w:top w:val="single" w:color="BFBFBF" w:sz="4"/>
-              <w:left w:val="single" w:color="BFBFBF" w:sz="4"/>
-              <w:bottom w:val="single" w:color="BFBFBF" w:sz="4"/>
-              <w:right w:val="single" w:color="BFBFBF" w:sz="4"/>
-            </w:tcBorders>
-            <w:shd w:fill="DCE6F1" w:color="auto" w:val="clear"/>
-            <w:tcMar>
-              <w:top w:type="dxa" w:w="60"/>
-              <w:left w:type="dxa" w:w="100"/>
-              <w:bottom w:type="dxa" w:w="60"/>
-              <w:right w:type="dxa" w:w="100"/>
-            </w:tcMar>
-          </w:tcPr>
-          <w:p>
-            <w:pPr>
-              <w:spacing w:after="0" w:line="276"/>
-            </w:pPr>
-            <w:r>
-              <w:rPr>
-                <w:rFonts w:ascii="Calibri" w:cs="Calibri" w:eastAsia="Calibri" w:hAnsi="Calibri"/>
-                <w:b/>
-                <w:bCs/>
-              </w:rPr>
-              <w:t xml:space="preserve">Meaning</w:t>
-            </w:r>
-          </w:p>
-        </w:tc>
-      </w:tr>
-      <w:tr>
-        <w:tc>
-          <w:tcPr>
-            <w:tcW w:type="dxa" w:w="3000"/>
-            <w:tcBorders>
-              <w:top w:val="single" w:color="BFBFBF" w:sz="4"/>
-              <w:left w:val="single" w:color="BFBFBF" w:sz="4"/>
-              <w:bottom w:val="single" w:color="BFBFBF" w:sz="4"/>
-              <w:right w:val="single" w:color="BFBFBF" w:sz="4"/>
-            </w:tcBorders>
-            <w:tcMar>
-              <w:top w:type="dxa" w:w="60"/>
-              <w:left w:type="dxa" w:w="100"/>
-              <w:bottom w:type="dxa" w:w="60"/>
-              <w:right w:type="dxa" w:w="100"/>
-            </w:tcMar>
-          </w:tcPr>
-          <w:p>
-            <w:pPr>
-              <w:spacing w:after="0" w:line="276"/>
-            </w:pPr>
-            <w:r>
-              <w:rPr>
-                <w:rFonts w:ascii="Calibri" w:cs="Calibri" w:eastAsia="Calibri" w:hAnsi="Calibri"/>
-                <w:b/>
-                <w:bCs/>
-              </w:rPr>
-              <w:t xml:space="preserve">natapos</w:t>
-            </w:r>
-            <w:r>
-              <w:rPr>
-                <w:rFonts w:ascii="Calibri" w:cs="Calibri" w:eastAsia="Calibri" w:hAnsi="Calibri"/>
-              </w:rPr>
-              <w:t xml:space="preserve"> (completed)</w:t>
-            </w:r>
-          </w:p>
-        </w:tc>
-        <w:tc>
-          <w:tcPr>
-            <w:tcW w:type="dxa" w:w="6360"/>
-            <w:tcBorders>
-              <w:top w:val="single" w:color="BFBFBF" w:sz="4"/>
-              <w:left w:val="single" w:color="BFBFBF" w:sz="4"/>
-              <w:bottom w:val="single" w:color="BFBFBF" w:sz="4"/>
-              <w:right w:val="single" w:color="BFBFBF" w:sz="4"/>
-            </w:tcBorders>
-            <w:tcMar>
-              <w:top w:type="dxa" w:w="60"/>
-              <w:left w:type="dxa" w:w="100"/>
-              <w:bottom w:type="dxa" w:w="60"/>
-              <w:right w:type="dxa" w:w="100"/>
-            </w:tcMar>
-          </w:tcPr>
-          <w:p>
-            <w:pPr>
-              <w:spacing w:after="0" w:line="276"/>
-            </w:pPr>
-            <w:r>
-              <w:rPr>
-                <w:rFonts w:ascii="Calibri" w:cs="Calibri" w:eastAsia="Calibri" w:hAnsi="Calibri"/>
-              </w:rPr>
-              <w:t xml:space="preserve">Rides that finished.</w:t>
-            </w:r>
-          </w:p>
-        </w:tc>
-      </w:tr>
-      <w:tr>
-        <w:tc>
-          <w:tcPr>
-            <w:tcW w:type="dxa" w:w="3000"/>
-            <w:tcBorders>
-              <w:top w:val="single" w:color="BFBFBF" w:sz="4"/>
-              <w:left w:val="single" w:color="BFBFBF" w:sz="4"/>
-              <w:bottom w:val="single" w:color="BFBFBF" w:sz="4"/>
-              <w:right w:val="single" w:color="BFBFBF" w:sz="4"/>
-            </w:tcBorders>
-            <w:tcMar>
-              <w:top w:type="dxa" w:w="60"/>
-              <w:left w:type="dxa" w:w="100"/>
-              <w:bottom w:type="dxa" w:w="60"/>
-              <w:right w:type="dxa" w:w="100"/>
-            </w:tcMar>
-          </w:tcPr>
-          <w:p>
-            <w:pPr>
-              <w:spacing w:after="0" w:line="276"/>
-            </w:pPr>
-            <w:r>
-              <w:rPr>
-                <w:rFonts w:ascii="Calibri" w:cs="Calibri" w:eastAsia="Calibri" w:hAnsi="Calibri"/>
-                <w:b/>
-                <w:bCs/>
-              </w:rPr>
-              <w:t xml:space="preserve">completion rate</w:t>
-            </w:r>
-          </w:p>
-        </w:tc>
-        <w:tc>
-          <w:tcPr>
-            <w:tcW w:type="dxa" w:w="6360"/>
-            <w:tcBorders>
-              <w:top w:val="single" w:color="BFBFBF" w:sz="4"/>
-              <w:left w:val="single" w:color="BFBFBF" w:sz="4"/>
-              <w:bottom w:val="single" w:color="BFBFBF" w:sz="4"/>
-              <w:right w:val="single" w:color="BFBFBF" w:sz="4"/>
-            </w:tcBorders>
-            <w:tcMar>
-              <w:top w:type="dxa" w:w="60"/>
-              <w:left w:type="dxa" w:w="100"/>
-              <w:bottom w:type="dxa" w:w="60"/>
-              <w:right w:type="dxa" w:w="100"/>
-            </w:tcMar>
-          </w:tcPr>
-          <w:p>
-            <w:pPr>
-              <w:spacing w:after="0" w:line="276"/>
-            </w:pPr>
-            <w:r>
-              <w:rPr>
-                <w:rFonts w:ascii="Calibri" w:cs="Calibri" w:eastAsia="Calibri" w:hAnsi="Calibri"/>
-              </w:rPr>
-              <w:t xml:space="preserve">Completed rides out of all rides that ended. Rides still in progress are not counted.</w:t>
-            </w:r>
-          </w:p>
-        </w:tc>
-      </w:tr>
-      <w:tr>
-        <w:tc>
-          <w:tcPr>
-            <w:tcW w:type="dxa" w:w="3000"/>
-            <w:tcBorders>
-              <w:top w:val="single" w:color="BFBFBF" w:sz="4"/>
-              <w:left w:val="single" w:color="BFBFBF" w:sz="4"/>
-              <w:bottom w:val="single" w:color="BFBFBF" w:sz="4"/>
-              <w:right w:val="single" w:color="BFBFBF" w:sz="4"/>
-            </w:tcBorders>
-            <w:tcMar>
-              <w:top w:type="dxa" w:w="60"/>
-              <w:left w:type="dxa" w:w="100"/>
-              <w:bottom w:type="dxa" w:w="60"/>
-              <w:right w:type="dxa" w:w="100"/>
-            </w:tcMar>
-          </w:tcPr>
-          <w:p>
-            <w:pPr>
-              <w:spacing w:after="0" w:line="276"/>
-            </w:pPr>
-            <w:r>
-              <w:rPr>
-                <w:rFonts w:ascii="Calibri" w:cs="Calibri" w:eastAsia="Calibri" w:hAnsi="Calibri"/>
-                <w:b/>
-                <w:bCs/>
-              </w:rPr>
-              <w:t xml:space="preserve">kinansela</w:t>
-            </w:r>
-            <w:r>
-              <w:rPr>
-                <w:rFonts w:ascii="Calibri" w:cs="Calibri" w:eastAsia="Calibri" w:hAnsi="Calibri"/>
-              </w:rPr>
-              <w:t xml:space="preserve"> (cancelled)</w:t>
-            </w:r>
-          </w:p>
-        </w:tc>
-        <w:tc>
-          <w:tcPr>
-            <w:tcW w:type="dxa" w:w="6360"/>
-            <w:tcBorders>
-              <w:top w:val="single" w:color="BFBFBF" w:sz="4"/>
-              <w:left w:val="single" w:color="BFBFBF" w:sz="4"/>
-              <w:bottom w:val="single" w:color="BFBFBF" w:sz="4"/>
-              <w:right w:val="single" w:color="BFBFBF" w:sz="4"/>
-            </w:tcBorders>
-            <w:tcMar>
-              <w:top w:type="dxa" w:w="60"/>
-              <w:left w:type="dxa" w:w="100"/>
-              <w:bottom w:type="dxa" w:w="60"/>
-              <w:right w:type="dxa" w:w="100"/>
-            </w:tcMar>
-          </w:tcPr>
-          <w:p>
-            <w:pPr>
-              <w:spacing w:after="0" w:line="276"/>
-            </w:pPr>
-            <w:r>
-              <w:rPr>
-                <w:rFonts w:ascii="Calibri" w:cs="Calibri" w:eastAsia="Calibri" w:hAnsi="Calibri"/>
-              </w:rPr>
-              <w:t xml:space="preserve">Rides called off by the commuter or the driver.</w:t>
-            </w:r>
-          </w:p>
-        </w:tc>
-      </w:tr>
-      <w:tr>
-        <w:tc>
-          <w:tcPr>
-            <w:tcW w:type="dxa" w:w="3000"/>
-            <w:tcBorders>
-              <w:top w:val="single" w:color="BFBFBF" w:sz="4"/>
-              <w:left w:val="single" w:color="BFBFBF" w:sz="4"/>
-              <w:bottom w:val="single" w:color="BFBFBF" w:sz="4"/>
-              <w:right w:val="single" w:color="BFBFBF" w:sz="4"/>
-            </w:tcBorders>
-            <w:tcMar>
-              <w:top w:type="dxa" w:w="60"/>
-              <w:left w:type="dxa" w:w="100"/>
-              <w:bottom w:type="dxa" w:w="60"/>
-              <w:right w:type="dxa" w:w="100"/>
-            </w:tcMar>
-          </w:tcPr>
-          <w:p>
-            <w:pPr>
-              <w:spacing w:after="0" w:line="276"/>
-            </w:pPr>
-            <w:r>
-              <w:rPr>
-                <w:rFonts w:ascii="Calibri" w:cs="Calibri" w:eastAsia="Calibri" w:hAnsi="Calibri"/>
-                <w:b/>
-                <w:bCs/>
-              </w:rPr>
-              <w:t xml:space="preserve">walang nakitang driver</w:t>
-            </w:r>
-            <w:r>
-              <w:rPr>
-                <w:rFonts w:ascii="Calibri" w:cs="Calibri" w:eastAsia="Calibri" w:hAnsi="Calibri"/>
-              </w:rPr>
-              <w:t xml:space="preserve"> (no driver found)</w:t>
-            </w:r>
-          </w:p>
-        </w:tc>
-        <w:tc>
-          <w:tcPr>
-            <w:tcW w:type="dxa" w:w="6360"/>
-            <w:tcBorders>
-              <w:top w:val="single" w:color="BFBFBF" w:sz="4"/>
-              <w:left w:val="single" w:color="BFBFBF" w:sz="4"/>
-              <w:bottom w:val="single" w:color="BFBFBF" w:sz="4"/>
-              <w:right w:val="single" w:color="BFBFBF" w:sz="4"/>
-            </w:tcBorders>
-            <w:tcMar>
-              <w:top w:type="dxa" w:w="60"/>
-              <w:left w:type="dxa" w:w="100"/>
-              <w:bottom w:type="dxa" w:w="60"/>
-              <w:right w:type="dxa" w:w="100"/>
-            </w:tcMar>
-          </w:tcPr>
-          <w:p>
-            <w:pPr>
-              <w:spacing w:after="0" w:line="276"/>
-            </w:pPr>
-            <w:r>
-              <w:rPr>
-                <w:rFonts w:ascii="Calibri" w:cs="Calibri" w:eastAsia="Calibri" w:hAnsi="Calibri"/>
-              </w:rPr>
-              <w:t xml:space="preserve">Rides no driver accepted. A high number means too few drivers online or a search radius that is too small.</w:t>
-            </w:r>
-          </w:p>
-        </w:tc>
-      </w:tr>
-      <w:tr>
-        <w:tc>
-          <w:tcPr>
-            <w:tcW w:type="dxa" w:w="3000"/>
-            <w:tcBorders>
-              <w:top w:val="single" w:color="BFBFBF" w:sz="4"/>
-              <w:left w:val="single" w:color="BFBFBF" w:sz="4"/>
-              <w:bottom w:val="single" w:color="BFBFBF" w:sz="4"/>
-              <w:right w:val="single" w:color="BFBFBF" w:sz="4"/>
-            </w:tcBorders>
-            <w:tcMar>
-              <w:top w:type="dxa" w:w="60"/>
-              <w:left w:type="dxa" w:w="100"/>
-              <w:bottom w:type="dxa" w:w="60"/>
-              <w:right w:type="dxa" w:w="100"/>
-            </w:tcMar>
-          </w:tcPr>
-          <w:p>
-            <w:pPr>
-              <w:spacing w:after="0" w:line="276"/>
-            </w:pPr>
-            <w:r>
-              <w:rPr>
-                <w:rFonts w:ascii="Calibri" w:cs="Calibri" w:eastAsia="Calibri" w:hAnsi="Calibri"/>
-                <w:b/>
-                <w:bCs/>
-              </w:rPr>
-              <w:t xml:space="preserve">average na rating</w:t>
-            </w:r>
-            <w:r>
-              <w:rPr>
-                <w:rFonts w:ascii="Calibri" w:cs="Calibri" w:eastAsia="Calibri" w:hAnsi="Calibri"/>
-              </w:rPr>
-              <w:t xml:space="preserve"> (avg rating)</w:t>
-            </w:r>
-          </w:p>
-        </w:tc>
-        <w:tc>
-          <w:tcPr>
-            <w:tcW w:type="dxa" w:w="6360"/>
-            <w:tcBorders>
-              <w:top w:val="single" w:color="BFBFBF" w:sz="4"/>
-              <w:left w:val="single" w:color="BFBFBF" w:sz="4"/>
-              <w:bottom w:val="single" w:color="BFBFBF" w:sz="4"/>
-              <w:right w:val="single" w:color="BFBFBF" w:sz="4"/>
-            </w:tcBorders>
-            <w:tcMar>
-              <w:top w:type="dxa" w:w="60"/>
-              <w:left w:type="dxa" w:w="100"/>
-              <w:bottom w:type="dxa" w:w="60"/>
-              <w:right w:type="dxa" w:w="100"/>
-            </w:tcMar>
-          </w:tcPr>
-          <w:p>
-            <w:pPr>
-              <w:spacing w:after="0" w:line="276"/>
-            </w:pPr>
-            <w:r>
-              <w:rPr>
-                <w:rFonts w:ascii="Calibri" w:cs="Calibri" w:eastAsia="Calibri" w:hAnsi="Calibri"/>
-              </w:rPr>
-              <w:t xml:space="preserve">The average star rating of rated rides.</w:t>
-            </w:r>
-          </w:p>
-        </w:tc>
-      </w:tr>
-    </w:tbl>
-    <w:p>
-      <w:pPr>
-        <w:spacing w:after="120"/>
-      </w:pPr>
-    </w:p>
-    <w:p>
-      <w:r>
-        <w:rPr>
-          <w:rFonts w:ascii="Calibri" w:cs="Calibri" w:eastAsia="Calibri" w:hAnsi="Calibri"/>
-        </w:rPr>
-        <w:t xml:space="preserve">Below the figures are a daily chart and a </w:t>
-      </w:r>
-      <w:r>
-        <w:rPr>
-          <w:rFonts w:ascii="Calibri" w:cs="Calibri" w:eastAsia="Calibri" w:hAnsi="Calibri"/>
-          <w:b/>
-          <w:bCs/>
-        </w:rPr>
-        <w:t xml:space="preserve">Kada driver</w:t>
-      </w:r>
-      <w:r>
-        <w:rPr>
-          <w:rFonts w:ascii="Calibri" w:cs="Calibri" w:eastAsia="Calibri" w:hAnsi="Calibri"/>
-        </w:rPr>
-        <w:t xml:space="preserve"> (By driver) table.</w:t>
-      </w:r>
-    </w:p>
-    <w:p>
-      <w:pPr>
-        <w:pStyle w:val="Heading2"/>
-      </w:pPr>
-      <w:r>
-        <w:rPr>
-          <w:rFonts w:ascii="Calibri" w:cs="Calibri" w:eastAsia="Calibri" w:hAnsi="Calibri"/>
-        </w:rPr>
-        <w:t xml:space="preserve">6.3 Approving drivers</w:t>
-      </w:r>
-    </w:p>
-    <w:p>
-      <w:r>
-        <w:rPr>
-          <w:rFonts w:ascii="Calibri" w:cs="Calibri" w:eastAsia="Calibri" w:hAnsi="Calibri"/>
-        </w:rPr>
-        <w:t xml:space="preserve">New registrations appear under </w:t>
-      </w:r>
-      <w:r>
-        <w:rPr>
-          <w:rFonts w:ascii="Calibri" w:cs="Calibri" w:eastAsia="Calibri" w:hAnsi="Calibri"/>
-          <w:b/>
-          <w:bCs/>
-        </w:rPr>
-        <w:t xml:space="preserve">Naghihintay ng verification</w:t>
-      </w:r>
-      <w:r>
-        <w:rPr>
-          <w:rFonts w:ascii="Calibri" w:cs="Calibri" w:eastAsia="Calibri" w:hAnsi="Calibri"/>
-        </w:rPr>
-        <w:t xml:space="preserve"> (Pending verification) with their name, plate, mobile number, email and TODA chapter.</w:t>
+        <w:t xml:space="preserve">Figure 6. The driver screen with the Online switch</w:t>
       </w:r>
     </w:p>
     <w:p>
@@ -5923,14 +5586,28 @@
         <w:pStyle w:val="ListParagraph"/>
         <w:numPr>
           <w:ilvl w:val="0"/>
-          <w:numId w:val="13"/>
+          <w:numId w:val="10"/>
         </w:numPr>
       </w:pPr>
       <w:r>
         <w:rPr>
           <w:rFonts w:ascii="Calibri" w:cs="Calibri" w:eastAsia="Calibri" w:hAnsi="Calibri"/>
         </w:rPr>
-        <w:t xml:space="preserve">Check the details against your chapter records. The app only records what the driver typed.</w:t>
+        <w:t xml:space="preserve">Turn on </w:t>
+      </w:r>
+      <w:r>
+        <w:rPr>
+          <w:rFonts w:ascii="Calibri" w:cs="Calibri" w:eastAsia="Calibri" w:hAnsi="Calibri"/>
+          <w:b/>
+          <w:bCs/>
+        </w:rPr>
+        <w:t xml:space="preserve">Location</w:t>
+      </w:r>
+      <w:r>
+        <w:rPr>
+          <w:rFonts w:ascii="Calibri" w:cs="Calibri" w:eastAsia="Calibri" w:hAnsi="Calibri"/>
+        </w:rPr>
+        <w:t xml:space="preserve"> on your phone.</w:t>
       </w:r>
     </w:p>
     <w:p>
@@ -5938,78 +5615,158 @@
         <w:pStyle w:val="ListParagraph"/>
         <w:numPr>
           <w:ilvl w:val="0"/>
-          <w:numId w:val="13"/>
+          <w:numId w:val="10"/>
         </w:numPr>
       </w:pPr>
       <w:r>
         <w:rPr>
           <w:rFonts w:ascii="Calibri" w:cs="Calibri" w:eastAsia="Calibri" w:hAnsi="Calibri"/>
         </w:rPr>
-        <w:t xml:space="preserve">Tap </w:t>
-      </w:r>
-      <w:r>
-        <w:rPr>
-          <w:rFonts w:ascii="Calibri" w:cs="Calibri" w:eastAsia="Calibri" w:hAnsi="Calibri"/>
-          <w:b/>
-          <w:bCs/>
-        </w:rPr>
-        <w:t xml:space="preserve">Aprubahan</w:t>
-      </w:r>
-      <w:r>
-        <w:rPr>
-          <w:rFonts w:ascii="Calibri" w:cs="Calibri" w:eastAsia="Calibri" w:hAnsi="Calibri"/>
-        </w:rPr>
-        <w:t xml:space="preserve"> (Approve). The driver’s app updates within seconds.</w:t>
-      </w:r>
-    </w:p>
-    <w:p>
-      <w:r>
-        <w:rPr>
-          <w:rFonts w:ascii="Calibri" w:cs="Calibri" w:eastAsia="Calibri" w:hAnsi="Calibri"/>
-        </w:rPr>
-        <w:t xml:space="preserve">To stop a driver from accepting rides, tap </w:t>
-      </w:r>
-      <w:r>
-        <w:rPr>
-          <w:rFonts w:ascii="Calibri" w:cs="Calibri" w:eastAsia="Calibri" w:hAnsi="Calibri"/>
-          <w:b/>
-          <w:bCs/>
-        </w:rPr>
-        <w:t xml:space="preserve">I-suspend</w:t>
-      </w:r>
-      <w:r>
-        <w:rPr>
-          <w:rFonts w:ascii="Calibri" w:cs="Calibri" w:eastAsia="Calibri" w:hAnsi="Calibri"/>
-        </w:rPr>
-        <w:t xml:space="preserve"> (Suspend) on their entry in </w:t>
-      </w:r>
-      <w:r>
-        <w:rPr>
-          <w:rFonts w:ascii="Calibri" w:cs="Calibri" w:eastAsia="Calibri" w:hAnsi="Calibri"/>
-          <w:b/>
-          <w:bCs/>
-        </w:rPr>
-        <w:t xml:space="preserve">Lahat ng driver</w:t>
-      </w:r>
-      <w:r>
-        <w:rPr>
-          <w:rFonts w:ascii="Calibri" w:cs="Calibri" w:eastAsia="Calibri" w:hAnsi="Calibri"/>
-        </w:rPr>
-        <w:t xml:space="preserve"> (All drivers). To reinstate them, tap </w:t>
-      </w:r>
-      <w:r>
-        <w:rPr>
-          <w:rFonts w:ascii="Calibri" w:cs="Calibri" w:eastAsia="Calibri" w:hAnsi="Calibri"/>
-          <w:b/>
-          <w:bCs/>
-        </w:rPr>
-        <w:t xml:space="preserve">Aprubahan</w:t>
-      </w:r>
-      <w:r>
-        <w:rPr>
-          <w:rFonts w:ascii="Calibri" w:cs="Calibri" w:eastAsia="Calibri" w:hAnsi="Calibri"/>
-        </w:rPr>
-        <w:t xml:space="preserve"> (Approve).</w:t>
+        <w:t xml:space="preserve">Slide the </w:t>
+      </w:r>
+      <w:r>
+        <w:rPr>
+          <w:rFonts w:ascii="Calibri" w:cs="Calibri" w:eastAsia="Calibri" w:hAnsi="Calibri"/>
+          <w:b/>
+          <w:bCs/>
+        </w:rPr>
+        <w:t xml:space="preserve">Offline</w:t>
+      </w:r>
+      <w:r>
+        <w:rPr>
+          <w:rFonts w:ascii="Calibri" w:cs="Calibri" w:eastAsia="Calibri" w:hAnsi="Calibri"/>
+        </w:rPr>
+        <w:t xml:space="preserve"> switch to </w:t>
+      </w:r>
+      <w:r>
+        <w:rPr>
+          <w:rFonts w:ascii="Calibri" w:cs="Calibri" w:eastAsia="Calibri" w:hAnsi="Calibri"/>
+          <w:b/>
+          <w:bCs/>
+        </w:rPr>
+        <w:t xml:space="preserve">Online</w:t>
+      </w:r>
+      <w:r>
+        <w:rPr>
+          <w:rFonts w:ascii="Calibri" w:cs="Calibri" w:eastAsia="Calibri" w:hAnsi="Calibri"/>
+        </w:rPr>
+        <w:t xml:space="preserve">.</w:t>
+      </w:r>
+    </w:p>
+    <w:p>
+      <w:pPr>
+        <w:pStyle w:val="ListParagraph"/>
+        <w:numPr>
+          <w:ilvl w:val="0"/>
+          <w:numId w:val="10"/>
+        </w:numPr>
+      </w:pPr>
+      <w:r>
+        <w:rPr>
+          <w:rFonts w:ascii="Calibri" w:cs="Calibri" w:eastAsia="Calibri" w:hAnsi="Calibri"/>
+        </w:rPr>
+        <w:t xml:space="preserve">If asked, allow location access </w:t>
+      </w:r>
+      <w:r>
+        <w:rPr>
+          <w:rFonts w:ascii="Calibri" w:cs="Calibri" w:eastAsia="Calibri" w:hAnsi="Calibri"/>
+          <w:b/>
+          <w:bCs/>
+        </w:rPr>
+        <w:t xml:space="preserve">while using the app</w:t>
+      </w:r>
+      <w:r>
+        <w:rPr>
+          <w:rFonts w:ascii="Calibri" w:cs="Calibri" w:eastAsia="Calibri" w:hAnsi="Calibri"/>
+        </w:rPr>
+        <w:t xml:space="preserve">, and allow notifications.</w:t>
+      </w:r>
+    </w:p>
+    <w:p>
+      <w:pPr>
+        <w:pStyle w:val="ListParagraph"/>
+        <w:numPr>
+          <w:ilvl w:val="0"/>
+          <w:numId w:val="10"/>
+        </w:numPr>
+      </w:pPr>
+      <w:r>
+        <w:rPr>
+          <w:rFonts w:ascii="Calibri" w:cs="Calibri" w:eastAsia="Calibri" w:hAnsi="Calibri"/>
+        </w:rPr>
+        <w:t xml:space="preserve">Wait while the switch shows </w:t>
+      </w:r>
+      <w:r>
+        <w:rPr>
+          <w:rFonts w:ascii="Calibri" w:cs="Calibri" w:eastAsia="Calibri" w:hAnsi="Calibri"/>
+          <w:b/>
+          <w:bCs/>
+        </w:rPr>
+        <w:t xml:space="preserve">Kumokonekta…</w:t>
+      </w:r>
+      <w:r>
+        <w:rPr>
+          <w:rFonts w:ascii="Calibri" w:cs="Calibri" w:eastAsia="Calibri" w:hAnsi="Calibri"/>
+        </w:rPr>
+        <w:t xml:space="preserve"> (Connecting…). Do not tap it again.</w:t>
+      </w:r>
+    </w:p>
+    <w:p>
+      <w:r>
+        <w:rPr>
+          <w:rFonts w:ascii="Calibri" w:cs="Calibri" w:eastAsia="Calibri" w:hAnsi="Calibri"/>
+        </w:rPr>
+        <w:t xml:space="preserve">When the switch shows </w:t>
+      </w:r>
+      <w:r>
+        <w:rPr>
+          <w:rFonts w:ascii="Calibri" w:cs="Calibri" w:eastAsia="Calibri" w:hAnsi="Calibri"/>
+          <w:b/>
+          <w:bCs/>
+        </w:rPr>
+        <w:t xml:space="preserve">Online</w:t>
+      </w:r>
+      <w:r>
+        <w:rPr>
+          <w:rFonts w:ascii="Calibri" w:cs="Calibri" w:eastAsia="Calibri" w:hAnsi="Calibri"/>
+        </w:rPr>
+        <w:t xml:space="preserve">, you appear to nearby commuters and the screen says </w:t>
+      </w:r>
+      <w:r>
+        <w:rPr>
+          <w:rFonts w:ascii="Calibri" w:cs="Calibri" w:eastAsia="Calibri" w:hAnsi="Calibri"/>
+          <w:b/>
+          <w:bCs/>
+        </w:rPr>
+        <w:t xml:space="preserve">Naghihintay ng biyahe</w:t>
+      </w:r>
+      <w:r>
+        <w:rPr>
+          <w:rFonts w:ascii="Calibri" w:cs="Calibri" w:eastAsia="Calibri" w:hAnsi="Calibri"/>
+        </w:rPr>
+        <w:t xml:space="preserve"> (Waiting for a ride).</w:t>
+      </w:r>
+    </w:p>
+    <w:p>
+      <w:r>
+        <w:rPr>
+          <w:rFonts w:ascii="Calibri" w:cs="Calibri" w:eastAsia="Calibri" w:hAnsi="Calibri"/>
+        </w:rPr>
+        <w:t xml:space="preserve">If going online fails, a red message explains why (see Section 8). If a line starting with </w:t>
+      </w:r>
+      <w:r>
+        <w:rPr>
+          <w:rFonts w:ascii="Calibri" w:cs="Calibri" w:eastAsia="Calibri" w:hAnsi="Calibri"/>
+          <w:b/>
+          <w:bCs/>
+        </w:rPr>
+        <w:t xml:space="preserve">Detalye para sa suporta</w:t>
+      </w:r>
+      <w:r>
+        <w:rPr>
+          <w:rFonts w:ascii="Calibri" w:cs="Calibri" w:eastAsia="Calibri" w:hAnsi="Calibri"/>
+        </w:rPr>
+        <w:t xml:space="preserve"> (Details for support) appears under the switch, take a screenshot and send it to your TODA officer.</w:t>
       </w:r>
     </w:p>
     <w:p>
@@ -6020,7 +5777,583 @@
         <w:rPr>
           <w:rFonts w:ascii="Calibri" w:cs="Calibri" w:eastAsia="Calibri" w:hAnsi="Calibri"/>
         </w:rPr>
-        <w:t xml:space="preserve">6.4 Reviewing IDs</w:t>
+        <w:t xml:space="preserve">5.4 Accepting a ride</w:t>
+      </w:r>
+    </w:p>
+    <w:p>
+      <w:r>
+        <w:rPr>
+          <w:rFonts w:ascii="Calibri" w:cs="Calibri" w:eastAsia="Calibri" w:hAnsi="Calibri"/>
+        </w:rPr>
+        <w:t xml:space="preserve">When a commuter nearby books, your phone shows a notification and the screen shows </w:t>
+      </w:r>
+      <w:r>
+        <w:rPr>
+          <w:rFonts w:ascii="Calibri" w:cs="Calibri" w:eastAsia="Calibri" w:hAnsi="Calibri"/>
+          <w:b/>
+          <w:bCs/>
+        </w:rPr>
+        <w:t xml:space="preserve">Bagong ride offer</w:t>
+      </w:r>
+      <w:r>
+        <w:rPr>
+          <w:rFonts w:ascii="Calibri" w:cs="Calibri" w:eastAsia="Calibri" w:hAnsi="Calibri"/>
+        </w:rPr>
+        <w:t xml:space="preserve"> (New ride offer) with the pickup and drop-off.</w:t>
+      </w:r>
+    </w:p>
+    <w:p>
+      <w:pPr>
+        <w:pStyle w:val="ListParagraph"/>
+        <w:numPr>
+          <w:ilvl w:val="0"/>
+          <w:numId w:val="2"/>
+        </w:numPr>
+      </w:pPr>
+      <w:r>
+        <w:rPr>
+          <w:rFonts w:ascii="Calibri" w:cs="Calibri" w:eastAsia="Calibri" w:hAnsi="Calibri"/>
+          <w:b/>
+          <w:bCs/>
+        </w:rPr>
+        <w:t xml:space="preserve">Tanggapin</w:t>
+      </w:r>
+      <w:r>
+        <w:rPr>
+          <w:rFonts w:ascii="Calibri" w:cs="Calibri" w:eastAsia="Calibri" w:hAnsi="Calibri"/>
+        </w:rPr>
+        <w:t xml:space="preserve"> (Accept) — the ride is yours.</w:t>
+      </w:r>
+    </w:p>
+    <w:p>
+      <w:pPr>
+        <w:pStyle w:val="ListParagraph"/>
+        <w:numPr>
+          <w:ilvl w:val="0"/>
+          <w:numId w:val="2"/>
+        </w:numPr>
+      </w:pPr>
+      <w:r>
+        <w:rPr>
+          <w:rFonts w:ascii="Calibri" w:cs="Calibri" w:eastAsia="Calibri" w:hAnsi="Calibri"/>
+          <w:b/>
+          <w:bCs/>
+        </w:rPr>
+        <w:t xml:space="preserve">Tanggihan</w:t>
+      </w:r>
+      <w:r>
+        <w:rPr>
+          <w:rFonts w:ascii="Calibri" w:cs="Calibri" w:eastAsia="Calibri" w:hAnsi="Calibri"/>
+        </w:rPr>
+        <w:t xml:space="preserve"> (Decline) — the ride goes to the next nearest driver.</w:t>
+      </w:r>
+    </w:p>
+    <w:p>
+      <w:r>
+        <w:rPr>
+          <w:rFonts w:ascii="Calibri" w:cs="Calibri" w:eastAsia="Calibri" w:hAnsi="Calibri"/>
+        </w:rPr>
+        <w:t xml:space="preserve">Each offer is labelled </w:t>
+      </w:r>
+      <w:r>
+        <w:rPr>
+          <w:rFonts w:ascii="Calibri" w:cs="Calibri" w:eastAsia="Calibri" w:hAnsi="Calibri"/>
+          <w:b/>
+          <w:bCs/>
+        </w:rPr>
+        <w:t xml:space="preserve">Regular — 1 pasahero</w:t>
+      </w:r>
+      <w:r>
+        <w:rPr>
+          <w:rFonts w:ascii="Calibri" w:cs="Calibri" w:eastAsia="Calibri" w:hAnsi="Calibri"/>
+        </w:rPr>
+        <w:t xml:space="preserve"> (Regular — 1 passenger) or </w:t>
+      </w:r>
+      <w:r>
+        <w:rPr>
+          <w:rFonts w:ascii="Calibri" w:cs="Calibri" w:eastAsia="Calibri" w:hAnsi="Calibri"/>
+          <w:b/>
+          <w:bCs/>
+        </w:rPr>
+        <w:t xml:space="preserve">Special — bayad para sa 5 pasahero</w:t>
+      </w:r>
+      <w:r>
+        <w:rPr>
+          <w:rFonts w:ascii="Calibri" w:cs="Calibri" w:eastAsia="Calibri" w:hAnsi="Calibri"/>
+        </w:rPr>
+        <w:t xml:space="preserve"> (Special trip — fare for 5 passengers). On a special trip the commuter pays the fare for five passengers and has the tricycle alone, so do not take other passengers.</w:t>
+      </w:r>
+    </w:p>
+    <w:p>
+      <w:r>
+        <w:rPr>
+          <w:rFonts w:ascii="Calibri" w:cs="Calibri" w:eastAsia="Calibri" w:hAnsi="Calibri"/>
+        </w:rPr>
+        <w:t xml:space="preserve">Each offer lasts about 15 seconds. If you do not answer in time, the ride goes to another driver. If two drivers accept at the same moment, only one gets the ride, and the app tells the other.</w:t>
+      </w:r>
+    </w:p>
+    <w:p>
+      <w:pPr>
+        <w:pStyle w:val="Heading2"/>
+      </w:pPr>
+      <w:r>
+        <w:rPr>
+          <w:rFonts w:ascii="Calibri" w:cs="Calibri" w:eastAsia="Calibri" w:hAnsi="Calibri"/>
+        </w:rPr>
+        <w:t xml:space="preserve">5.5 During the ride</w:t>
+      </w:r>
+    </w:p>
+    <w:p>
+      <w:r>
+        <w:rPr>
+          <w:rFonts w:ascii="Calibri" w:cs="Calibri" w:eastAsia="Calibri" w:hAnsi="Calibri"/>
+        </w:rPr>
+        <w:t xml:space="preserve">The </w:t>
+      </w:r>
+      <w:r>
+        <w:rPr>
+          <w:rFonts w:ascii="Calibri" w:cs="Calibri" w:eastAsia="Calibri" w:hAnsi="Calibri"/>
+          <w:b/>
+          <w:bCs/>
+        </w:rPr>
+        <w:t xml:space="preserve">Kasalukuyang biyahe</w:t>
+      </w:r>
+      <w:r>
+        <w:rPr>
+          <w:rFonts w:ascii="Calibri" w:cs="Calibri" w:eastAsia="Calibri" w:hAnsi="Calibri"/>
+        </w:rPr>
+        <w:t xml:space="preserve"> (Current ride) card shows a map to </w:t>
+      </w:r>
+      <w:r>
+        <w:rPr>
+          <w:rFonts w:ascii="Calibri" w:cs="Calibri" w:eastAsia="Calibri" w:hAnsi="Calibri"/>
+          <w:b/>
+          <w:bCs/>
+        </w:rPr>
+        <w:t xml:space="preserve">Sunduin sa …</w:t>
+      </w:r>
+      <w:r>
+        <w:rPr>
+          <w:rFonts w:ascii="Calibri" w:cs="Calibri" w:eastAsia="Calibri" w:hAnsi="Calibri"/>
+        </w:rPr>
+        <w:t xml:space="preserve"> (Pick up at …) and then </w:t>
+      </w:r>
+      <w:r>
+        <w:rPr>
+          <w:rFonts w:ascii="Calibri" w:cs="Calibri" w:eastAsia="Calibri" w:hAnsi="Calibri"/>
+          <w:b/>
+          <w:bCs/>
+        </w:rPr>
+        <w:t xml:space="preserve">Ibaba sa …</w:t>
+      </w:r>
+      <w:r>
+        <w:rPr>
+          <w:rFonts w:ascii="Calibri" w:cs="Calibri" w:eastAsia="Calibri" w:hAnsi="Calibri"/>
+        </w:rPr>
+        <w:t xml:space="preserve"> (Drop off at …).</w:t>
+      </w:r>
+    </w:p>
+    <w:p>
+      <w:pPr>
+        <w:pStyle w:val="ListParagraph"/>
+        <w:numPr>
+          <w:ilvl w:val="0"/>
+          <w:numId w:val="2"/>
+        </w:numPr>
+      </w:pPr>
+      <w:r>
+        <w:rPr>
+          <w:rFonts w:ascii="Calibri" w:cs="Calibri" w:eastAsia="Calibri" w:hAnsi="Calibri"/>
+          <w:b/>
+          <w:bCs/>
+        </w:rPr>
+        <w:t xml:space="preserve">Buksan sa maps</w:t>
+      </w:r>
+      <w:r>
+        <w:rPr>
+          <w:rFonts w:ascii="Calibri" w:cs="Calibri" w:eastAsia="Calibri" w:hAnsi="Calibri"/>
+        </w:rPr>
+        <w:t xml:space="preserve"> (Open in maps) opens directions in your maps app.</w:t>
+      </w:r>
+    </w:p>
+    <w:p>
+      <w:pPr>
+        <w:pStyle w:val="ListParagraph"/>
+        <w:numPr>
+          <w:ilvl w:val="0"/>
+          <w:numId w:val="2"/>
+        </w:numPr>
+      </w:pPr>
+      <w:r>
+        <w:rPr>
+          <w:rFonts w:ascii="Calibri" w:cs="Calibri" w:eastAsia="Calibri" w:hAnsi="Calibri"/>
+        </w:rPr>
+        <w:t xml:space="preserve">The phone button calls the commuter if you cannot find them.</w:t>
+      </w:r>
+    </w:p>
+    <w:p>
+      <w:pPr>
+        <w:pStyle w:val="ListParagraph"/>
+        <w:numPr>
+          <w:ilvl w:val="0"/>
+          <w:numId w:val="11"/>
+        </w:numPr>
+      </w:pPr>
+      <w:r>
+        <w:rPr>
+          <w:rFonts w:ascii="Calibri" w:cs="Calibri" w:eastAsia="Calibri" w:hAnsi="Calibri"/>
+        </w:rPr>
+        <w:t xml:space="preserve">When the passenger is on board, tap </w:t>
+      </w:r>
+      <w:r>
+        <w:rPr>
+          <w:rFonts w:ascii="Calibri" w:cs="Calibri" w:eastAsia="Calibri" w:hAnsi="Calibri"/>
+          <w:b/>
+          <w:bCs/>
+        </w:rPr>
+        <w:t xml:space="preserve">Simulan ang biyahe</w:t>
+      </w:r>
+      <w:r>
+        <w:rPr>
+          <w:rFonts w:ascii="Calibri" w:cs="Calibri" w:eastAsia="Calibri" w:hAnsi="Calibri"/>
+        </w:rPr>
+        <w:t xml:space="preserve"> (Start trip).</w:t>
+      </w:r>
+    </w:p>
+    <w:p>
+      <w:pPr>
+        <w:pStyle w:val="ListParagraph"/>
+        <w:numPr>
+          <w:ilvl w:val="0"/>
+          <w:numId w:val="11"/>
+        </w:numPr>
+      </w:pPr>
+      <w:r>
+        <w:rPr>
+          <w:rFonts w:ascii="Calibri" w:cs="Calibri" w:eastAsia="Calibri" w:hAnsi="Calibri"/>
+        </w:rPr>
+        <w:t xml:space="preserve">When they have been dropped off, tap </w:t>
+      </w:r>
+      <w:r>
+        <w:rPr>
+          <w:rFonts w:ascii="Calibri" w:cs="Calibri" w:eastAsia="Calibri" w:hAnsi="Calibri"/>
+          <w:b/>
+          <w:bCs/>
+        </w:rPr>
+        <w:t xml:space="preserve">Tapusin ang biyahe</w:t>
+      </w:r>
+      <w:r>
+        <w:rPr>
+          <w:rFonts w:ascii="Calibri" w:cs="Calibri" w:eastAsia="Calibri" w:hAnsi="Calibri"/>
+        </w:rPr>
+        <w:t xml:space="preserve"> (Complete ride).</w:t>
+      </w:r>
+    </w:p>
+    <w:p>
+      <w:pPr>
+        <w:pStyle w:val="ListParagraph"/>
+        <w:numPr>
+          <w:ilvl w:val="0"/>
+          <w:numId w:val="11"/>
+        </w:numPr>
+      </w:pPr>
+      <w:r>
+        <w:rPr>
+          <w:rFonts w:ascii="Calibri" w:cs="Calibri" w:eastAsia="Calibri" w:hAnsi="Calibri"/>
+        </w:rPr>
+        <w:t xml:space="preserve">Collect the posted TODA fare in cash.</w:t>
+      </w:r>
+    </w:p>
+    <w:p>
+      <w:r>
+        <w:rPr>
+          <w:rFonts w:ascii="Calibri" w:cs="Calibri" w:eastAsia="Calibri" w:hAnsi="Calibri"/>
+        </w:rPr>
+        <w:t xml:space="preserve">To call off a ride, tap </w:t>
+      </w:r>
+      <w:r>
+        <w:rPr>
+          <w:rFonts w:ascii="Calibri" w:cs="Calibri" w:eastAsia="Calibri" w:hAnsi="Calibri"/>
+          <w:b/>
+          <w:bCs/>
+        </w:rPr>
+        <w:t xml:space="preserve">Kanselahin</w:t>
+      </w:r>
+      <w:r>
+        <w:rPr>
+          <w:rFonts w:ascii="Calibri" w:cs="Calibri" w:eastAsia="Calibri" w:hAnsi="Calibri"/>
+        </w:rPr>
+        <w:t xml:space="preserve"> (Cancel).</w:t>
+      </w:r>
+    </w:p>
+    <w:p>
+      <w:pPr>
+        <w:pStyle w:val="Heading2"/>
+      </w:pPr>
+      <w:r>
+        <w:rPr>
+          <w:rFonts w:ascii="Calibri" w:cs="Calibri" w:eastAsia="Calibri" w:hAnsi="Calibri"/>
+        </w:rPr>
+        <w:t xml:space="preserve">5.6 Going offline</w:t>
+      </w:r>
+    </w:p>
+    <w:p>
+      <w:r>
+        <w:rPr>
+          <w:rFonts w:ascii="Calibri" w:cs="Calibri" w:eastAsia="Calibri" w:hAnsi="Calibri"/>
+        </w:rPr>
+        <w:t xml:space="preserve">Slide the switch back to </w:t>
+      </w:r>
+      <w:r>
+        <w:rPr>
+          <w:rFonts w:ascii="Calibri" w:cs="Calibri" w:eastAsia="Calibri" w:hAnsi="Calibri"/>
+          <w:b/>
+          <w:bCs/>
+        </w:rPr>
+        <w:t xml:space="preserve">Offline</w:t>
+      </w:r>
+      <w:r>
+        <w:rPr>
+          <w:rFonts w:ascii="Calibri" w:cs="Calibri" w:eastAsia="Calibri" w:hAnsi="Calibri"/>
+        </w:rPr>
+        <w:t xml:space="preserve">. You stop receiving offers and the app stops using your location. Go offline when you finish your shift — staying online uses battery and data.</w:t>
+      </w:r>
+    </w:p>
+    <w:p>
+      <w:pPr>
+        <w:pStyle w:val="Heading2"/>
+      </w:pPr>
+      <w:r>
+        <w:rPr>
+          <w:rFonts w:ascii="Calibri" w:cs="Calibri" w:eastAsia="Calibri" w:hAnsi="Calibri"/>
+        </w:rPr>
+        <w:t xml:space="preserve">5.7 Your ride history</w:t>
+      </w:r>
+    </w:p>
+    <w:p>
+      <w:r>
+        <w:rPr>
+          <w:rFonts w:ascii="Calibri" w:cs="Calibri" w:eastAsia="Calibri" w:hAnsi="Calibri"/>
+        </w:rPr>
+        <w:t xml:space="preserve">Tap the clock icon at the top of the driver screen to open </w:t>
+      </w:r>
+      <w:r>
+        <w:rPr>
+          <w:rFonts w:ascii="Calibri" w:cs="Calibri" w:eastAsia="Calibri" w:hAnsi="Calibri"/>
+          <w:b/>
+          <w:bCs/>
+        </w:rPr>
+        <w:t xml:space="preserve">Kasaysayan ng biyahe</w:t>
+      </w:r>
+      <w:r>
+        <w:rPr>
+          <w:rFonts w:ascii="Calibri" w:cs="Calibri" w:eastAsia="Calibri" w:hAnsi="Calibri"/>
+        </w:rPr>
+        <w:t xml:space="preserve"> (Ride history). It lists your completed and cancelled rides, newest first, with the route, the trip type, the passenger’s name and their rating. Passengers’ phone numbers are not shown once a ride is over.</w:t>
+      </w:r>
+    </w:p>
+    <w:p>
+      <w:r>
+        <w:br w:type="page"/>
+      </w:r>
+    </w:p>
+    <w:p>
+      <w:pPr>
+        <w:pStyle w:val="Heading1"/>
+      </w:pPr>
+      <w:r>
+        <w:rPr>
+          <w:rFonts w:ascii="Calibri" w:cs="Calibri" w:eastAsia="Calibri" w:hAnsi="Calibri"/>
+        </w:rPr>
+        <w:t xml:space="preserve">6. Administrator Guide</w:t>
+      </w:r>
+    </w:p>
+    <w:p>
+      <w:pPr>
+        <w:pStyle w:val="Heading2"/>
+      </w:pPr>
+      <w:r>
+        <w:rPr>
+          <w:rFonts w:ascii="Calibri" w:cs="Calibri" w:eastAsia="Calibri" w:hAnsi="Calibri"/>
+        </w:rPr>
+        <w:t xml:space="preserve">6.1 Getting access</w:t>
+      </w:r>
+    </w:p>
+    <w:p>
+      <w:r>
+        <w:rPr>
+          <w:rFonts w:ascii="Calibri" w:cs="Calibri" w:eastAsia="Calibri" w:hAnsi="Calibri"/>
+        </w:rPr>
+        <w:t xml:space="preserve">Administrator accounts cannot be created from inside the app. The project team adds your email address to the list of administrators. You then:</w:t>
+      </w:r>
+    </w:p>
+    <w:p>
+      <w:pPr>
+        <w:pStyle w:val="ListParagraph"/>
+        <w:numPr>
+          <w:ilvl w:val="0"/>
+          <w:numId w:val="12"/>
+        </w:numPr>
+      </w:pPr>
+      <w:r>
+        <w:rPr>
+          <w:rFonts w:ascii="Calibri" w:cs="Calibri" w:eastAsia="Calibri" w:hAnsi="Calibri"/>
+        </w:rPr>
+        <w:t xml:space="preserve">Open the app and tap </w:t>
+      </w:r>
+      <w:r>
+        <w:rPr>
+          <w:rFonts w:ascii="Calibri" w:cs="Calibri" w:eastAsia="Calibri" w:hAnsi="Calibri"/>
+          <w:b/>
+          <w:bCs/>
+        </w:rPr>
+        <w:t xml:space="preserve">Mag-sign in bilang driver o admin</w:t>
+      </w:r>
+      <w:r>
+        <w:rPr>
+          <w:rFonts w:ascii="Calibri" w:cs="Calibri" w:eastAsia="Calibri" w:hAnsi="Calibri"/>
+        </w:rPr>
+        <w:t xml:space="preserve"> (Driver / Admin sign in), then sign in with your email and password.</w:t>
+      </w:r>
+    </w:p>
+    <w:p>
+      <w:pPr>
+        <w:pStyle w:val="ListParagraph"/>
+        <w:numPr>
+          <w:ilvl w:val="0"/>
+          <w:numId w:val="12"/>
+        </w:numPr>
+      </w:pPr>
+      <w:r>
+        <w:rPr>
+          <w:rFonts w:ascii="Calibri" w:cs="Calibri" w:eastAsia="Calibri" w:hAnsi="Calibri"/>
+        </w:rPr>
+        <w:t xml:space="preserve">If you see </w:t>
+      </w:r>
+      <w:r>
+        <w:rPr>
+          <w:rFonts w:ascii="Calibri" w:cs="Calibri" w:eastAsia="Calibri" w:hAnsi="Calibri"/>
+          <w:b/>
+          <w:bCs/>
+        </w:rPr>
+        <w:t xml:space="preserve">Kumpirmahin ang email mo</w:t>
+      </w:r>
+      <w:r>
+        <w:rPr>
+          <w:rFonts w:ascii="Calibri" w:cs="Calibri" w:eastAsia="Calibri" w:hAnsi="Calibri"/>
+        </w:rPr>
+        <w:t xml:space="preserve"> (Confirm your email), tap </w:t>
+      </w:r>
+      <w:r>
+        <w:rPr>
+          <w:rFonts w:ascii="Calibri" w:cs="Calibri" w:eastAsia="Calibri" w:hAnsi="Calibri"/>
+          <w:b/>
+          <w:bCs/>
+        </w:rPr>
+        <w:t xml:space="preserve">Ipadala ang verification email</w:t>
+      </w:r>
+      <w:r>
+        <w:rPr>
+          <w:rFonts w:ascii="Calibri" w:cs="Calibri" w:eastAsia="Calibri" w:hAnsi="Calibri"/>
+        </w:rPr>
+        <w:t xml:space="preserve"> (Send verification email), open the link in your email (check spam), come back and tap </w:t>
+      </w:r>
+      <w:r>
+        <w:rPr>
+          <w:rFonts w:ascii="Calibri" w:cs="Calibri" w:eastAsia="Calibri" w:hAnsi="Calibri"/>
+          <w:b/>
+          <w:bCs/>
+        </w:rPr>
+        <w:t xml:space="preserve">Nakumpirma ko na</w:t>
+      </w:r>
+      <w:r>
+        <w:rPr>
+          <w:rFonts w:ascii="Calibri" w:cs="Calibri" w:eastAsia="Calibri" w:hAnsi="Calibri"/>
+        </w:rPr>
+        <w:t xml:space="preserve"> (I have confirmed it).</w:t>
+      </w:r>
+    </w:p>
+    <w:p>
+      <w:r>
+        <w:rPr>
+          <w:rFonts w:ascii="Calibri" w:cs="Calibri" w:eastAsia="Calibri" w:hAnsi="Calibri"/>
+        </w:rPr>
+        <w:t xml:space="preserve">You only confirm your email once. If you are taken to the driver screen instead, your administrator entry does not match your email address; contact the project team.</w:t>
+      </w:r>
+    </w:p>
+    <w:p>
+      <w:pPr>
+        <w:pStyle w:val="Heading2"/>
+      </w:pPr>
+      <w:r>
+        <w:rPr>
+          <w:rFonts w:ascii="Calibri" w:cs="Calibri" w:eastAsia="Calibri" w:hAnsi="Calibri"/>
+        </w:rPr>
+        <w:t xml:space="preserve">6.2 The dashboard</w:t>
+      </w:r>
+    </w:p>
+    <w:p>
+      <w:r>
+        <w:rPr>
+          <w:rFonts w:ascii="Calibri" w:cs="Calibri" w:eastAsia="Calibri" w:hAnsi="Calibri"/>
+        </w:rPr>
+        <w:t xml:space="preserve">The administrator dashboard has shortcuts to </w:t>
+      </w:r>
+      <w:r>
+        <w:rPr>
+          <w:rFonts w:ascii="Calibri" w:cs="Calibri" w:eastAsia="Calibri" w:hAnsi="Calibri"/>
+          <w:b/>
+          <w:bCs/>
+        </w:rPr>
+        <w:t xml:space="preserve">Feedback</w:t>
+      </w:r>
+      <w:r>
+        <w:rPr>
+          <w:rFonts w:ascii="Calibri" w:cs="Calibri" w:eastAsia="Calibri" w:hAnsi="Calibri"/>
+        </w:rPr>
+        <w:t xml:space="preserve">, </w:t>
+      </w:r>
+      <w:r>
+        <w:rPr>
+          <w:rFonts w:ascii="Calibri" w:cs="Calibri" w:eastAsia="Calibri" w:hAnsi="Calibri"/>
+          <w:b/>
+          <w:bCs/>
+        </w:rPr>
+        <w:t xml:space="preserve">Dispatch</w:t>
+      </w:r>
+      <w:r>
+        <w:rPr>
+          <w:rFonts w:ascii="Calibri" w:cs="Calibri" w:eastAsia="Calibri" w:hAnsi="Calibri"/>
+        </w:rPr>
+        <w:t xml:space="preserve">, </w:t>
+      </w:r>
+      <w:r>
+        <w:rPr>
+          <w:rFonts w:ascii="Calibri" w:cs="Calibri" w:eastAsia="Calibri" w:hAnsi="Calibri"/>
+          <w:b/>
+          <w:bCs/>
+        </w:rPr>
+        <w:t xml:space="preserve">ID review</w:t>
+      </w:r>
+      <w:r>
+        <w:rPr>
+          <w:rFonts w:ascii="Calibri" w:cs="Calibri" w:eastAsia="Calibri" w:hAnsi="Calibri"/>
+        </w:rPr>
+        <w:t xml:space="preserve"> and </w:t>
+      </w:r>
+      <w:r>
+        <w:rPr>
+          <w:rFonts w:ascii="Calibri" w:cs="Calibri" w:eastAsia="Calibri" w:hAnsi="Calibri"/>
+          <w:b/>
+          <w:bCs/>
+        </w:rPr>
+        <w:t xml:space="preserve">Kasaysayan ng biyahe</w:t>
+      </w:r>
+      <w:r>
+        <w:rPr>
+          <w:rFonts w:ascii="Calibri" w:cs="Calibri" w:eastAsia="Calibri" w:hAnsi="Calibri"/>
+        </w:rPr>
+        <w:t xml:space="preserve"> (Ride history), a ride summary, and the list of drivers.</w:t>
       </w:r>
     </w:p>
     <w:p>
@@ -6032,9 +6365,9 @@
       <w:r>
         <w:drawing>
           <wp:inline distT="0" distB="0" distL="0" distR="0">
-            <wp:extent cx="2476500" cy="3048000"/>
+            <wp:extent cx="1190625" cy="4762500"/>
             <wp:effectExtent t="0" r="0" b="0" l="0"/>
-            <wp:docPr id="1" name="fig-7-id-review.png" descr="Figure 7. Reviewing a submitted ID" title="Figure 7. Reviewing a submitted ID"/>
+            <wp:docPr id="1" name="fig-6-admin-dashboard.png" descr="Figure 7. The administrator dashboard" title="Figure 7. The administrator dashboard"/>
             <wp:cNvGraphicFramePr>
               <a:graphicFrameLocks xmlns:a="http://schemas.openxmlformats.org/drawingml/2006/main" noChangeAspect="1"/>
             </wp:cNvGraphicFramePr>
@@ -6057,6 +6390,717 @@
                   <pic:spPr bwMode="auto">
                     <a:xfrm>
                       <a:off x="0" y="0"/>
+                      <a:ext cx="1190625" cy="4762500"/>
+                    </a:xfrm>
+                    <a:prstGeom prst="rect">
+                      <a:avLst/>
+                    </a:prstGeom>
+                  </pic:spPr>
+                </pic:pic>
+              </a:graphicData>
+            </a:graphic>
+          </wp:inline>
+        </w:drawing>
+      </w:r>
+    </w:p>
+    <w:p>
+      <w:pPr>
+        <w:spacing w:after="240"/>
+        <w:jc w:val="center"/>
+      </w:pPr>
+      <w:r>
+        <w:rPr>
+          <w:rFonts w:ascii="Calibri" w:cs="Calibri" w:eastAsia="Calibri" w:hAnsi="Calibri"/>
+          <w:i/>
+          <w:iCs/>
+          <w:sz w:val="20"/>
+          <w:szCs w:val="20"/>
+        </w:rPr>
+        <w:t xml:space="preserve">Figure 7. The administrator dashboard</w:t>
+      </w:r>
+    </w:p>
+    <w:p>
+      <w:pPr>
+        <w:pStyle w:val="Heading3"/>
+      </w:pPr>
+      <w:r>
+        <w:rPr>
+          <w:rFonts w:ascii="Calibri" w:cs="Calibri" w:eastAsia="Calibri" w:hAnsi="Calibri"/>
+        </w:rPr>
+        <w:t xml:space="preserve">Ride summary</w:t>
+      </w:r>
+    </w:p>
+    <w:p>
+      <w:r>
+        <w:rPr>
+          <w:rFonts w:ascii="Calibri" w:cs="Calibri" w:eastAsia="Calibri" w:hAnsi="Calibri"/>
+        </w:rPr>
+        <w:t xml:space="preserve">Choose </w:t>
+      </w:r>
+      <w:r>
+        <w:rPr>
+          <w:rFonts w:ascii="Calibri" w:cs="Calibri" w:eastAsia="Calibri" w:hAnsi="Calibri"/>
+          <w:b/>
+          <w:bCs/>
+        </w:rPr>
+        <w:t xml:space="preserve">Today</w:t>
+      </w:r>
+      <w:r>
+        <w:rPr>
+          <w:rFonts w:ascii="Calibri" w:cs="Calibri" w:eastAsia="Calibri" w:hAnsi="Calibri"/>
+        </w:rPr>
+        <w:t xml:space="preserve">, </w:t>
+      </w:r>
+      <w:r>
+        <w:rPr>
+          <w:rFonts w:ascii="Calibri" w:cs="Calibri" w:eastAsia="Calibri" w:hAnsi="Calibri"/>
+          <w:b/>
+          <w:bCs/>
+        </w:rPr>
+        <w:t xml:space="preserve">7 days</w:t>
+      </w:r>
+      <w:r>
+        <w:rPr>
+          <w:rFonts w:ascii="Calibri" w:cs="Calibri" w:eastAsia="Calibri" w:hAnsi="Calibri"/>
+        </w:rPr>
+        <w:t xml:space="preserve"> or </w:t>
+      </w:r>
+      <w:r>
+        <w:rPr>
+          <w:rFonts w:ascii="Calibri" w:cs="Calibri" w:eastAsia="Calibri" w:hAnsi="Calibri"/>
+          <w:b/>
+          <w:bCs/>
+        </w:rPr>
+        <w:t xml:space="preserve">30 days</w:t>
+      </w:r>
+      <w:r>
+        <w:rPr>
+          <w:rFonts w:ascii="Calibri" w:cs="Calibri" w:eastAsia="Calibri" w:hAnsi="Calibri"/>
+        </w:rPr>
+        <w:t xml:space="preserve">, then tap </w:t>
+      </w:r>
+      <w:r>
+        <w:rPr>
+          <w:rFonts w:ascii="Calibri" w:cs="Calibri" w:eastAsia="Calibri" w:hAnsi="Calibri"/>
+          <w:b/>
+          <w:bCs/>
+        </w:rPr>
+        <w:t xml:space="preserve">I-refresh</w:t>
+      </w:r>
+      <w:r>
+        <w:rPr>
+          <w:rFonts w:ascii="Calibri" w:cs="Calibri" w:eastAsia="Calibri" w:hAnsi="Calibri"/>
+        </w:rPr>
+        <w:t xml:space="preserve"> (Refresh). The summary does not update live while you watch it; tap it again to load the latest rides.</w:t>
+      </w:r>
+    </w:p>
+    <w:tbl>
+      <w:tblPr>
+        <w:tblW w:type="dxa" w:w="9360"/>
+        <w:tblBorders>
+          <w:top w:val="single" w:color="auto" w:sz="4"/>
+          <w:left w:val="single" w:color="auto" w:sz="4"/>
+          <w:bottom w:val="single" w:color="auto" w:sz="4"/>
+          <w:right w:val="single" w:color="auto" w:sz="4"/>
+          <w:insideH w:val="single" w:color="auto" w:sz="4"/>
+          <w:insideV w:val="single" w:color="auto" w:sz="4"/>
+        </w:tblBorders>
+      </w:tblPr>
+      <w:tblGrid>
+        <w:gridCol w:w="3000"/>
+        <w:gridCol w:w="6360"/>
+      </w:tblGrid>
+      <w:tr>
+        <w:trPr>
+          <w:tblHeader/>
+        </w:trPr>
+        <w:tc>
+          <w:tcPr>
+            <w:tcW w:type="dxa" w:w="3000"/>
+            <w:tcBorders>
+              <w:top w:val="single" w:color="BFBFBF" w:sz="4"/>
+              <w:left w:val="single" w:color="BFBFBF" w:sz="4"/>
+              <w:bottom w:val="single" w:color="BFBFBF" w:sz="4"/>
+              <w:right w:val="single" w:color="BFBFBF" w:sz="4"/>
+            </w:tcBorders>
+            <w:shd w:fill="DCE6F1" w:color="auto" w:val="clear"/>
+            <w:tcMar>
+              <w:top w:type="dxa" w:w="60"/>
+              <w:left w:type="dxa" w:w="100"/>
+              <w:bottom w:type="dxa" w:w="60"/>
+              <w:right w:type="dxa" w:w="100"/>
+            </w:tcMar>
+          </w:tcPr>
+          <w:p>
+            <w:pPr>
+              <w:spacing w:after="0" w:line="276"/>
+            </w:pPr>
+            <w:r>
+              <w:rPr>
+                <w:rFonts w:ascii="Calibri" w:cs="Calibri" w:eastAsia="Calibri" w:hAnsi="Calibri"/>
+                <w:b/>
+                <w:bCs/>
+              </w:rPr>
+              <w:t xml:space="preserve">Figure</w:t>
+            </w:r>
+          </w:p>
+        </w:tc>
+        <w:tc>
+          <w:tcPr>
+            <w:tcW w:type="dxa" w:w="6360"/>
+            <w:tcBorders>
+              <w:top w:val="single" w:color="BFBFBF" w:sz="4"/>
+              <w:left w:val="single" w:color="BFBFBF" w:sz="4"/>
+              <w:bottom w:val="single" w:color="BFBFBF" w:sz="4"/>
+              <w:right w:val="single" w:color="BFBFBF" w:sz="4"/>
+            </w:tcBorders>
+            <w:shd w:fill="DCE6F1" w:color="auto" w:val="clear"/>
+            <w:tcMar>
+              <w:top w:type="dxa" w:w="60"/>
+              <w:left w:type="dxa" w:w="100"/>
+              <w:bottom w:type="dxa" w:w="60"/>
+              <w:right w:type="dxa" w:w="100"/>
+            </w:tcMar>
+          </w:tcPr>
+          <w:p>
+            <w:pPr>
+              <w:spacing w:after="0" w:line="276"/>
+            </w:pPr>
+            <w:r>
+              <w:rPr>
+                <w:rFonts w:ascii="Calibri" w:cs="Calibri" w:eastAsia="Calibri" w:hAnsi="Calibri"/>
+                <w:b/>
+                <w:bCs/>
+              </w:rPr>
+              <w:t xml:space="preserve">Meaning</w:t>
+            </w:r>
+          </w:p>
+        </w:tc>
+      </w:tr>
+      <w:tr>
+        <w:tc>
+          <w:tcPr>
+            <w:tcW w:type="dxa" w:w="3000"/>
+            <w:tcBorders>
+              <w:top w:val="single" w:color="BFBFBF" w:sz="4"/>
+              <w:left w:val="single" w:color="BFBFBF" w:sz="4"/>
+              <w:bottom w:val="single" w:color="BFBFBF" w:sz="4"/>
+              <w:right w:val="single" w:color="BFBFBF" w:sz="4"/>
+            </w:tcBorders>
+            <w:tcMar>
+              <w:top w:type="dxa" w:w="60"/>
+              <w:left w:type="dxa" w:w="100"/>
+              <w:bottom w:type="dxa" w:w="60"/>
+              <w:right w:type="dxa" w:w="100"/>
+            </w:tcMar>
+          </w:tcPr>
+          <w:p>
+            <w:pPr>
+              <w:spacing w:after="0" w:line="276"/>
+            </w:pPr>
+            <w:r>
+              <w:rPr>
+                <w:rFonts w:ascii="Calibri" w:cs="Calibri" w:eastAsia="Calibri" w:hAnsi="Calibri"/>
+                <w:b/>
+                <w:bCs/>
+              </w:rPr>
+              <w:t xml:space="preserve">natapos</w:t>
+            </w:r>
+            <w:r>
+              <w:rPr>
+                <w:rFonts w:ascii="Calibri" w:cs="Calibri" w:eastAsia="Calibri" w:hAnsi="Calibri"/>
+              </w:rPr>
+              <w:t xml:space="preserve"> (completed)</w:t>
+            </w:r>
+          </w:p>
+        </w:tc>
+        <w:tc>
+          <w:tcPr>
+            <w:tcW w:type="dxa" w:w="6360"/>
+            <w:tcBorders>
+              <w:top w:val="single" w:color="BFBFBF" w:sz="4"/>
+              <w:left w:val="single" w:color="BFBFBF" w:sz="4"/>
+              <w:bottom w:val="single" w:color="BFBFBF" w:sz="4"/>
+              <w:right w:val="single" w:color="BFBFBF" w:sz="4"/>
+            </w:tcBorders>
+            <w:tcMar>
+              <w:top w:type="dxa" w:w="60"/>
+              <w:left w:type="dxa" w:w="100"/>
+              <w:bottom w:type="dxa" w:w="60"/>
+              <w:right w:type="dxa" w:w="100"/>
+            </w:tcMar>
+          </w:tcPr>
+          <w:p>
+            <w:pPr>
+              <w:spacing w:after="0" w:line="276"/>
+            </w:pPr>
+            <w:r>
+              <w:rPr>
+                <w:rFonts w:ascii="Calibri" w:cs="Calibri" w:eastAsia="Calibri" w:hAnsi="Calibri"/>
+              </w:rPr>
+              <w:t xml:space="preserve">Rides that finished.</w:t>
+            </w:r>
+          </w:p>
+        </w:tc>
+      </w:tr>
+      <w:tr>
+        <w:tc>
+          <w:tcPr>
+            <w:tcW w:type="dxa" w:w="3000"/>
+            <w:tcBorders>
+              <w:top w:val="single" w:color="BFBFBF" w:sz="4"/>
+              <w:left w:val="single" w:color="BFBFBF" w:sz="4"/>
+              <w:bottom w:val="single" w:color="BFBFBF" w:sz="4"/>
+              <w:right w:val="single" w:color="BFBFBF" w:sz="4"/>
+            </w:tcBorders>
+            <w:tcMar>
+              <w:top w:type="dxa" w:w="60"/>
+              <w:left w:type="dxa" w:w="100"/>
+              <w:bottom w:type="dxa" w:w="60"/>
+              <w:right w:type="dxa" w:w="100"/>
+            </w:tcMar>
+          </w:tcPr>
+          <w:p>
+            <w:pPr>
+              <w:spacing w:after="0" w:line="276"/>
+            </w:pPr>
+            <w:r>
+              <w:rPr>
+                <w:rFonts w:ascii="Calibri" w:cs="Calibri" w:eastAsia="Calibri" w:hAnsi="Calibri"/>
+                <w:b/>
+                <w:bCs/>
+              </w:rPr>
+              <w:t xml:space="preserve">completion rate</w:t>
+            </w:r>
+          </w:p>
+        </w:tc>
+        <w:tc>
+          <w:tcPr>
+            <w:tcW w:type="dxa" w:w="6360"/>
+            <w:tcBorders>
+              <w:top w:val="single" w:color="BFBFBF" w:sz="4"/>
+              <w:left w:val="single" w:color="BFBFBF" w:sz="4"/>
+              <w:bottom w:val="single" w:color="BFBFBF" w:sz="4"/>
+              <w:right w:val="single" w:color="BFBFBF" w:sz="4"/>
+            </w:tcBorders>
+            <w:tcMar>
+              <w:top w:type="dxa" w:w="60"/>
+              <w:left w:type="dxa" w:w="100"/>
+              <w:bottom w:type="dxa" w:w="60"/>
+              <w:right w:type="dxa" w:w="100"/>
+            </w:tcMar>
+          </w:tcPr>
+          <w:p>
+            <w:pPr>
+              <w:spacing w:after="0" w:line="276"/>
+            </w:pPr>
+            <w:r>
+              <w:rPr>
+                <w:rFonts w:ascii="Calibri" w:cs="Calibri" w:eastAsia="Calibri" w:hAnsi="Calibri"/>
+              </w:rPr>
+              <w:t xml:space="preserve">Completed rides out of all rides that ended. Rides still in progress are not counted.</w:t>
+            </w:r>
+          </w:p>
+        </w:tc>
+      </w:tr>
+      <w:tr>
+        <w:tc>
+          <w:tcPr>
+            <w:tcW w:type="dxa" w:w="3000"/>
+            <w:tcBorders>
+              <w:top w:val="single" w:color="BFBFBF" w:sz="4"/>
+              <w:left w:val="single" w:color="BFBFBF" w:sz="4"/>
+              <w:bottom w:val="single" w:color="BFBFBF" w:sz="4"/>
+              <w:right w:val="single" w:color="BFBFBF" w:sz="4"/>
+            </w:tcBorders>
+            <w:tcMar>
+              <w:top w:type="dxa" w:w="60"/>
+              <w:left w:type="dxa" w:w="100"/>
+              <w:bottom w:type="dxa" w:w="60"/>
+              <w:right w:type="dxa" w:w="100"/>
+            </w:tcMar>
+          </w:tcPr>
+          <w:p>
+            <w:pPr>
+              <w:spacing w:after="0" w:line="276"/>
+            </w:pPr>
+            <w:r>
+              <w:rPr>
+                <w:rFonts w:ascii="Calibri" w:cs="Calibri" w:eastAsia="Calibri" w:hAnsi="Calibri"/>
+                <w:b/>
+                <w:bCs/>
+              </w:rPr>
+              <w:t xml:space="preserve">kinansela</w:t>
+            </w:r>
+            <w:r>
+              <w:rPr>
+                <w:rFonts w:ascii="Calibri" w:cs="Calibri" w:eastAsia="Calibri" w:hAnsi="Calibri"/>
+              </w:rPr>
+              <w:t xml:space="preserve"> (cancelled)</w:t>
+            </w:r>
+          </w:p>
+        </w:tc>
+        <w:tc>
+          <w:tcPr>
+            <w:tcW w:type="dxa" w:w="6360"/>
+            <w:tcBorders>
+              <w:top w:val="single" w:color="BFBFBF" w:sz="4"/>
+              <w:left w:val="single" w:color="BFBFBF" w:sz="4"/>
+              <w:bottom w:val="single" w:color="BFBFBF" w:sz="4"/>
+              <w:right w:val="single" w:color="BFBFBF" w:sz="4"/>
+            </w:tcBorders>
+            <w:tcMar>
+              <w:top w:type="dxa" w:w="60"/>
+              <w:left w:type="dxa" w:w="100"/>
+              <w:bottom w:type="dxa" w:w="60"/>
+              <w:right w:type="dxa" w:w="100"/>
+            </w:tcMar>
+          </w:tcPr>
+          <w:p>
+            <w:pPr>
+              <w:spacing w:after="0" w:line="276"/>
+            </w:pPr>
+            <w:r>
+              <w:rPr>
+                <w:rFonts w:ascii="Calibri" w:cs="Calibri" w:eastAsia="Calibri" w:hAnsi="Calibri"/>
+              </w:rPr>
+              <w:t xml:space="preserve">Rides called off by the commuter or the driver.</w:t>
+            </w:r>
+          </w:p>
+        </w:tc>
+      </w:tr>
+      <w:tr>
+        <w:tc>
+          <w:tcPr>
+            <w:tcW w:type="dxa" w:w="3000"/>
+            <w:tcBorders>
+              <w:top w:val="single" w:color="BFBFBF" w:sz="4"/>
+              <w:left w:val="single" w:color="BFBFBF" w:sz="4"/>
+              <w:bottom w:val="single" w:color="BFBFBF" w:sz="4"/>
+              <w:right w:val="single" w:color="BFBFBF" w:sz="4"/>
+            </w:tcBorders>
+            <w:tcMar>
+              <w:top w:type="dxa" w:w="60"/>
+              <w:left w:type="dxa" w:w="100"/>
+              <w:bottom w:type="dxa" w:w="60"/>
+              <w:right w:type="dxa" w:w="100"/>
+            </w:tcMar>
+          </w:tcPr>
+          <w:p>
+            <w:pPr>
+              <w:spacing w:after="0" w:line="276"/>
+            </w:pPr>
+            <w:r>
+              <w:rPr>
+                <w:rFonts w:ascii="Calibri" w:cs="Calibri" w:eastAsia="Calibri" w:hAnsi="Calibri"/>
+                <w:b/>
+                <w:bCs/>
+              </w:rPr>
+              <w:t xml:space="preserve">walang nakitang driver</w:t>
+            </w:r>
+            <w:r>
+              <w:rPr>
+                <w:rFonts w:ascii="Calibri" w:cs="Calibri" w:eastAsia="Calibri" w:hAnsi="Calibri"/>
+              </w:rPr>
+              <w:t xml:space="preserve"> (no driver found)</w:t>
+            </w:r>
+          </w:p>
+        </w:tc>
+        <w:tc>
+          <w:tcPr>
+            <w:tcW w:type="dxa" w:w="6360"/>
+            <w:tcBorders>
+              <w:top w:val="single" w:color="BFBFBF" w:sz="4"/>
+              <w:left w:val="single" w:color="BFBFBF" w:sz="4"/>
+              <w:bottom w:val="single" w:color="BFBFBF" w:sz="4"/>
+              <w:right w:val="single" w:color="BFBFBF" w:sz="4"/>
+            </w:tcBorders>
+            <w:tcMar>
+              <w:top w:type="dxa" w:w="60"/>
+              <w:left w:type="dxa" w:w="100"/>
+              <w:bottom w:type="dxa" w:w="60"/>
+              <w:right w:type="dxa" w:w="100"/>
+            </w:tcMar>
+          </w:tcPr>
+          <w:p>
+            <w:pPr>
+              <w:spacing w:after="0" w:line="276"/>
+            </w:pPr>
+            <w:r>
+              <w:rPr>
+                <w:rFonts w:ascii="Calibri" w:cs="Calibri" w:eastAsia="Calibri" w:hAnsi="Calibri"/>
+              </w:rPr>
+              <w:t xml:space="preserve">Rides no driver accepted. A high number means too few drivers online or a search radius that is too small.</w:t>
+            </w:r>
+          </w:p>
+        </w:tc>
+      </w:tr>
+      <w:tr>
+        <w:tc>
+          <w:tcPr>
+            <w:tcW w:type="dxa" w:w="3000"/>
+            <w:tcBorders>
+              <w:top w:val="single" w:color="BFBFBF" w:sz="4"/>
+              <w:left w:val="single" w:color="BFBFBF" w:sz="4"/>
+              <w:bottom w:val="single" w:color="BFBFBF" w:sz="4"/>
+              <w:right w:val="single" w:color="BFBFBF" w:sz="4"/>
+            </w:tcBorders>
+            <w:tcMar>
+              <w:top w:type="dxa" w:w="60"/>
+              <w:left w:type="dxa" w:w="100"/>
+              <w:bottom w:type="dxa" w:w="60"/>
+              <w:right w:type="dxa" w:w="100"/>
+            </w:tcMar>
+          </w:tcPr>
+          <w:p>
+            <w:pPr>
+              <w:spacing w:after="0" w:line="276"/>
+            </w:pPr>
+            <w:r>
+              <w:rPr>
+                <w:rFonts w:ascii="Calibri" w:cs="Calibri" w:eastAsia="Calibri" w:hAnsi="Calibri"/>
+                <w:b/>
+                <w:bCs/>
+              </w:rPr>
+              <w:t xml:space="preserve">average na rating</w:t>
+            </w:r>
+            <w:r>
+              <w:rPr>
+                <w:rFonts w:ascii="Calibri" w:cs="Calibri" w:eastAsia="Calibri" w:hAnsi="Calibri"/>
+              </w:rPr>
+              <w:t xml:space="preserve"> (avg rating)</w:t>
+            </w:r>
+          </w:p>
+        </w:tc>
+        <w:tc>
+          <w:tcPr>
+            <w:tcW w:type="dxa" w:w="6360"/>
+            <w:tcBorders>
+              <w:top w:val="single" w:color="BFBFBF" w:sz="4"/>
+              <w:left w:val="single" w:color="BFBFBF" w:sz="4"/>
+              <w:bottom w:val="single" w:color="BFBFBF" w:sz="4"/>
+              <w:right w:val="single" w:color="BFBFBF" w:sz="4"/>
+            </w:tcBorders>
+            <w:tcMar>
+              <w:top w:type="dxa" w:w="60"/>
+              <w:left w:type="dxa" w:w="100"/>
+              <w:bottom w:type="dxa" w:w="60"/>
+              <w:right w:type="dxa" w:w="100"/>
+            </w:tcMar>
+          </w:tcPr>
+          <w:p>
+            <w:pPr>
+              <w:spacing w:after="0" w:line="276"/>
+            </w:pPr>
+            <w:r>
+              <w:rPr>
+                <w:rFonts w:ascii="Calibri" w:cs="Calibri" w:eastAsia="Calibri" w:hAnsi="Calibri"/>
+              </w:rPr>
+              <w:t xml:space="preserve">The average star rating of rated rides.</w:t>
+            </w:r>
+          </w:p>
+        </w:tc>
+      </w:tr>
+    </w:tbl>
+    <w:p>
+      <w:pPr>
+        <w:spacing w:after="120"/>
+      </w:pPr>
+    </w:p>
+    <w:p>
+      <w:r>
+        <w:rPr>
+          <w:rFonts w:ascii="Calibri" w:cs="Calibri" w:eastAsia="Calibri" w:hAnsi="Calibri"/>
+        </w:rPr>
+        <w:t xml:space="preserve">Below the figures are a daily chart and a </w:t>
+      </w:r>
+      <w:r>
+        <w:rPr>
+          <w:rFonts w:ascii="Calibri" w:cs="Calibri" w:eastAsia="Calibri" w:hAnsi="Calibri"/>
+          <w:b/>
+          <w:bCs/>
+        </w:rPr>
+        <w:t xml:space="preserve">Kada driver</w:t>
+      </w:r>
+      <w:r>
+        <w:rPr>
+          <w:rFonts w:ascii="Calibri" w:cs="Calibri" w:eastAsia="Calibri" w:hAnsi="Calibri"/>
+        </w:rPr>
+        <w:t xml:space="preserve"> (By driver) table.</w:t>
+      </w:r>
+    </w:p>
+    <w:p>
+      <w:pPr>
+        <w:pStyle w:val="Heading2"/>
+      </w:pPr>
+      <w:r>
+        <w:rPr>
+          <w:rFonts w:ascii="Calibri" w:cs="Calibri" w:eastAsia="Calibri" w:hAnsi="Calibri"/>
+        </w:rPr>
+        <w:t xml:space="preserve">6.3 Approving drivers</w:t>
+      </w:r>
+    </w:p>
+    <w:p>
+      <w:r>
+        <w:rPr>
+          <w:rFonts w:ascii="Calibri" w:cs="Calibri" w:eastAsia="Calibri" w:hAnsi="Calibri"/>
+        </w:rPr>
+        <w:t xml:space="preserve">New registrations appear under </w:t>
+      </w:r>
+      <w:r>
+        <w:rPr>
+          <w:rFonts w:ascii="Calibri" w:cs="Calibri" w:eastAsia="Calibri" w:hAnsi="Calibri"/>
+          <w:b/>
+          <w:bCs/>
+        </w:rPr>
+        <w:t xml:space="preserve">Naghihintay ng verification</w:t>
+      </w:r>
+      <w:r>
+        <w:rPr>
+          <w:rFonts w:ascii="Calibri" w:cs="Calibri" w:eastAsia="Calibri" w:hAnsi="Calibri"/>
+        </w:rPr>
+        <w:t xml:space="preserve"> (Pending verification) with their name, plate, mobile number, email and TODA chapter.</w:t>
+      </w:r>
+    </w:p>
+    <w:p>
+      <w:pPr>
+        <w:pStyle w:val="ListParagraph"/>
+        <w:numPr>
+          <w:ilvl w:val="0"/>
+          <w:numId w:val="13"/>
+        </w:numPr>
+      </w:pPr>
+      <w:r>
+        <w:rPr>
+          <w:rFonts w:ascii="Calibri" w:cs="Calibri" w:eastAsia="Calibri" w:hAnsi="Calibri"/>
+        </w:rPr>
+        <w:t xml:space="preserve">Check the details against your chapter records. The app only records what the driver typed.</w:t>
+      </w:r>
+    </w:p>
+    <w:p>
+      <w:pPr>
+        <w:pStyle w:val="ListParagraph"/>
+        <w:numPr>
+          <w:ilvl w:val="0"/>
+          <w:numId w:val="13"/>
+        </w:numPr>
+      </w:pPr>
+      <w:r>
+        <w:rPr>
+          <w:rFonts w:ascii="Calibri" w:cs="Calibri" w:eastAsia="Calibri" w:hAnsi="Calibri"/>
+        </w:rPr>
+        <w:t xml:space="preserve">Tap </w:t>
+      </w:r>
+      <w:r>
+        <w:rPr>
+          <w:rFonts w:ascii="Calibri" w:cs="Calibri" w:eastAsia="Calibri" w:hAnsi="Calibri"/>
+          <w:b/>
+          <w:bCs/>
+        </w:rPr>
+        <w:t xml:space="preserve">Aprubahan</w:t>
+      </w:r>
+      <w:r>
+        <w:rPr>
+          <w:rFonts w:ascii="Calibri" w:cs="Calibri" w:eastAsia="Calibri" w:hAnsi="Calibri"/>
+        </w:rPr>
+        <w:t xml:space="preserve"> (Approve). The driver’s app updates within seconds.</w:t>
+      </w:r>
+    </w:p>
+    <w:p>
+      <w:r>
+        <w:rPr>
+          <w:rFonts w:ascii="Calibri" w:cs="Calibri" w:eastAsia="Calibri" w:hAnsi="Calibri"/>
+        </w:rPr>
+        <w:t xml:space="preserve">To stop a driver from accepting rides, tap </w:t>
+      </w:r>
+      <w:r>
+        <w:rPr>
+          <w:rFonts w:ascii="Calibri" w:cs="Calibri" w:eastAsia="Calibri" w:hAnsi="Calibri"/>
+          <w:b/>
+          <w:bCs/>
+        </w:rPr>
+        <w:t xml:space="preserve">I-suspend</w:t>
+      </w:r>
+      <w:r>
+        <w:rPr>
+          <w:rFonts w:ascii="Calibri" w:cs="Calibri" w:eastAsia="Calibri" w:hAnsi="Calibri"/>
+        </w:rPr>
+        <w:t xml:space="preserve"> (Suspend) on their entry in </w:t>
+      </w:r>
+      <w:r>
+        <w:rPr>
+          <w:rFonts w:ascii="Calibri" w:cs="Calibri" w:eastAsia="Calibri" w:hAnsi="Calibri"/>
+          <w:b/>
+          <w:bCs/>
+        </w:rPr>
+        <w:t xml:space="preserve">Lahat ng driver</w:t>
+      </w:r>
+      <w:r>
+        <w:rPr>
+          <w:rFonts w:ascii="Calibri" w:cs="Calibri" w:eastAsia="Calibri" w:hAnsi="Calibri"/>
+        </w:rPr>
+        <w:t xml:space="preserve"> (All drivers). To reinstate them, tap </w:t>
+      </w:r>
+      <w:r>
+        <w:rPr>
+          <w:rFonts w:ascii="Calibri" w:cs="Calibri" w:eastAsia="Calibri" w:hAnsi="Calibri"/>
+          <w:b/>
+          <w:bCs/>
+        </w:rPr>
+        <w:t xml:space="preserve">Aprubahan</w:t>
+      </w:r>
+      <w:r>
+        <w:rPr>
+          <w:rFonts w:ascii="Calibri" w:cs="Calibri" w:eastAsia="Calibri" w:hAnsi="Calibri"/>
+        </w:rPr>
+        <w:t xml:space="preserve"> (Approve).</w:t>
+      </w:r>
+    </w:p>
+    <w:p>
+      <w:pPr>
+        <w:pStyle w:val="Heading2"/>
+      </w:pPr>
+      <w:r>
+        <w:rPr>
+          <w:rFonts w:ascii="Calibri" w:cs="Calibri" w:eastAsia="Calibri" w:hAnsi="Calibri"/>
+        </w:rPr>
+        <w:t xml:space="preserve">6.4 Reviewing IDs</w:t>
+      </w:r>
+    </w:p>
+    <w:p>
+      <w:pPr>
+        <w:keepNext/>
+        <w:spacing w:after="60" w:before="160"/>
+        <w:jc w:val="center"/>
+      </w:pPr>
+      <w:r>
+        <w:drawing>
+          <wp:inline distT="0" distB="0" distL="0" distR="0">
+            <wp:extent cx="2476500" cy="3048000"/>
+            <wp:effectExtent t="0" r="0" b="0" l="0"/>
+            <wp:docPr id="1" name="fig-7-id-review.png" descr="Figure 8. Reviewing a submitted ID" title="Figure 8. Reviewing a submitted ID"/>
+            <wp:cNvGraphicFramePr>
+              <a:graphicFrameLocks xmlns:a="http://schemas.openxmlformats.org/drawingml/2006/main" noChangeAspect="1"/>
+            </wp:cNvGraphicFramePr>
+            <a:graphic xmlns:a="http://schemas.openxmlformats.org/drawingml/2006/main">
+              <a:graphicData uri="http://schemas.openxmlformats.org/drawingml/2006/picture">
+                <pic:pic xmlns:pic="http://schemas.openxmlformats.org/drawingml/2006/picture">
+                  <pic:nvPicPr>
+                    <pic:cNvPr id="0" name="" descr=""/>
+                    <pic:cNvPicPr>
+                      <a:picLocks noChangeAspect="1" noChangeArrowheads="1"/>
+                    </pic:cNvPicPr>
+                  </pic:nvPicPr>
+                  <pic:blipFill>
+                    <a:blip r:embed="rId15" cstate="none"/>
+                    <a:srcRect/>
+                    <a:stretch>
+                      <a:fillRect/>
+                    </a:stretch>
+                  </pic:blipFill>
+                  <pic:spPr bwMode="auto">
+                    <a:xfrm>
+                      <a:off x="0" y="0"/>
                       <a:ext cx="2476500" cy="3048000"/>
                     </a:xfrm>
                     <a:prstGeom prst="rect">
@@ -6083,7 +7127,7 @@
           <w:sz w:val="20"/>
           <w:szCs w:val="20"/>
         </w:rPr>
-        <w:t xml:space="preserve">Figure 7. Reviewing a submitted ID</w:t>
+        <w:t xml:space="preserve">Figure 8. Reviewing a submitted ID</w:t>
       </w:r>
     </w:p>
     <w:p>
@@ -6927,6 +7971,95 @@
       </w:r>
     </w:p>
     <w:p>
+      <w:pPr>
+        <w:pStyle w:val="Heading2"/>
+      </w:pPr>
+      <w:r>
+        <w:rPr>
+          <w:rFonts w:ascii="Calibri" w:cs="Calibri" w:eastAsia="Calibri" w:hAnsi="Calibri"/>
+        </w:rPr>
+        <w:t xml:space="preserve">6.7 Ride history</w:t>
+      </w:r>
+    </w:p>
+    <w:p>
+      <w:r>
+        <w:rPr>
+          <w:rFonts w:ascii="Calibri" w:cs="Calibri" w:eastAsia="Calibri" w:hAnsi="Calibri"/>
+        </w:rPr>
+        <w:t xml:space="preserve">Open </w:t>
+      </w:r>
+      <w:r>
+        <w:rPr>
+          <w:rFonts w:ascii="Calibri" w:cs="Calibri" w:eastAsia="Calibri" w:hAnsi="Calibri"/>
+          <w:b/>
+          <w:bCs/>
+        </w:rPr>
+        <w:t xml:space="preserve">Kasaysayan ng biyahe</w:t>
+      </w:r>
+      <w:r>
+        <w:rPr>
+          <w:rFonts w:ascii="Calibri" w:cs="Calibri" w:eastAsia="Calibri" w:hAnsi="Calibri"/>
+        </w:rPr>
+        <w:t xml:space="preserve"> (Ride history) from the dashboard. Every ride in the chapter is listed, newest first, with the commuter’s name and number, the driver, the trip type, the outcome and the rating. Use </w:t>
+      </w:r>
+      <w:r>
+        <w:rPr>
+          <w:rFonts w:ascii="Calibri" w:cs="Calibri" w:eastAsia="Calibri" w:hAnsi="Calibri"/>
+          <w:b/>
+          <w:bCs/>
+        </w:rPr>
+        <w:t xml:space="preserve">Lahat</w:t>
+      </w:r>
+      <w:r>
+        <w:rPr>
+          <w:rFonts w:ascii="Calibri" w:cs="Calibri" w:eastAsia="Calibri" w:hAnsi="Calibri"/>
+        </w:rPr>
+        <w:t xml:space="preserve"> (All), </w:t>
+      </w:r>
+      <w:r>
+        <w:rPr>
+          <w:rFonts w:ascii="Calibri" w:cs="Calibri" w:eastAsia="Calibri" w:hAnsi="Calibri"/>
+          <w:b/>
+          <w:bCs/>
+        </w:rPr>
+        <w:t xml:space="preserve">Natapos</w:t>
+      </w:r>
+      <w:r>
+        <w:rPr>
+          <w:rFonts w:ascii="Calibri" w:cs="Calibri" w:eastAsia="Calibri" w:hAnsi="Calibri"/>
+        </w:rPr>
+        <w:t xml:space="preserve"> (Completed), </w:t>
+      </w:r>
+      <w:r>
+        <w:rPr>
+          <w:rFonts w:ascii="Calibri" w:cs="Calibri" w:eastAsia="Calibri" w:hAnsi="Calibri"/>
+          <w:b/>
+          <w:bCs/>
+        </w:rPr>
+        <w:t xml:space="preserve">Kinansela</w:t>
+      </w:r>
+      <w:r>
+        <w:rPr>
+          <w:rFonts w:ascii="Calibri" w:cs="Calibri" w:eastAsia="Calibri" w:hAnsi="Calibri"/>
+        </w:rPr>
+        <w:t xml:space="preserve"> (Cancelled) or </w:t>
+      </w:r>
+      <w:r>
+        <w:rPr>
+          <w:rFonts w:ascii="Calibri" w:cs="Calibri" w:eastAsia="Calibri" w:hAnsi="Calibri"/>
+          <w:b/>
+          <w:bCs/>
+        </w:rPr>
+        <w:t xml:space="preserve">Walang nakitang driver</w:t>
+      </w:r>
+      <w:r>
+        <w:rPr>
+          <w:rFonts w:ascii="Calibri" w:cs="Calibri" w:eastAsia="Calibri" w:hAnsi="Calibri"/>
+        </w:rPr>
+        <w:t xml:space="preserve"> (No driver found) to show one outcome only.</w:t>
+      </w:r>
+    </w:p>
+    <w:p>
       <w:r>
         <w:br w:type="page"/>
       </w:r>
@@ -8004,6 +9137,72 @@
                 <w:rFonts w:ascii="Calibri" w:cs="Calibri" w:eastAsia="Calibri" w:hAnsi="Calibri"/>
               </w:rPr>
               <w:t xml:space="preserve">Tick the agreement box.</w:t>
+            </w:r>
+          </w:p>
+        </w:tc>
+      </w:tr>
+      <w:tr>
+        <w:tc>
+          <w:tcPr>
+            <w:tcW w:type="dxa" w:w="4200"/>
+            <w:tcBorders>
+              <w:top w:val="single" w:color="BFBFBF" w:sz="4"/>
+              <w:left w:val="single" w:color="BFBFBF" w:sz="4"/>
+              <w:bottom w:val="single" w:color="BFBFBF" w:sz="4"/>
+              <w:right w:val="single" w:color="BFBFBF" w:sz="4"/>
+            </w:tcBorders>
+            <w:tcMar>
+              <w:top w:type="dxa" w:w="60"/>
+              <w:left w:type="dxa" w:w="100"/>
+              <w:bottom w:type="dxa" w:w="60"/>
+              <w:right w:type="dxa" w:w="100"/>
+            </w:tcMar>
+          </w:tcPr>
+          <w:p>
+            <w:pPr>
+              <w:spacing w:after="0" w:line="276"/>
+            </w:pPr>
+            <w:r>
+              <w:rPr>
+                <w:rFonts w:ascii="Calibri" w:cs="Calibri" w:eastAsia="Calibri" w:hAnsi="Calibri"/>
+                <w:b/>
+                <w:bCs/>
+              </w:rPr>
+              <w:t xml:space="preserve">Kailangan ng 16 numero</w:t>
+            </w:r>
+            <w:r>
+              <w:rPr>
+                <w:rFonts w:ascii="Calibri" w:cs="Calibri" w:eastAsia="Calibri" w:hAnsi="Calibri"/>
+              </w:rPr>
+              <w:t xml:space="preserve"> (Must be exactly 16 digits) (or another count)</w:t>
+            </w:r>
+          </w:p>
+        </w:tc>
+        <w:tc>
+          <w:tcPr>
+            <w:tcW w:type="dxa" w:w="5160"/>
+            <w:tcBorders>
+              <w:top w:val="single" w:color="BFBFBF" w:sz="4"/>
+              <w:left w:val="single" w:color="BFBFBF" w:sz="4"/>
+              <w:bottom w:val="single" w:color="BFBFBF" w:sz="4"/>
+              <w:right w:val="single" w:color="BFBFBF" w:sz="4"/>
+            </w:tcBorders>
+            <w:tcMar>
+              <w:top w:type="dxa" w:w="60"/>
+              <w:left w:type="dxa" w:w="100"/>
+              <w:bottom w:type="dxa" w:w="60"/>
+              <w:right w:type="dxa" w:w="100"/>
+            </w:tcMar>
+          </w:tcPr>
+          <w:p>
+            <w:pPr>
+              <w:spacing w:after="0" w:line="276"/>
+            </w:pPr>
+            <w:r>
+              <w:rPr>
+                <w:rFonts w:ascii="Calibri" w:cs="Calibri" w:eastAsia="Calibri" w:hAnsi="Calibri"/>
+              </w:rPr>
+              <w:t xml:space="preserve">The number is too short or too long for the ID type chosen. Check the ID type, then type every digit on the card, without dashes.</w:t>
             </w:r>
           </w:p>
         </w:tc>
